--- a/exerc/lista09.docx
+++ b/exerc/lista09.docx
@@ -1,6 +1,6 @@
 
 <file path=word/document.xml><?xml version="1.0" encoding="utf-8"?>
-<w:document xmlns:wpc="http://schemas.microsoft.com/office/word/2010/wordprocessingCanvas" xmlns:mc="http://schemas.openxmlformats.org/markup-compatibility/2006" xmlns:o="urn:schemas-microsoft-com:office:office" xmlns:r="http://schemas.openxmlformats.org/officeDocument/2006/relationships" xmlns:m="http://schemas.openxmlformats.org/officeDocument/2006/math" xmlns:v="urn:schemas-microsoft-com:vml" xmlns:wp14="http://schemas.microsoft.com/office/word/2010/wordprocessingDrawing" xmlns:wp="http://schemas.openxmlformats.org/drawingml/2006/wordprocessingDrawing" xmlns:w10="urn:schemas-microsoft-com:office:word" xmlns:w="http://schemas.openxmlformats.org/wordprocessingml/2006/main" xmlns:w14="http://schemas.microsoft.com/office/word/2010/wordml" xmlns:w15="http://schemas.microsoft.com/office/word/2012/wordml" xmlns:wpg="http://schemas.microsoft.com/office/word/2010/wordprocessingGroup" xmlns:wpi="http://schemas.microsoft.com/office/word/2010/wordprocessingInk" xmlns:wne="http://schemas.microsoft.com/office/word/2006/wordml" xmlns:wps="http://schemas.microsoft.com/office/word/2010/wordprocessingShape" mc:Ignorable="w14 w15 wp14">
+<w:document xmlns:wpc="http://schemas.microsoft.com/office/word/2010/wordprocessingCanvas" xmlns:cx="http://schemas.microsoft.com/office/drawing/2014/chartex" xmlns:cx1="http://schemas.microsoft.com/office/drawing/2015/9/8/chartex" xmlns:cx2="http://schemas.microsoft.com/office/drawing/2015/10/21/chartex" xmlns:cx3="http://schemas.microsoft.com/office/drawing/2016/5/9/chartex" xmlns:cx4="http://schemas.microsoft.com/office/drawing/2016/5/10/chartex" xmlns:cx5="http://schemas.microsoft.com/office/drawing/2016/5/11/chartex" xmlns:cx6="http://schemas.microsoft.com/office/drawing/2016/5/12/chartex" xmlns:cx7="http://schemas.microsoft.com/office/drawing/2016/5/13/chartex" xmlns:cx8="http://schemas.microsoft.com/office/drawing/2016/5/14/chartex" xmlns:mc="http://schemas.openxmlformats.org/markup-compatibility/2006" xmlns:aink="http://schemas.microsoft.com/office/drawing/2016/ink" xmlns:am3d="http://schemas.microsoft.com/office/drawing/2017/model3d" xmlns:o="urn:schemas-microsoft-com:office:office" xmlns:oel="http://schemas.microsoft.com/office/2019/extlst" xmlns:r="http://schemas.openxmlformats.org/officeDocument/2006/relationships" xmlns:m="http://schemas.openxmlformats.org/officeDocument/2006/math" xmlns:v="urn:schemas-microsoft-com:vml" xmlns:wp14="http://schemas.microsoft.com/office/word/2010/wordprocessingDrawing" xmlns:wp="http://schemas.openxmlformats.org/drawingml/2006/wordprocessingDrawing" xmlns:w10="urn:schemas-microsoft-com:office:word" xmlns:w="http://schemas.openxmlformats.org/wordprocessingml/2006/main" xmlns:w14="http://schemas.microsoft.com/office/word/2010/wordml" xmlns:w15="http://schemas.microsoft.com/office/word/2012/wordml" xmlns:w16cex="http://schemas.microsoft.com/office/word/2018/wordml/cex" xmlns:w16cid="http://schemas.microsoft.com/office/word/2016/wordml/cid" xmlns:w16="http://schemas.microsoft.com/office/word/2018/wordml" xmlns:w16du="http://schemas.microsoft.com/office/word/2023/wordml/word16du" xmlns:w16sdtdh="http://schemas.microsoft.com/office/word/2020/wordml/sdtdatahash" xmlns:w16sdtfl="http://schemas.microsoft.com/office/word/2024/wordml/sdtformatlock" xmlns:w16se="http://schemas.microsoft.com/office/word/2015/wordml/symex" xmlns:wpg="http://schemas.microsoft.com/office/word/2010/wordprocessingGroup" xmlns:wpi="http://schemas.microsoft.com/office/word/2010/wordprocessingInk" xmlns:wne="http://schemas.microsoft.com/office/word/2006/wordml" xmlns:wps="http://schemas.microsoft.com/office/word/2010/wordprocessingShape" mc:Ignorable="w14 w15 w16se w16cid w16 w16cex w16sdtdh w16sdtfl w16du wp14">
   <w:body>
     <w:p>
       <w:pPr>
@@ -71,10 +71,8 @@
           <w:b/>
           <w:sz w:val="24"/>
         </w:rPr>
-        <w:t>4</w:t>
+        <w:t>5</w:t>
       </w:r>
-      <w:bookmarkStart w:id="0" w:name="_GoBack"/>
-      <w:bookmarkEnd w:id="0"/>
     </w:p>
     <w:p>
       <w:pPr>
@@ -150,23 +148,7 @@
           <w:sz w:val="24"/>
           <w:szCs w:val="24"/>
         </w:rPr>
-        <w:t xml:space="preserve">Um alto coeficiente de determinação indica que </w:t>
-      </w:r>
-      <w:proofErr w:type="gramStart"/>
-      <w:r>
-        <w:rPr>
-          <w:sz w:val="24"/>
-          <w:szCs w:val="24"/>
-        </w:rPr>
-        <w:t>as variáveis dependente e independente tem</w:t>
-      </w:r>
-      <w:proofErr w:type="gramEnd"/>
-      <w:r>
-        <w:rPr>
-          <w:sz w:val="24"/>
-          <w:szCs w:val="24"/>
-        </w:rPr>
-        <w:t xml:space="preserve"> necessariamente uma relação linear forte;</w:t>
+        <w:t>Um alto coeficiente de determinação indica que as variáveis dependente e independente tem necessariamente uma relação linear forte;</w:t>
       </w:r>
     </w:p>
     <w:p>
@@ -186,23 +168,7 @@
           <w:sz w:val="24"/>
           <w:szCs w:val="24"/>
         </w:rPr>
-        <w:t xml:space="preserve">Numa regressão linear simples, o teste F e o teste </w:t>
-      </w:r>
-      <w:proofErr w:type="gramStart"/>
-      <w:r>
-        <w:rPr>
-          <w:sz w:val="24"/>
-          <w:szCs w:val="24"/>
-        </w:rPr>
-        <w:t>t</w:t>
-      </w:r>
-      <w:proofErr w:type="gramEnd"/>
-      <w:r>
-        <w:rPr>
-          <w:sz w:val="24"/>
-          <w:szCs w:val="24"/>
-        </w:rPr>
-        <w:t xml:space="preserve"> para o coeficiente angular são correspondentes;</w:t>
+        <w:t>Numa regressão linear simples, o teste F e o teste t para o coeficiente angular são correspondentes;</w:t>
       </w:r>
     </w:p>
     <w:p>
@@ -425,16 +391,46 @@
         <w:rPr>
           <w:szCs w:val="24"/>
         </w:rPr>
-        <w:t xml:space="preserve"> </w:t>
+        <w:t xml:space="preserve"> e </w:t>
       </w:r>
-      <w:proofErr w:type="gramStart"/>
       <w:r>
         <w:rPr>
+          <w:i/>
           <w:szCs w:val="24"/>
         </w:rPr>
-        <w:t>e</w:t>
+        <w:t>X</w:t>
       </w:r>
-      <w:proofErr w:type="gramEnd"/>
+      <w:r>
+        <w:rPr>
+          <w:szCs w:val="24"/>
+          <w:vertAlign w:val="subscript"/>
+        </w:rPr>
+        <w:t>3</w:t>
+      </w:r>
+      <w:r>
+        <w:rPr>
+          <w:szCs w:val="24"/>
+        </w:rPr>
+        <w:t xml:space="preserve">. Verifique se as relações entre a variável dependente e as independentes são lineares e proponha transformações caso necessário. </w:t>
+      </w:r>
+      <w:r>
+        <w:rPr>
+          <w:szCs w:val="24"/>
+        </w:rPr>
+        <w:t xml:space="preserve">Através dos testes F e t, verifique se a regressão é realmente válida. Caso seja necessário, simplifique o modelo </w:t>
+      </w:r>
+      <w:r>
+        <w:rPr>
+          <w:szCs w:val="24"/>
+        </w:rPr>
+        <w:t>descartando as variáveis independentes que não contribuem significativamente (adote o nível de significância de 5%)</w:t>
+      </w:r>
+      <w:r>
+        <w:rPr>
+          <w:szCs w:val="24"/>
+        </w:rPr>
+        <w:t>.</w:t>
+      </w:r>
       <w:r>
         <w:rPr>
           <w:szCs w:val="24"/>
@@ -443,50 +439,6 @@
       </w:r>
       <w:r>
         <w:rPr>
-          <w:i/>
-          <w:szCs w:val="24"/>
-        </w:rPr>
-        <w:t>X</w:t>
-      </w:r>
-      <w:r>
-        <w:rPr>
-          <w:szCs w:val="24"/>
-          <w:vertAlign w:val="subscript"/>
-        </w:rPr>
-        <w:t>3</w:t>
-      </w:r>
-      <w:r>
-        <w:rPr>
-          <w:szCs w:val="24"/>
-        </w:rPr>
-        <w:t xml:space="preserve">. Verifique se as relações entre a variável dependente e as independentes são lineares e proponha transformações caso necessário. </w:t>
-      </w:r>
-      <w:r>
-        <w:rPr>
-          <w:szCs w:val="24"/>
-        </w:rPr>
-        <w:t xml:space="preserve">Através dos testes F e t, verifique se a regressão é realmente válida. Caso seja necessário, simplifique o modelo </w:t>
-      </w:r>
-      <w:r>
-        <w:rPr>
-          <w:szCs w:val="24"/>
-        </w:rPr>
-        <w:t>descartando as variáveis independentes que não contribuem significativamente (adote o nível de significância de 5%)</w:t>
-      </w:r>
-      <w:r>
-        <w:rPr>
-          <w:szCs w:val="24"/>
-        </w:rPr>
-        <w:t>.</w:t>
-      </w:r>
-      <w:r>
-        <w:rPr>
-          <w:szCs w:val="24"/>
-        </w:rPr>
-        <w:t xml:space="preserve"> </w:t>
-      </w:r>
-      <w:r>
-        <w:rPr>
           <w:szCs w:val="24"/>
         </w:rPr>
         <w:t xml:space="preserve">De quanto a variação total de </w:t>
@@ -508,30 +460,8 @@
         <w:rPr>
           <w:szCs w:val="24"/>
         </w:rPr>
-        <w:t xml:space="preserve"> Aplique os testes de Shapiro-</w:t>
+        <w:t xml:space="preserve"> Aplique os testes de Shapiro-Wilk, Brush-Pagan</w:t>
       </w:r>
-      <w:proofErr w:type="spellStart"/>
-      <w:r>
-        <w:rPr>
-          <w:szCs w:val="24"/>
-        </w:rPr>
-        <w:t>Wilk</w:t>
-      </w:r>
-      <w:proofErr w:type="spellEnd"/>
-      <w:r>
-        <w:rPr>
-          <w:szCs w:val="24"/>
-        </w:rPr>
-        <w:t xml:space="preserve">, </w:t>
-      </w:r>
-      <w:proofErr w:type="spellStart"/>
-      <w:r>
-        <w:rPr>
-          <w:szCs w:val="24"/>
-        </w:rPr>
-        <w:t>Brush-Pagan</w:t>
-      </w:r>
-      <w:proofErr w:type="spellEnd"/>
       <w:r>
         <w:rPr>
           <w:szCs w:val="24"/>
@@ -6180,7 +6110,7 @@
 </file>
 
 <file path=word/numbering.xml><?xml version="1.0" encoding="utf-8"?>
-<w:numbering xmlns:wpc="http://schemas.microsoft.com/office/word/2010/wordprocessingCanvas" xmlns:mc="http://schemas.openxmlformats.org/markup-compatibility/2006" xmlns:o="urn:schemas-microsoft-com:office:office" xmlns:r="http://schemas.openxmlformats.org/officeDocument/2006/relationships" xmlns:m="http://schemas.openxmlformats.org/officeDocument/2006/math" xmlns:v="urn:schemas-microsoft-com:vml" xmlns:wp14="http://schemas.microsoft.com/office/word/2010/wordprocessingDrawing" xmlns:wp="http://schemas.openxmlformats.org/drawingml/2006/wordprocessingDrawing" xmlns:w10="urn:schemas-microsoft-com:office:word" xmlns:w="http://schemas.openxmlformats.org/wordprocessingml/2006/main" xmlns:w14="http://schemas.microsoft.com/office/word/2010/wordml" xmlns:w15="http://schemas.microsoft.com/office/word/2012/wordml" xmlns:wpg="http://schemas.microsoft.com/office/word/2010/wordprocessingGroup" xmlns:wpi="http://schemas.microsoft.com/office/word/2010/wordprocessingInk" xmlns:wne="http://schemas.microsoft.com/office/word/2006/wordml" xmlns:wps="http://schemas.microsoft.com/office/word/2010/wordprocessingShape" mc:Ignorable="w14 w15 wp14">
+<w:numbering xmlns:wpc="http://schemas.microsoft.com/office/word/2010/wordprocessingCanvas" xmlns:cx="http://schemas.microsoft.com/office/drawing/2014/chartex" xmlns:cx1="http://schemas.microsoft.com/office/drawing/2015/9/8/chartex" xmlns:cx2="http://schemas.microsoft.com/office/drawing/2015/10/21/chartex" xmlns:cx3="http://schemas.microsoft.com/office/drawing/2016/5/9/chartex" xmlns:cx4="http://schemas.microsoft.com/office/drawing/2016/5/10/chartex" xmlns:cx5="http://schemas.microsoft.com/office/drawing/2016/5/11/chartex" xmlns:cx6="http://schemas.microsoft.com/office/drawing/2016/5/12/chartex" xmlns:cx7="http://schemas.microsoft.com/office/drawing/2016/5/13/chartex" xmlns:cx8="http://schemas.microsoft.com/office/drawing/2016/5/14/chartex" xmlns:mc="http://schemas.openxmlformats.org/markup-compatibility/2006" xmlns:aink="http://schemas.microsoft.com/office/drawing/2016/ink" xmlns:am3d="http://schemas.microsoft.com/office/drawing/2017/model3d" xmlns:o="urn:schemas-microsoft-com:office:office" xmlns:oel="http://schemas.microsoft.com/office/2019/extlst" xmlns:r="http://schemas.openxmlformats.org/officeDocument/2006/relationships" xmlns:m="http://schemas.openxmlformats.org/officeDocument/2006/math" xmlns:v="urn:schemas-microsoft-com:vml" xmlns:wp14="http://schemas.microsoft.com/office/word/2010/wordprocessingDrawing" xmlns:wp="http://schemas.openxmlformats.org/drawingml/2006/wordprocessingDrawing" xmlns:w10="urn:schemas-microsoft-com:office:word" xmlns:w="http://schemas.openxmlformats.org/wordprocessingml/2006/main" xmlns:w14="http://schemas.microsoft.com/office/word/2010/wordml" xmlns:w15="http://schemas.microsoft.com/office/word/2012/wordml" xmlns:w16cex="http://schemas.microsoft.com/office/word/2018/wordml/cex" xmlns:w16cid="http://schemas.microsoft.com/office/word/2016/wordml/cid" xmlns:w16="http://schemas.microsoft.com/office/word/2018/wordml" xmlns:w16du="http://schemas.microsoft.com/office/word/2023/wordml/word16du" xmlns:w16sdtdh="http://schemas.microsoft.com/office/word/2020/wordml/sdtdatahash" xmlns:w16sdtfl="http://schemas.microsoft.com/office/word/2024/wordml/sdtformatlock" xmlns:w16se="http://schemas.microsoft.com/office/word/2015/wordml/symex" xmlns:wpg="http://schemas.microsoft.com/office/word/2010/wordprocessingGroup" xmlns:wpi="http://schemas.microsoft.com/office/word/2010/wordprocessingInk" xmlns:wne="http://schemas.microsoft.com/office/word/2006/wordml" xmlns:wps="http://schemas.microsoft.com/office/word/2010/wordprocessingShape" mc:Ignorable="w14 w15 w16se w16cid w16 w16cex w16sdtdh w16sdtfl w16du wp14">
   <w:abstractNum w:abstractNumId="0" w15:restartNumberingAfterBreak="0">
     <w:nsid w:val="050C42CB"/>
     <w:multiLevelType w:val="hybridMultilevel"/>
@@ -7309,56 +7239,56 @@
       </w:pPr>
     </w:lvl>
   </w:abstractNum>
-  <w:num w:numId="1">
+  <w:num w:numId="1" w16cid:durableId="1233276157">
     <w:abstractNumId w:val="8"/>
   </w:num>
-  <w:num w:numId="2">
+  <w:num w:numId="2" w16cid:durableId="1698235187">
     <w:abstractNumId w:val="5"/>
   </w:num>
-  <w:num w:numId="3">
+  <w:num w:numId="3" w16cid:durableId="1231035860">
     <w:abstractNumId w:val="6"/>
   </w:num>
-  <w:num w:numId="4">
+  <w:num w:numId="4" w16cid:durableId="442070638">
     <w:abstractNumId w:val="7"/>
   </w:num>
-  <w:num w:numId="5">
+  <w:num w:numId="5" w16cid:durableId="1057633167">
     <w:abstractNumId w:val="13"/>
   </w:num>
-  <w:num w:numId="6">
+  <w:num w:numId="6" w16cid:durableId="669408911">
     <w:abstractNumId w:val="11"/>
   </w:num>
-  <w:num w:numId="7">
+  <w:num w:numId="7" w16cid:durableId="719524137">
     <w:abstractNumId w:val="3"/>
   </w:num>
-  <w:num w:numId="8">
+  <w:num w:numId="8" w16cid:durableId="475219998">
     <w:abstractNumId w:val="0"/>
   </w:num>
-  <w:num w:numId="9">
+  <w:num w:numId="9" w16cid:durableId="901528965">
     <w:abstractNumId w:val="2"/>
   </w:num>
-  <w:num w:numId="10">
+  <w:num w:numId="10" w16cid:durableId="1770732885">
     <w:abstractNumId w:val="14"/>
   </w:num>
-  <w:num w:numId="11">
+  <w:num w:numId="11" w16cid:durableId="182667714">
     <w:abstractNumId w:val="10"/>
   </w:num>
-  <w:num w:numId="12">
+  <w:num w:numId="12" w16cid:durableId="1148011599">
     <w:abstractNumId w:val="4"/>
   </w:num>
-  <w:num w:numId="13">
+  <w:num w:numId="13" w16cid:durableId="1213662955">
     <w:abstractNumId w:val="1"/>
   </w:num>
-  <w:num w:numId="14">
+  <w:num w:numId="14" w16cid:durableId="2092508990">
     <w:abstractNumId w:val="9"/>
   </w:num>
-  <w:num w:numId="15">
+  <w:num w:numId="15" w16cid:durableId="471409848">
     <w:abstractNumId w:val="12"/>
   </w:num>
 </w:numbering>
 </file>
 
 <file path=word/styles.xml><?xml version="1.0" encoding="utf-8"?>
-<w:styles xmlns:mc="http://schemas.openxmlformats.org/markup-compatibility/2006" xmlns:r="http://schemas.openxmlformats.org/officeDocument/2006/relationships" xmlns:w="http://schemas.openxmlformats.org/wordprocessingml/2006/main" xmlns:w14="http://schemas.microsoft.com/office/word/2010/wordml" xmlns:w15="http://schemas.microsoft.com/office/word/2012/wordml" mc:Ignorable="w14 w15">
+<w:styles xmlns:mc="http://schemas.openxmlformats.org/markup-compatibility/2006" xmlns:r="http://schemas.openxmlformats.org/officeDocument/2006/relationships" xmlns:w="http://schemas.openxmlformats.org/wordprocessingml/2006/main" xmlns:w14="http://schemas.microsoft.com/office/word/2010/wordml" xmlns:w15="http://schemas.microsoft.com/office/word/2012/wordml" xmlns:w16cex="http://schemas.microsoft.com/office/word/2018/wordml/cex" xmlns:w16cid="http://schemas.microsoft.com/office/word/2016/wordml/cid" xmlns:w16="http://schemas.microsoft.com/office/word/2018/wordml" xmlns:w16du="http://schemas.microsoft.com/office/word/2023/wordml/word16du" xmlns:w16sdtdh="http://schemas.microsoft.com/office/word/2020/wordml/sdtdatahash" xmlns:w16sdtfl="http://schemas.microsoft.com/office/word/2024/wordml/sdtformatlock" xmlns:w16se="http://schemas.microsoft.com/office/word/2015/wordml/symex" mc:Ignorable="w14 w15 w16se w16cid w16 w16cex w16sdtdh w16sdtfl w16du">
   <w:docDefaults>
     <w:rPrDefault>
       <w:rPr>
@@ -7368,7 +7298,7 @@
     </w:rPrDefault>
     <w:pPrDefault/>
   </w:docDefaults>
-  <w:latentStyles w:defLockedState="0" w:defUIPriority="0" w:defSemiHidden="0" w:defUnhideWhenUsed="0" w:defQFormat="0" w:count="371">
+  <w:latentStyles w:defLockedState="0" w:defUIPriority="0" w:defSemiHidden="0" w:defUnhideWhenUsed="0" w:defQFormat="0" w:count="376">
     <w:lsdException w:name="Normal" w:qFormat="1"/>
     <w:lsdException w:name="heading 1" w:qFormat="1"/>
     <w:lsdException w:name="heading 2" w:semiHidden="1" w:unhideWhenUsed="1" w:qFormat="1"/>
@@ -7733,6 +7663,11 @@
     <w:lsdException w:name="List Table 5 Dark Accent 6" w:uiPriority="50"/>
     <w:lsdException w:name="List Table 6 Colorful Accent 6" w:uiPriority="51"/>
     <w:lsdException w:name="List Table 7 Colorful Accent 6" w:uiPriority="52"/>
+    <w:lsdException w:name="Mention" w:semiHidden="1" w:uiPriority="99" w:unhideWhenUsed="1"/>
+    <w:lsdException w:name="Smart Hyperlink" w:semiHidden="1" w:uiPriority="99" w:unhideWhenUsed="1"/>
+    <w:lsdException w:name="Hashtag" w:semiHidden="1" w:uiPriority="99" w:unhideWhenUsed="1"/>
+    <w:lsdException w:name="Unresolved Mention" w:semiHidden="1" w:uiPriority="99" w:unhideWhenUsed="1"/>
+    <w:lsdException w:name="Smart Link" w:semiHidden="1" w:uiPriority="99" w:unhideWhenUsed="1"/>
   </w:latentStyles>
   <w:style w:type="paragraph" w:default="1" w:styleId="Normal">
     <w:name w:val="Normal"/>

--- a/exerc/lista09.docx
+++ b/exerc/lista09.docx
@@ -71,7 +71,7 @@
           <w:b/>
           <w:sz w:val="24"/>
         </w:rPr>
-        <w:t>5</w:t>
+        <w:t>6</w:t>
       </w:r>
     </w:p>
     <w:p>
@@ -102,13 +102,19 @@
         <w:rPr>
           <w:szCs w:val="24"/>
         </w:rPr>
-        <w:t>Para cada item abaixo, responda verdadeiro ou falso e justifique sua escolha</w:t>
-      </w:r>
-      <w:r>
-        <w:rPr>
-          <w:szCs w:val="24"/>
-        </w:rPr>
-        <w:t>.</w:t>
+        <w:t>Para cada item abaixo, responda</w:t>
+      </w:r>
+      <w:r>
+        <w:rPr>
+          <w:szCs w:val="24"/>
+        </w:rPr>
+        <w:t xml:space="preserve"> e explique</w:t>
+      </w:r>
+      <w:r>
+        <w:rPr>
+          <w:szCs w:val="24"/>
+        </w:rPr>
+        <w:t>:</w:t>
       </w:r>
     </w:p>
     <w:p>
@@ -128,7 +134,35 @@
           <w:sz w:val="24"/>
           <w:szCs w:val="24"/>
         </w:rPr>
-        <w:t>O coeficiente de correlação tem o mesmo sinal do coeficiente angular de uma regressão linear simples;</w:t>
+        <w:t xml:space="preserve">Por que o coeficiente de </w:t>
+      </w:r>
+      <w:r>
+        <w:rPr>
+          <w:sz w:val="24"/>
+          <w:szCs w:val="24"/>
+        </w:rPr>
+        <w:t>determinação</w:t>
+      </w:r>
+      <w:r>
+        <w:rPr>
+          <w:sz w:val="24"/>
+          <w:szCs w:val="24"/>
+        </w:rPr>
+        <w:t xml:space="preserve"> é mais </w:t>
+      </w:r>
+      <w:r>
+        <w:rPr>
+          <w:sz w:val="24"/>
+          <w:szCs w:val="24"/>
+        </w:rPr>
+        <w:t>amplamente utilizado em análises de regressão do que o coeficiente de correlação</w:t>
+      </w:r>
+      <w:r>
+        <w:rPr>
+          <w:sz w:val="24"/>
+          <w:szCs w:val="24"/>
+        </w:rPr>
+        <w:t>? Existe uma relação entre eles?</w:t>
       </w:r>
     </w:p>
     <w:p>
@@ -148,7 +182,77 @@
           <w:sz w:val="24"/>
           <w:szCs w:val="24"/>
         </w:rPr>
-        <w:t>Um alto coeficiente de determinação indica que as variáveis dependente e independente tem necessariamente uma relação linear forte;</w:t>
+        <w:t xml:space="preserve">Numa regressão linear simples, </w:t>
+      </w:r>
+      <w:r>
+        <w:rPr>
+          <w:sz w:val="24"/>
+          <w:szCs w:val="24"/>
+        </w:rPr>
+        <w:t xml:space="preserve">é possível que </w:t>
+      </w:r>
+      <w:r>
+        <w:rPr>
+          <w:sz w:val="24"/>
+          <w:szCs w:val="24"/>
+        </w:rPr>
+        <w:t>u</w:t>
+      </w:r>
+      <w:r>
+        <w:rPr>
+          <w:sz w:val="24"/>
+          <w:szCs w:val="24"/>
+        </w:rPr>
+        <w:t>m alto coeficiente de determinação indi</w:t>
+      </w:r>
+      <w:r>
+        <w:rPr>
+          <w:sz w:val="24"/>
+          <w:szCs w:val="24"/>
+        </w:rPr>
+        <w:t>que erroneamente</w:t>
+      </w:r>
+      <w:r>
+        <w:rPr>
+          <w:sz w:val="24"/>
+          <w:szCs w:val="24"/>
+        </w:rPr>
+        <w:t xml:space="preserve"> que as variáveis dependente e independente t</w:t>
+      </w:r>
+      <w:r>
+        <w:rPr>
+          <w:sz w:val="24"/>
+          <w:szCs w:val="24"/>
+        </w:rPr>
+        <w:t>ê</w:t>
+      </w:r>
+      <w:r>
+        <w:rPr>
+          <w:sz w:val="24"/>
+          <w:szCs w:val="24"/>
+        </w:rPr>
+        <w:t xml:space="preserve">m </w:t>
+      </w:r>
+      <w:r>
+        <w:rPr>
+          <w:sz w:val="24"/>
+          <w:szCs w:val="24"/>
+        </w:rPr>
+        <w:t xml:space="preserve">mesmo </w:t>
+      </w:r>
+      <w:r>
+        <w:rPr>
+          <w:sz w:val="24"/>
+          <w:szCs w:val="24"/>
+        </w:rPr>
+        <w:t>uma relação linear forte</w:t>
+      </w:r>
+      <w:r>
+        <w:rPr>
+          <w:sz w:val="24"/>
+          <w:szCs w:val="24"/>
+        </w:rPr>
+        <w:t>?</w:t>
       </w:r>
     </w:p>
     <w:p>
@@ -168,7 +272,28 @@
           <w:sz w:val="24"/>
           <w:szCs w:val="24"/>
         </w:rPr>
-        <w:t>Numa regressão linear simples, o teste F e o teste t para o coeficiente angular são correspondentes;</w:t>
+        <w:t>Em que tipo de</w:t>
+      </w:r>
+      <w:r>
+        <w:rPr>
+          <w:sz w:val="24"/>
+          <w:szCs w:val="24"/>
+        </w:rPr>
+        <w:t xml:space="preserve"> regressão, o teste F e o teste t para o coeficiente angular são </w:t>
+      </w:r>
+      <w:r>
+        <w:rPr>
+          <w:sz w:val="24"/>
+          <w:szCs w:val="24"/>
+        </w:rPr>
+        <w:t>equivalentes</w:t>
+      </w:r>
+      <w:r>
+        <w:rPr>
+          <w:sz w:val="24"/>
+          <w:szCs w:val="24"/>
+        </w:rPr>
+        <w:t>?</w:t>
       </w:r>
     </w:p>
     <w:p>
@@ -188,22 +313,44 @@
           <w:sz w:val="24"/>
           <w:szCs w:val="24"/>
         </w:rPr>
-        <w:t xml:space="preserve">As melhores estimativas de </w:t>
+        <w:t>Numa regressão, p</w:t>
+      </w:r>
+      <w:r>
+        <w:rPr>
+          <w:sz w:val="24"/>
+          <w:szCs w:val="24"/>
+        </w:rPr>
+        <w:t>or que a</w:t>
+      </w:r>
+      <w:r>
+        <w:rPr>
+          <w:sz w:val="24"/>
+          <w:szCs w:val="24"/>
+        </w:rPr>
+        <w:t xml:space="preserve"> variância do erro </w:t>
+      </w:r>
+      <w:r>
+        <w:rPr>
+          <w:sz w:val="24"/>
+          <w:szCs w:val="24"/>
+        </w:rPr>
+        <w:sym w:font="Symbol" w:char="F065"/>
       </w:r>
       <w:r>
         <w:rPr>
           <w:i/>
           <w:sz w:val="24"/>
           <w:szCs w:val="24"/>
-        </w:rPr>
-        <w:t>Y</w:t>
+          <w:vertAlign w:val="subscript"/>
+        </w:rPr>
+        <w:t>i</w:t>
       </w:r>
       <w:r>
         <w:rPr>
           <w:sz w:val="24"/>
           <w:szCs w:val="24"/>
         </w:rPr>
-        <w:t xml:space="preserve"> numa regressão linear simples são obtidas próximas de </w:t>
+        <w:t xml:space="preserve"> deve ser a mesma para todos os valores de </w:t>
       </w:r>
       <w:r>
         <w:rPr>
@@ -215,10 +362,19 @@
       </w:r>
       <w:r>
         <w:rPr>
+          <w:i/>
           <w:sz w:val="24"/>
           <w:szCs w:val="24"/>
-        </w:rPr>
-        <w:t> = 0.</w:t>
+          <w:vertAlign w:val="subscript"/>
+        </w:rPr>
+        <w:t>i</w:t>
+      </w:r>
+      <w:r>
+        <w:rPr>
+          <w:sz w:val="24"/>
+          <w:szCs w:val="24"/>
+        </w:rPr>
+        <w:t>?</w:t>
       </w:r>
     </w:p>
     <w:p>
@@ -238,7 +394,21 @@
           <w:sz w:val="24"/>
           <w:szCs w:val="24"/>
         </w:rPr>
-        <w:t xml:space="preserve">A variância do erro </w:t>
+        <w:t>Quando</w:t>
+      </w:r>
+      <w:r>
+        <w:rPr>
+          <w:sz w:val="24"/>
+          <w:szCs w:val="24"/>
+        </w:rPr>
+        <w:t xml:space="preserve"> a normalidade do erro</w:t>
+      </w:r>
+      <w:r>
+        <w:rPr>
+          <w:sz w:val="24"/>
+          <w:szCs w:val="24"/>
+        </w:rPr>
+        <w:t xml:space="preserve"> </w:t>
       </w:r>
       <w:r>
         <w:rPr>
@@ -261,40 +431,21 @@
           <w:sz w:val="24"/>
           <w:szCs w:val="24"/>
         </w:rPr>
-        <w:t xml:space="preserve"> deve ser a mesma para todos os valores </w:t>
-      </w:r>
-      <w:proofErr w:type="gramStart"/>
+        <w:t xml:space="preserve"> </w:t>
+      </w:r>
       <w:r>
         <w:rPr>
           <w:sz w:val="24"/>
           <w:szCs w:val="24"/>
         </w:rPr>
-        <w:t xml:space="preserve">de </w:t>
-      </w:r>
-      <w:r>
-        <w:rPr>
-          <w:i/>
+        <w:t>é necessári</w:t>
+      </w:r>
+      <w:r>
+        <w:rPr>
           <w:sz w:val="24"/>
           <w:szCs w:val="24"/>
         </w:rPr>
-        <w:t>X</w:t>
-      </w:r>
-      <w:r>
-        <w:rPr>
-          <w:i/>
-          <w:sz w:val="24"/>
-          <w:szCs w:val="24"/>
-          <w:vertAlign w:val="subscript"/>
-        </w:rPr>
-        <w:t>i</w:t>
-      </w:r>
-      <w:proofErr w:type="gramEnd"/>
-      <w:r>
-        <w:rPr>
-          <w:sz w:val="24"/>
-          <w:szCs w:val="24"/>
-        </w:rPr>
-        <w:t>.</w:t>
+        <w:t>a numa regressão?</w:t>
       </w:r>
     </w:p>
     <w:p>
@@ -505,7 +656,6 @@
               <w:bottom w:val="single" w:sz="8" w:space="0" w:color="auto"/>
               <w:right w:val="single" w:sz="8" w:space="0" w:color="auto"/>
             </w:tcBorders>
-            <w:shd w:val="clear" w:color="auto" w:fill="auto"/>
             <w:vAlign w:val="center"/>
             <w:hideMark/>
           </w:tcPr>
@@ -537,7 +687,6 @@
               <w:bottom w:val="single" w:sz="8" w:space="0" w:color="auto"/>
               <w:right w:val="single" w:sz="8" w:space="0" w:color="auto"/>
             </w:tcBorders>
-            <w:shd w:val="clear" w:color="auto" w:fill="auto"/>
             <w:vAlign w:val="center"/>
             <w:hideMark/>
           </w:tcPr>
@@ -576,7 +725,6 @@
               <w:bottom w:val="single" w:sz="8" w:space="0" w:color="auto"/>
               <w:right w:val="single" w:sz="8" w:space="0" w:color="auto"/>
             </w:tcBorders>
-            <w:shd w:val="clear" w:color="auto" w:fill="auto"/>
             <w:vAlign w:val="center"/>
             <w:hideMark/>
           </w:tcPr>
@@ -615,7 +763,6 @@
               <w:bottom w:val="single" w:sz="8" w:space="0" w:color="auto"/>
               <w:right w:val="single" w:sz="8" w:space="0" w:color="auto"/>
             </w:tcBorders>
-            <w:shd w:val="clear" w:color="auto" w:fill="auto"/>
             <w:vAlign w:val="center"/>
             <w:hideMark/>
           </w:tcPr>
@@ -660,22 +807,17 @@
               <w:bottom w:val="nil"/>
               <w:right w:val="single" w:sz="8" w:space="0" w:color="auto"/>
             </w:tcBorders>
-            <w:shd w:val="clear" w:color="auto" w:fill="auto"/>
-            <w:vAlign w:val="center"/>
-            <w:hideMark/>
-          </w:tcPr>
-          <w:p>
-            <w:pPr>
-              <w:jc w:val="center"/>
-              <w:rPr>
-                <w:color w:val="000000"/>
-              </w:rPr>
-            </w:pPr>
-            <w:r>
-              <w:rPr>
-                <w:color w:val="000000"/>
-              </w:rPr>
-              <w:t>73,27</w:t>
+            <w:hideMark/>
+          </w:tcPr>
+          <w:p>
+            <w:pPr>
+              <w:jc w:val="center"/>
+              <w:rPr>
+                <w:color w:val="000000"/>
+              </w:rPr>
+            </w:pPr>
+            <w:r>
+              <w:t>75,56</w:t>
             </w:r>
           </w:p>
         </w:tc>
@@ -688,22 +830,17 @@
               <w:bottom w:val="nil"/>
               <w:right w:val="single" w:sz="8" w:space="0" w:color="auto"/>
             </w:tcBorders>
-            <w:shd w:val="clear" w:color="auto" w:fill="auto"/>
-            <w:vAlign w:val="center"/>
-            <w:hideMark/>
-          </w:tcPr>
-          <w:p>
-            <w:pPr>
-              <w:jc w:val="center"/>
-              <w:rPr>
-                <w:color w:val="000000"/>
-              </w:rPr>
-            </w:pPr>
-            <w:r>
-              <w:rPr>
-                <w:color w:val="000000"/>
-              </w:rPr>
-              <w:t>9,25</w:t>
+            <w:hideMark/>
+          </w:tcPr>
+          <w:p>
+            <w:pPr>
+              <w:jc w:val="center"/>
+              <w:rPr>
+                <w:color w:val="000000"/>
+              </w:rPr>
+            </w:pPr>
+            <w:r>
+              <w:t>29,30</w:t>
             </w:r>
           </w:p>
         </w:tc>
@@ -716,22 +853,17 @@
               <w:bottom w:val="nil"/>
               <w:right w:val="single" w:sz="8" w:space="0" w:color="auto"/>
             </w:tcBorders>
-            <w:shd w:val="clear" w:color="auto" w:fill="auto"/>
-            <w:vAlign w:val="center"/>
-            <w:hideMark/>
-          </w:tcPr>
-          <w:p>
-            <w:pPr>
-              <w:jc w:val="center"/>
-              <w:rPr>
-                <w:color w:val="000000"/>
-              </w:rPr>
-            </w:pPr>
-            <w:r>
-              <w:rPr>
-                <w:color w:val="000000"/>
-              </w:rPr>
-              <w:t>21,24</w:t>
+            <w:hideMark/>
+          </w:tcPr>
+          <w:p>
+            <w:pPr>
+              <w:jc w:val="center"/>
+              <w:rPr>
+                <w:color w:val="000000"/>
+              </w:rPr>
+            </w:pPr>
+            <w:r>
+              <w:t>36,70</w:t>
             </w:r>
           </w:p>
         </w:tc>
@@ -744,22 +876,17 @@
               <w:bottom w:val="nil"/>
               <w:right w:val="single" w:sz="8" w:space="0" w:color="auto"/>
             </w:tcBorders>
-            <w:shd w:val="clear" w:color="auto" w:fill="auto"/>
-            <w:vAlign w:val="center"/>
-            <w:hideMark/>
-          </w:tcPr>
-          <w:p>
-            <w:pPr>
-              <w:jc w:val="center"/>
-              <w:rPr>
-                <w:color w:val="000000"/>
-              </w:rPr>
-            </w:pPr>
-            <w:r>
-              <w:rPr>
-                <w:color w:val="000000"/>
-              </w:rPr>
-              <w:t>56,56</w:t>
+            <w:hideMark/>
+          </w:tcPr>
+          <w:p>
+            <w:pPr>
+              <w:jc w:val="center"/>
+              <w:rPr>
+                <w:color w:val="000000"/>
+              </w:rPr>
+            </w:pPr>
+            <w:r>
+              <w:t>60,90</w:t>
             </w:r>
           </w:p>
         </w:tc>
@@ -778,22 +905,17 @@
               <w:bottom w:val="nil"/>
               <w:right w:val="single" w:sz="8" w:space="0" w:color="auto"/>
             </w:tcBorders>
-            <w:shd w:val="clear" w:color="auto" w:fill="auto"/>
-            <w:vAlign w:val="center"/>
-            <w:hideMark/>
-          </w:tcPr>
-          <w:p>
-            <w:pPr>
-              <w:jc w:val="center"/>
-              <w:rPr>
-                <w:color w:val="000000"/>
-              </w:rPr>
-            </w:pPr>
-            <w:r>
-              <w:rPr>
-                <w:color w:val="000000"/>
-              </w:rPr>
-              <w:t>73,43</w:t>
+            <w:hideMark/>
+          </w:tcPr>
+          <w:p>
+            <w:pPr>
+              <w:jc w:val="center"/>
+              <w:rPr>
+                <w:color w:val="000000"/>
+              </w:rPr>
+            </w:pPr>
+            <w:r>
+              <w:t>77,57</w:t>
             </w:r>
           </w:p>
         </w:tc>
@@ -806,22 +928,17 @@
               <w:bottom w:val="nil"/>
               <w:right w:val="single" w:sz="8" w:space="0" w:color="auto"/>
             </w:tcBorders>
-            <w:shd w:val="clear" w:color="auto" w:fill="auto"/>
-            <w:vAlign w:val="center"/>
-            <w:hideMark/>
-          </w:tcPr>
-          <w:p>
-            <w:pPr>
-              <w:jc w:val="center"/>
-              <w:rPr>
-                <w:color w:val="000000"/>
-              </w:rPr>
-            </w:pPr>
-            <w:r>
-              <w:rPr>
-                <w:color w:val="000000"/>
-              </w:rPr>
-              <w:t>8,40</w:t>
+            <w:hideMark/>
+          </w:tcPr>
+          <w:p>
+            <w:pPr>
+              <w:jc w:val="center"/>
+              <w:rPr>
+                <w:color w:val="000000"/>
+              </w:rPr>
+            </w:pPr>
+            <w:r>
+              <w:t>28,30</w:t>
             </w:r>
           </w:p>
         </w:tc>
@@ -834,22 +951,17 @@
               <w:bottom w:val="nil"/>
               <w:right w:val="single" w:sz="8" w:space="0" w:color="auto"/>
             </w:tcBorders>
-            <w:shd w:val="clear" w:color="auto" w:fill="auto"/>
-            <w:vAlign w:val="center"/>
-            <w:hideMark/>
-          </w:tcPr>
-          <w:p>
-            <w:pPr>
-              <w:jc w:val="center"/>
-              <w:rPr>
-                <w:color w:val="000000"/>
-              </w:rPr>
-            </w:pPr>
-            <w:r>
-              <w:rPr>
-                <w:color w:val="000000"/>
-              </w:rPr>
-              <w:t>21,13</w:t>
+            <w:hideMark/>
+          </w:tcPr>
+          <w:p>
+            <w:pPr>
+              <w:jc w:val="center"/>
+              <w:rPr>
+                <w:color w:val="000000"/>
+              </w:rPr>
+            </w:pPr>
+            <w:r>
+              <w:t>40,40</w:t>
             </w:r>
           </w:p>
         </w:tc>
@@ -862,22 +974,17 @@
               <w:bottom w:val="nil"/>
               <w:right w:val="single" w:sz="8" w:space="0" w:color="auto"/>
             </w:tcBorders>
-            <w:shd w:val="clear" w:color="auto" w:fill="auto"/>
-            <w:vAlign w:val="center"/>
-            <w:hideMark/>
-          </w:tcPr>
-          <w:p>
-            <w:pPr>
-              <w:jc w:val="center"/>
-              <w:rPr>
-                <w:color w:val="000000"/>
-              </w:rPr>
-            </w:pPr>
-            <w:r>
-              <w:rPr>
-                <w:color w:val="000000"/>
-              </w:rPr>
-              <w:t>53,92</w:t>
+            <w:hideMark/>
+          </w:tcPr>
+          <w:p>
+            <w:pPr>
+              <w:jc w:val="center"/>
+              <w:rPr>
+                <w:color w:val="000000"/>
+              </w:rPr>
+            </w:pPr>
+            <w:r>
+              <w:t>59,00</w:t>
             </w:r>
           </w:p>
         </w:tc>
@@ -896,28 +1003,17 @@
               <w:bottom w:val="nil"/>
               <w:right w:val="single" w:sz="8" w:space="0" w:color="auto"/>
             </w:tcBorders>
-            <w:shd w:val="clear" w:color="auto" w:fill="auto"/>
-            <w:vAlign w:val="center"/>
-            <w:hideMark/>
-          </w:tcPr>
-          <w:p>
-            <w:pPr>
-              <w:jc w:val="center"/>
-              <w:rPr>
-                <w:color w:val="000000"/>
-              </w:rPr>
-            </w:pPr>
-            <w:r>
-              <w:rPr>
-                <w:color w:val="000000"/>
-              </w:rPr>
-              <w:t>7</w:t>
-            </w:r>
-            <w:r>
-              <w:rPr>
-                <w:color w:val="000000"/>
-              </w:rPr>
-              <w:t>8,3</w:t>
+            <w:hideMark/>
+          </w:tcPr>
+          <w:p>
+            <w:pPr>
+              <w:jc w:val="center"/>
+              <w:rPr>
+                <w:color w:val="000000"/>
+              </w:rPr>
+            </w:pPr>
+            <w:r>
+              <w:t>78,62</w:t>
             </w:r>
           </w:p>
         </w:tc>
@@ -930,22 +1026,17 @@
               <w:bottom w:val="nil"/>
               <w:right w:val="single" w:sz="8" w:space="0" w:color="auto"/>
             </w:tcBorders>
-            <w:shd w:val="clear" w:color="auto" w:fill="auto"/>
-            <w:vAlign w:val="center"/>
-            <w:hideMark/>
-          </w:tcPr>
-          <w:p>
-            <w:pPr>
-              <w:jc w:val="center"/>
-              <w:rPr>
-                <w:color w:val="000000"/>
-              </w:rPr>
-            </w:pPr>
-            <w:r>
-              <w:rPr>
-                <w:color w:val="000000"/>
-              </w:rPr>
-              <w:t>9,57</w:t>
+            <w:hideMark/>
+          </w:tcPr>
+          <w:p>
+            <w:pPr>
+              <w:jc w:val="center"/>
+              <w:rPr>
+                <w:color w:val="000000"/>
+              </w:rPr>
+            </w:pPr>
+            <w:r>
+              <w:t>28,90</w:t>
             </w:r>
           </w:p>
         </w:tc>
@@ -958,22 +1049,17 @@
               <w:bottom w:val="nil"/>
               <w:right w:val="single" w:sz="8" w:space="0" w:color="auto"/>
             </w:tcBorders>
-            <w:shd w:val="clear" w:color="auto" w:fill="auto"/>
-            <w:vAlign w:val="center"/>
-            <w:hideMark/>
-          </w:tcPr>
-          <w:p>
-            <w:pPr>
-              <w:jc w:val="center"/>
-              <w:rPr>
-                <w:color w:val="000000"/>
-              </w:rPr>
-            </w:pPr>
-            <w:r>
-              <w:rPr>
-                <w:color w:val="000000"/>
-              </w:rPr>
-              <w:t>22,42</w:t>
+            <w:hideMark/>
+          </w:tcPr>
+          <w:p>
+            <w:pPr>
+              <w:jc w:val="center"/>
+              <w:rPr>
+                <w:color w:val="000000"/>
+              </w:rPr>
+            </w:pPr>
+            <w:r>
+              <w:t>35,00</w:t>
             </w:r>
           </w:p>
         </w:tc>
@@ -986,22 +1072,17 @@
               <w:bottom w:val="nil"/>
               <w:right w:val="single" w:sz="8" w:space="0" w:color="auto"/>
             </w:tcBorders>
-            <w:shd w:val="clear" w:color="auto" w:fill="auto"/>
-            <w:vAlign w:val="center"/>
-            <w:hideMark/>
-          </w:tcPr>
-          <w:p>
-            <w:pPr>
-              <w:jc w:val="center"/>
-              <w:rPr>
-                <w:color w:val="000000"/>
-              </w:rPr>
-            </w:pPr>
-            <w:r>
-              <w:rPr>
-                <w:color w:val="000000"/>
-              </w:rPr>
-              <w:t>59,31</w:t>
+            <w:hideMark/>
+          </w:tcPr>
+          <w:p>
+            <w:pPr>
+              <w:jc w:val="center"/>
+              <w:rPr>
+                <w:color w:val="000000"/>
+              </w:rPr>
+            </w:pPr>
+            <w:r>
+              <w:t>59,30</w:t>
             </w:r>
           </w:p>
         </w:tc>
@@ -1020,22 +1101,17 @@
               <w:bottom w:val="nil"/>
               <w:right w:val="single" w:sz="8" w:space="0" w:color="auto"/>
             </w:tcBorders>
-            <w:shd w:val="clear" w:color="auto" w:fill="auto"/>
-            <w:vAlign w:val="center"/>
-            <w:hideMark/>
-          </w:tcPr>
-          <w:p>
-            <w:pPr>
-              <w:jc w:val="center"/>
-              <w:rPr>
-                <w:color w:val="000000"/>
-              </w:rPr>
-            </w:pPr>
-            <w:r>
-              <w:rPr>
-                <w:color w:val="000000"/>
-              </w:rPr>
-              <w:t>78,98</w:t>
+            <w:hideMark/>
+          </w:tcPr>
+          <w:p>
+            <w:pPr>
+              <w:jc w:val="center"/>
+              <w:rPr>
+                <w:color w:val="000000"/>
+              </w:rPr>
+            </w:pPr>
+            <w:r>
+              <w:t>77,90</w:t>
             </w:r>
           </w:p>
         </w:tc>
@@ -1048,22 +1124,17 @@
               <w:bottom w:val="nil"/>
               <w:right w:val="single" w:sz="8" w:space="0" w:color="auto"/>
             </w:tcBorders>
-            <w:shd w:val="clear" w:color="auto" w:fill="auto"/>
-            <w:vAlign w:val="center"/>
-            <w:hideMark/>
-          </w:tcPr>
-          <w:p>
-            <w:pPr>
-              <w:jc w:val="center"/>
-              <w:rPr>
-                <w:color w:val="000000"/>
-              </w:rPr>
-            </w:pPr>
-            <w:r>
-              <w:rPr>
-                <w:color w:val="000000"/>
-              </w:rPr>
-              <w:t>9,17</w:t>
+            <w:hideMark/>
+          </w:tcPr>
+          <w:p>
+            <w:pPr>
+              <w:jc w:val="center"/>
+              <w:rPr>
+                <w:color w:val="000000"/>
+              </w:rPr>
+            </w:pPr>
+            <w:r>
+              <w:t>27,20</w:t>
             </w:r>
           </w:p>
         </w:tc>
@@ -1076,22 +1147,17 @@
               <w:bottom w:val="nil"/>
               <w:right w:val="single" w:sz="8" w:space="0" w:color="auto"/>
             </w:tcBorders>
-            <w:shd w:val="clear" w:color="auto" w:fill="auto"/>
-            <w:vAlign w:val="center"/>
-            <w:hideMark/>
-          </w:tcPr>
-          <w:p>
-            <w:pPr>
-              <w:jc w:val="center"/>
-              <w:rPr>
-                <w:color w:val="000000"/>
-              </w:rPr>
-            </w:pPr>
-            <w:r>
-              <w:rPr>
-                <w:color w:val="000000"/>
-              </w:rPr>
-              <w:t>23,33</w:t>
+            <w:hideMark/>
+          </w:tcPr>
+          <w:p>
+            <w:pPr>
+              <w:jc w:val="center"/>
+              <w:rPr>
+                <w:color w:val="000000"/>
+              </w:rPr>
+            </w:pPr>
+            <w:r>
+              <w:t>42,60</w:t>
             </w:r>
           </w:p>
         </w:tc>
@@ -1104,22 +1170,17 @@
               <w:bottom w:val="nil"/>
               <w:right w:val="single" w:sz="8" w:space="0" w:color="auto"/>
             </w:tcBorders>
-            <w:shd w:val="clear" w:color="auto" w:fill="auto"/>
-            <w:vAlign w:val="center"/>
-            <w:hideMark/>
-          </w:tcPr>
-          <w:p>
-            <w:pPr>
-              <w:jc w:val="center"/>
-              <w:rPr>
-                <w:color w:val="000000"/>
-              </w:rPr>
-            </w:pPr>
-            <w:r>
-              <w:rPr>
-                <w:color w:val="000000"/>
-              </w:rPr>
-              <w:t>58,67</w:t>
+            <w:hideMark/>
+          </w:tcPr>
+          <w:p>
+            <w:pPr>
+              <w:jc w:val="center"/>
+              <w:rPr>
+                <w:color w:val="000000"/>
+              </w:rPr>
+            </w:pPr>
+            <w:r>
+              <w:t>57,60</w:t>
             </w:r>
           </w:p>
         </w:tc>
@@ -1138,22 +1199,17 @@
               <w:bottom w:val="nil"/>
               <w:right w:val="single" w:sz="8" w:space="0" w:color="auto"/>
             </w:tcBorders>
-            <w:shd w:val="clear" w:color="auto" w:fill="auto"/>
-            <w:vAlign w:val="center"/>
-            <w:hideMark/>
-          </w:tcPr>
-          <w:p>
-            <w:pPr>
-              <w:jc w:val="center"/>
-              <w:rPr>
-                <w:color w:val="000000"/>
-              </w:rPr>
-            </w:pPr>
-            <w:r>
-              <w:rPr>
-                <w:color w:val="000000"/>
-              </w:rPr>
-              <w:t>83,41</w:t>
+            <w:hideMark/>
+          </w:tcPr>
+          <w:p>
+            <w:pPr>
+              <w:jc w:val="center"/>
+              <w:rPr>
+                <w:color w:val="000000"/>
+              </w:rPr>
+            </w:pPr>
+            <w:r>
+              <w:t>76,35</w:t>
             </w:r>
           </w:p>
         </w:tc>
@@ -1166,22 +1222,17 @@
               <w:bottom w:val="nil"/>
               <w:right w:val="single" w:sz="8" w:space="0" w:color="auto"/>
             </w:tcBorders>
-            <w:shd w:val="clear" w:color="auto" w:fill="auto"/>
-            <w:vAlign w:val="center"/>
-            <w:hideMark/>
-          </w:tcPr>
-          <w:p>
-            <w:pPr>
-              <w:jc w:val="center"/>
-              <w:rPr>
-                <w:color w:val="000000"/>
-              </w:rPr>
-            </w:pPr>
-            <w:r>
-              <w:rPr>
-                <w:color w:val="000000"/>
-              </w:rPr>
-              <w:t>11,13</w:t>
+            <w:hideMark/>
+          </w:tcPr>
+          <w:p>
+            <w:pPr>
+              <w:jc w:val="center"/>
+              <w:rPr>
+                <w:color w:val="000000"/>
+              </w:rPr>
+            </w:pPr>
+            <w:r>
+              <w:t>28,80</w:t>
             </w:r>
           </w:p>
         </w:tc>
@@ -1194,22 +1245,17 @@
               <w:bottom w:val="nil"/>
               <w:right w:val="single" w:sz="8" w:space="0" w:color="auto"/>
             </w:tcBorders>
-            <w:shd w:val="clear" w:color="auto" w:fill="auto"/>
-            <w:vAlign w:val="center"/>
-            <w:hideMark/>
-          </w:tcPr>
-          <w:p>
-            <w:pPr>
-              <w:jc w:val="center"/>
-              <w:rPr>
-                <w:color w:val="000000"/>
-              </w:rPr>
-            </w:pPr>
-            <w:r>
-              <w:rPr>
-                <w:color w:val="000000"/>
-              </w:rPr>
-              <w:t>21,15</w:t>
+            <w:hideMark/>
+          </w:tcPr>
+          <w:p>
+            <w:pPr>
+              <w:jc w:val="center"/>
+              <w:rPr>
+                <w:color w:val="000000"/>
+              </w:rPr>
+            </w:pPr>
+            <w:r>
+              <w:t>45,00</w:t>
             </w:r>
           </w:p>
         </w:tc>
@@ -1222,22 +1268,17 @@
               <w:bottom w:val="nil"/>
               <w:right w:val="single" w:sz="8" w:space="0" w:color="auto"/>
             </w:tcBorders>
-            <w:shd w:val="clear" w:color="auto" w:fill="auto"/>
-            <w:vAlign w:val="center"/>
-            <w:hideMark/>
-          </w:tcPr>
-          <w:p>
-            <w:pPr>
-              <w:jc w:val="center"/>
-              <w:rPr>
-                <w:color w:val="000000"/>
-              </w:rPr>
-            </w:pPr>
-            <w:r>
-              <w:rPr>
-                <w:color w:val="000000"/>
-              </w:rPr>
-              <w:t>54,32</w:t>
+            <w:hideMark/>
+          </w:tcPr>
+          <w:p>
+            <w:pPr>
+              <w:jc w:val="center"/>
+              <w:rPr>
+                <w:color w:val="000000"/>
+              </w:rPr>
+            </w:pPr>
+            <w:r>
+              <w:t>60,70</w:t>
             </w:r>
           </w:p>
         </w:tc>
@@ -1256,22 +1297,17 @@
               <w:bottom w:val="nil"/>
               <w:right w:val="single" w:sz="8" w:space="0" w:color="auto"/>
             </w:tcBorders>
-            <w:shd w:val="clear" w:color="auto" w:fill="auto"/>
-            <w:vAlign w:val="center"/>
-            <w:hideMark/>
-          </w:tcPr>
-          <w:p>
-            <w:pPr>
-              <w:jc w:val="center"/>
-              <w:rPr>
-                <w:color w:val="000000"/>
-              </w:rPr>
-            </w:pPr>
-            <w:r>
-              <w:rPr>
-                <w:color w:val="000000"/>
-              </w:rPr>
-              <w:t>76,73</w:t>
+            <w:hideMark/>
+          </w:tcPr>
+          <w:p>
+            <w:pPr>
+              <w:jc w:val="center"/>
+              <w:rPr>
+                <w:color w:val="000000"/>
+              </w:rPr>
+            </w:pPr>
+            <w:r>
+              <w:t>74,15</w:t>
             </w:r>
           </w:p>
         </w:tc>
@@ -1284,22 +1320,17 @@
               <w:bottom w:val="nil"/>
               <w:right w:val="single" w:sz="8" w:space="0" w:color="auto"/>
             </w:tcBorders>
-            <w:shd w:val="clear" w:color="auto" w:fill="auto"/>
-            <w:vAlign w:val="center"/>
-            <w:hideMark/>
-          </w:tcPr>
-          <w:p>
-            <w:pPr>
-              <w:jc w:val="center"/>
-              <w:rPr>
-                <w:color w:val="000000"/>
-              </w:rPr>
-            </w:pPr>
-            <w:r>
-              <w:rPr>
-                <w:color w:val="000000"/>
-              </w:rPr>
-              <w:t>9,67</w:t>
+            <w:hideMark/>
+          </w:tcPr>
+          <w:p>
+            <w:pPr>
+              <w:jc w:val="center"/>
+              <w:rPr>
+                <w:color w:val="000000"/>
+              </w:rPr>
+            </w:pPr>
+            <w:r>
+              <w:t>27,70</w:t>
             </w:r>
           </w:p>
         </w:tc>
@@ -1312,22 +1343,17 @@
               <w:bottom w:val="nil"/>
               <w:right w:val="single" w:sz="8" w:space="0" w:color="auto"/>
             </w:tcBorders>
-            <w:shd w:val="clear" w:color="auto" w:fill="auto"/>
-            <w:vAlign w:val="center"/>
-            <w:hideMark/>
-          </w:tcPr>
-          <w:p>
-            <w:pPr>
-              <w:jc w:val="center"/>
-              <w:rPr>
-                <w:color w:val="000000"/>
-              </w:rPr>
-            </w:pPr>
-            <w:r>
-              <w:rPr>
-                <w:color w:val="000000"/>
-              </w:rPr>
-              <w:t>22,18</w:t>
+            <w:hideMark/>
+          </w:tcPr>
+          <w:p>
+            <w:pPr>
+              <w:jc w:val="center"/>
+              <w:rPr>
+                <w:color w:val="000000"/>
+              </w:rPr>
+            </w:pPr>
+            <w:r>
+              <w:t>37,80</w:t>
             </w:r>
           </w:p>
         </w:tc>
@@ -1340,22 +1366,17 @@
               <w:bottom w:val="nil"/>
               <w:right w:val="single" w:sz="8" w:space="0" w:color="auto"/>
             </w:tcBorders>
-            <w:shd w:val="clear" w:color="auto" w:fill="auto"/>
-            <w:vAlign w:val="center"/>
-            <w:hideMark/>
-          </w:tcPr>
-          <w:p>
-            <w:pPr>
-              <w:jc w:val="center"/>
-              <w:rPr>
-                <w:color w:val="000000"/>
-              </w:rPr>
-            </w:pPr>
-            <w:r>
-              <w:rPr>
-                <w:color w:val="000000"/>
-              </w:rPr>
-              <w:t>55,06</w:t>
+            <w:hideMark/>
+          </w:tcPr>
+          <w:p>
+            <w:pPr>
+              <w:jc w:val="center"/>
+              <w:rPr>
+                <w:color w:val="000000"/>
+              </w:rPr>
+            </w:pPr>
+            <w:r>
+              <w:t>60,30</w:t>
             </w:r>
           </w:p>
         </w:tc>
@@ -1374,28 +1395,17 @@
               <w:bottom w:val="nil"/>
               <w:right w:val="single" w:sz="8" w:space="0" w:color="auto"/>
             </w:tcBorders>
-            <w:shd w:val="clear" w:color="auto" w:fill="auto"/>
-            <w:vAlign w:val="center"/>
-            <w:hideMark/>
-          </w:tcPr>
-          <w:p>
-            <w:pPr>
-              <w:jc w:val="center"/>
-              <w:rPr>
-                <w:color w:val="000000"/>
-              </w:rPr>
-            </w:pPr>
-            <w:r>
-              <w:rPr>
-                <w:color w:val="000000"/>
-              </w:rPr>
-              <w:t>80,4</w:t>
-            </w:r>
-            <w:r>
-              <w:rPr>
-                <w:color w:val="000000"/>
-              </w:rPr>
-              <w:t>0</w:t>
+            <w:hideMark/>
+          </w:tcPr>
+          <w:p>
+            <w:pPr>
+              <w:jc w:val="center"/>
+              <w:rPr>
+                <w:color w:val="000000"/>
+              </w:rPr>
+            </w:pPr>
+            <w:r>
+              <w:t>77,67</w:t>
             </w:r>
           </w:p>
         </w:tc>
@@ -1408,22 +1418,17 @@
               <w:bottom w:val="nil"/>
               <w:right w:val="single" w:sz="8" w:space="0" w:color="auto"/>
             </w:tcBorders>
-            <w:shd w:val="clear" w:color="auto" w:fill="auto"/>
-            <w:vAlign w:val="center"/>
-            <w:hideMark/>
-          </w:tcPr>
-          <w:p>
-            <w:pPr>
-              <w:jc w:val="center"/>
-              <w:rPr>
-                <w:color w:val="000000"/>
-              </w:rPr>
-            </w:pPr>
-            <w:r>
-              <w:rPr>
-                <w:color w:val="000000"/>
-              </w:rPr>
-              <w:t>10,54</w:t>
+            <w:hideMark/>
+          </w:tcPr>
+          <w:p>
+            <w:pPr>
+              <w:jc w:val="center"/>
+              <w:rPr>
+                <w:color w:val="000000"/>
+              </w:rPr>
+            </w:pPr>
+            <w:r>
+              <w:t>28,10</w:t>
             </w:r>
           </w:p>
         </w:tc>
@@ -1436,22 +1441,17 @@
               <w:bottom w:val="nil"/>
               <w:right w:val="single" w:sz="8" w:space="0" w:color="auto"/>
             </w:tcBorders>
-            <w:shd w:val="clear" w:color="auto" w:fill="auto"/>
-            <w:vAlign w:val="center"/>
-            <w:hideMark/>
-          </w:tcPr>
-          <w:p>
-            <w:pPr>
-              <w:jc w:val="center"/>
-              <w:rPr>
-                <w:color w:val="000000"/>
-              </w:rPr>
-            </w:pPr>
-            <w:r>
-              <w:rPr>
-                <w:color w:val="000000"/>
-              </w:rPr>
-              <w:t>20,24</w:t>
+            <w:hideMark/>
+          </w:tcPr>
+          <w:p>
+            <w:pPr>
+              <w:jc w:val="center"/>
+              <w:rPr>
+                <w:color w:val="000000"/>
+              </w:rPr>
+            </w:pPr>
+            <w:r>
+              <w:t>36,20</w:t>
             </w:r>
           </w:p>
         </w:tc>
@@ -1464,22 +1464,17 @@
               <w:bottom w:val="nil"/>
               <w:right w:val="single" w:sz="8" w:space="0" w:color="auto"/>
             </w:tcBorders>
-            <w:shd w:val="clear" w:color="auto" w:fill="auto"/>
-            <w:vAlign w:val="center"/>
-            <w:hideMark/>
-          </w:tcPr>
-          <w:p>
-            <w:pPr>
-              <w:jc w:val="center"/>
-              <w:rPr>
-                <w:color w:val="000000"/>
-              </w:rPr>
-            </w:pPr>
-            <w:r>
-              <w:rPr>
-                <w:color w:val="000000"/>
-              </w:rPr>
-              <w:t>54,49</w:t>
+            <w:hideMark/>
+          </w:tcPr>
+          <w:p>
+            <w:pPr>
+              <w:jc w:val="center"/>
+              <w:rPr>
+                <w:color w:val="000000"/>
+              </w:rPr>
+            </w:pPr>
+            <w:r>
+              <w:t>57,70</w:t>
             </w:r>
           </w:p>
         </w:tc>
@@ -1498,22 +1493,17 @@
               <w:bottom w:val="nil"/>
               <w:right w:val="single" w:sz="8" w:space="0" w:color="auto"/>
             </w:tcBorders>
-            <w:shd w:val="clear" w:color="auto" w:fill="auto"/>
-            <w:vAlign w:val="center"/>
-            <w:hideMark/>
-          </w:tcPr>
-          <w:p>
-            <w:pPr>
-              <w:jc w:val="center"/>
-              <w:rPr>
-                <w:color w:val="000000"/>
-              </w:rPr>
-            </w:pPr>
-            <w:r>
-              <w:rPr>
-                <w:color w:val="000000"/>
-              </w:rPr>
-              <w:t>74,31</w:t>
+            <w:hideMark/>
+          </w:tcPr>
+          <w:p>
+            <w:pPr>
+              <w:jc w:val="center"/>
+              <w:rPr>
+                <w:color w:val="000000"/>
+              </w:rPr>
+            </w:pPr>
+            <w:r>
+              <w:t>77,03</w:t>
             </w:r>
           </w:p>
         </w:tc>
@@ -1526,22 +1516,17 @@
               <w:bottom w:val="nil"/>
               <w:right w:val="single" w:sz="8" w:space="0" w:color="auto"/>
             </w:tcBorders>
-            <w:shd w:val="clear" w:color="auto" w:fill="auto"/>
-            <w:vAlign w:val="center"/>
-            <w:hideMark/>
-          </w:tcPr>
-          <w:p>
-            <w:pPr>
-              <w:jc w:val="center"/>
-              <w:rPr>
-                <w:color w:val="000000"/>
-              </w:rPr>
-            </w:pPr>
-            <w:r>
-              <w:rPr>
-                <w:color w:val="000000"/>
-              </w:rPr>
-              <w:t>9,18</w:t>
+            <w:hideMark/>
+          </w:tcPr>
+          <w:p>
+            <w:pPr>
+              <w:jc w:val="center"/>
+              <w:rPr>
+                <w:color w:val="000000"/>
+              </w:rPr>
+            </w:pPr>
+            <w:r>
+              <w:t>25,90</w:t>
             </w:r>
           </w:p>
         </w:tc>
@@ -1554,22 +1539,17 @@
               <w:bottom w:val="nil"/>
               <w:right w:val="single" w:sz="8" w:space="0" w:color="auto"/>
             </w:tcBorders>
-            <w:shd w:val="clear" w:color="auto" w:fill="auto"/>
-            <w:vAlign w:val="center"/>
-            <w:hideMark/>
-          </w:tcPr>
-          <w:p>
-            <w:pPr>
-              <w:jc w:val="center"/>
-              <w:rPr>
-                <w:color w:val="000000"/>
-              </w:rPr>
-            </w:pPr>
-            <w:r>
-              <w:rPr>
-                <w:color w:val="000000"/>
-              </w:rPr>
-              <w:t>22,19</w:t>
+            <w:hideMark/>
+          </w:tcPr>
+          <w:p>
+            <w:pPr>
+              <w:jc w:val="center"/>
+              <w:rPr>
+                <w:color w:val="000000"/>
+              </w:rPr>
+            </w:pPr>
+            <w:r>
+              <w:t>40,60</w:t>
             </w:r>
           </w:p>
         </w:tc>
@@ -1582,22 +1562,17 @@
               <w:bottom w:val="nil"/>
               <w:right w:val="single" w:sz="8" w:space="0" w:color="auto"/>
             </w:tcBorders>
-            <w:shd w:val="clear" w:color="auto" w:fill="auto"/>
-            <w:vAlign w:val="center"/>
-            <w:hideMark/>
-          </w:tcPr>
-          <w:p>
-            <w:pPr>
-              <w:jc w:val="center"/>
-              <w:rPr>
-                <w:color w:val="000000"/>
-              </w:rPr>
-            </w:pPr>
-            <w:r>
-              <w:rPr>
-                <w:color w:val="000000"/>
-              </w:rPr>
-              <w:t>57,43</w:t>
+            <w:hideMark/>
+          </w:tcPr>
+          <w:p>
+            <w:pPr>
+              <w:jc w:val="center"/>
+              <w:rPr>
+                <w:color w:val="000000"/>
+              </w:rPr>
+            </w:pPr>
+            <w:r>
+              <w:t>55,60</w:t>
             </w:r>
           </w:p>
         </w:tc>
@@ -1616,28 +1591,17 @@
               <w:bottom w:val="nil"/>
               <w:right w:val="single" w:sz="8" w:space="0" w:color="auto"/>
             </w:tcBorders>
-            <w:shd w:val="clear" w:color="auto" w:fill="auto"/>
-            <w:vAlign w:val="center"/>
-            <w:hideMark/>
-          </w:tcPr>
-          <w:p>
-            <w:pPr>
-              <w:jc w:val="center"/>
-              <w:rPr>
-                <w:color w:val="000000"/>
-              </w:rPr>
-            </w:pPr>
-            <w:r>
-              <w:rPr>
-                <w:color w:val="000000"/>
-              </w:rPr>
-              <w:t>7</w:t>
-            </w:r>
-            <w:r>
-              <w:rPr>
-                <w:color w:val="000000"/>
-              </w:rPr>
-              <w:t>5,30</w:t>
+            <w:hideMark/>
+          </w:tcPr>
+          <w:p>
+            <w:pPr>
+              <w:jc w:val="center"/>
+              <w:rPr>
+                <w:color w:val="000000"/>
+              </w:rPr>
+            </w:pPr>
+            <w:r>
+              <w:t>64,21</w:t>
             </w:r>
           </w:p>
         </w:tc>
@@ -1650,22 +1614,17 @@
               <w:bottom w:val="nil"/>
               <w:right w:val="single" w:sz="8" w:space="0" w:color="auto"/>
             </w:tcBorders>
-            <w:shd w:val="clear" w:color="auto" w:fill="auto"/>
-            <w:vAlign w:val="center"/>
-            <w:hideMark/>
-          </w:tcPr>
-          <w:p>
-            <w:pPr>
-              <w:jc w:val="center"/>
-              <w:rPr>
-                <w:color w:val="000000"/>
-              </w:rPr>
-            </w:pPr>
-            <w:r>
-              <w:rPr>
-                <w:color w:val="000000"/>
-              </w:rPr>
-              <w:t>8,52</w:t>
+            <w:hideMark/>
+          </w:tcPr>
+          <w:p>
+            <w:pPr>
+              <w:jc w:val="center"/>
+              <w:rPr>
+                <w:color w:val="000000"/>
+              </w:rPr>
+            </w:pPr>
+            <w:r>
+              <w:t>21,10</w:t>
             </w:r>
           </w:p>
         </w:tc>
@@ -1678,22 +1637,17 @@
               <w:bottom w:val="nil"/>
               <w:right w:val="single" w:sz="8" w:space="0" w:color="auto"/>
             </w:tcBorders>
-            <w:shd w:val="clear" w:color="auto" w:fill="auto"/>
-            <w:vAlign w:val="center"/>
-            <w:hideMark/>
-          </w:tcPr>
-          <w:p>
-            <w:pPr>
-              <w:jc w:val="center"/>
-              <w:rPr>
-                <w:color w:val="000000"/>
-              </w:rPr>
-            </w:pPr>
-            <w:r>
-              <w:rPr>
-                <w:color w:val="000000"/>
-              </w:rPr>
-              <w:t>22,99</w:t>
+            <w:hideMark/>
+          </w:tcPr>
+          <w:p>
+            <w:pPr>
+              <w:jc w:val="center"/>
+              <w:rPr>
+                <w:color w:val="000000"/>
+              </w:rPr>
+            </w:pPr>
+            <w:r>
+              <w:t>32,10</w:t>
             </w:r>
           </w:p>
         </w:tc>
@@ -1706,22 +1660,17 @@
               <w:bottom w:val="nil"/>
               <w:right w:val="single" w:sz="8" w:space="0" w:color="auto"/>
             </w:tcBorders>
-            <w:shd w:val="clear" w:color="auto" w:fill="auto"/>
-            <w:vAlign w:val="center"/>
-            <w:hideMark/>
-          </w:tcPr>
-          <w:p>
-            <w:pPr>
-              <w:jc w:val="center"/>
-              <w:rPr>
-                <w:color w:val="000000"/>
-              </w:rPr>
-            </w:pPr>
-            <w:r>
-              <w:rPr>
-                <w:color w:val="000000"/>
-              </w:rPr>
-              <w:t>56,87</w:t>
+            <w:hideMark/>
+          </w:tcPr>
+          <w:p>
+            <w:pPr>
+              <w:jc w:val="center"/>
+              <w:rPr>
+                <w:color w:val="000000"/>
+              </w:rPr>
+            </w:pPr>
+            <w:r>
+              <w:t>55,60</w:t>
             </w:r>
           </w:p>
         </w:tc>
@@ -1740,22 +1689,17 @@
               <w:bottom w:val="nil"/>
               <w:right w:val="single" w:sz="8" w:space="0" w:color="auto"/>
             </w:tcBorders>
-            <w:shd w:val="clear" w:color="auto" w:fill="auto"/>
-            <w:vAlign w:val="center"/>
-            <w:hideMark/>
-          </w:tcPr>
-          <w:p>
-            <w:pPr>
-              <w:jc w:val="center"/>
-              <w:rPr>
-                <w:color w:val="000000"/>
-              </w:rPr>
-            </w:pPr>
-            <w:r>
-              <w:rPr>
-                <w:color w:val="000000"/>
-              </w:rPr>
-              <w:t>76,58</w:t>
+            <w:hideMark/>
+          </w:tcPr>
+          <w:p>
+            <w:pPr>
+              <w:jc w:val="center"/>
+              <w:rPr>
+                <w:color w:val="000000"/>
+              </w:rPr>
+            </w:pPr>
+            <w:r>
+              <w:t>69,54</w:t>
             </w:r>
           </w:p>
         </w:tc>
@@ -1768,22 +1712,17 @@
               <w:bottom w:val="nil"/>
               <w:right w:val="single" w:sz="8" w:space="0" w:color="auto"/>
             </w:tcBorders>
-            <w:shd w:val="clear" w:color="auto" w:fill="auto"/>
-            <w:vAlign w:val="center"/>
-            <w:hideMark/>
-          </w:tcPr>
-          <w:p>
-            <w:pPr>
-              <w:jc w:val="center"/>
-              <w:rPr>
-                <w:color w:val="000000"/>
-              </w:rPr>
-            </w:pPr>
-            <w:r>
-              <w:rPr>
-                <w:color w:val="000000"/>
-              </w:rPr>
-              <w:t>9,35</w:t>
+            <w:hideMark/>
+          </w:tcPr>
+          <w:p>
+            <w:pPr>
+              <w:jc w:val="center"/>
+              <w:rPr>
+                <w:color w:val="000000"/>
+              </w:rPr>
+            </w:pPr>
+            <w:r>
+              <w:t>22,60</w:t>
             </w:r>
           </w:p>
         </w:tc>
@@ -1796,22 +1735,17 @@
               <w:bottom w:val="nil"/>
               <w:right w:val="single" w:sz="8" w:space="0" w:color="auto"/>
             </w:tcBorders>
-            <w:shd w:val="clear" w:color="auto" w:fill="auto"/>
-            <w:vAlign w:val="center"/>
-            <w:hideMark/>
-          </w:tcPr>
-          <w:p>
-            <w:pPr>
-              <w:jc w:val="center"/>
-              <w:rPr>
-                <w:color w:val="000000"/>
-              </w:rPr>
-            </w:pPr>
-            <w:r>
-              <w:rPr>
-                <w:color w:val="000000"/>
-              </w:rPr>
-              <w:t>21,56</w:t>
+            <w:hideMark/>
+          </w:tcPr>
+          <w:p>
+            <w:pPr>
+              <w:jc w:val="center"/>
+              <w:rPr>
+                <w:color w:val="000000"/>
+              </w:rPr>
+            </w:pPr>
+            <w:r>
+              <w:t>44,80</w:t>
             </w:r>
           </w:p>
         </w:tc>
@@ -1824,22 +1758,17 @@
               <w:bottom w:val="nil"/>
               <w:right w:val="single" w:sz="8" w:space="0" w:color="auto"/>
             </w:tcBorders>
-            <w:shd w:val="clear" w:color="auto" w:fill="auto"/>
-            <w:vAlign w:val="center"/>
-            <w:hideMark/>
-          </w:tcPr>
-          <w:p>
-            <w:pPr>
-              <w:jc w:val="center"/>
-              <w:rPr>
-                <w:color w:val="000000"/>
-              </w:rPr>
-            </w:pPr>
-            <w:r>
-              <w:rPr>
-                <w:color w:val="000000"/>
-              </w:rPr>
-              <w:t>53,83</w:t>
+            <w:hideMark/>
+          </w:tcPr>
+          <w:p>
+            <w:pPr>
+              <w:jc w:val="center"/>
+              <w:rPr>
+                <w:color w:val="000000"/>
+              </w:rPr>
+            </w:pPr>
+            <w:r>
+              <w:t>57,00</w:t>
             </w:r>
           </w:p>
         </w:tc>
@@ -1858,22 +1787,17 @@
               <w:bottom w:val="nil"/>
               <w:right w:val="single" w:sz="8" w:space="0" w:color="auto"/>
             </w:tcBorders>
-            <w:shd w:val="clear" w:color="auto" w:fill="auto"/>
-            <w:vAlign w:val="center"/>
-            <w:hideMark/>
-          </w:tcPr>
-          <w:p>
-            <w:pPr>
-              <w:jc w:val="center"/>
-              <w:rPr>
-                <w:color w:val="000000"/>
-              </w:rPr>
-            </w:pPr>
-            <w:r>
-              <w:rPr>
-                <w:color w:val="000000"/>
-              </w:rPr>
-              <w:t>84,14</w:t>
+            <w:hideMark/>
+          </w:tcPr>
+          <w:p>
+            <w:pPr>
+              <w:jc w:val="center"/>
+              <w:rPr>
+                <w:color w:val="000000"/>
+              </w:rPr>
+            </w:pPr>
+            <w:r>
+              <w:t>82,34</w:t>
             </w:r>
           </w:p>
         </w:tc>
@@ -1886,22 +1810,17 @@
               <w:bottom w:val="nil"/>
               <w:right w:val="single" w:sz="8" w:space="0" w:color="auto"/>
             </w:tcBorders>
-            <w:shd w:val="clear" w:color="auto" w:fill="auto"/>
-            <w:vAlign w:val="center"/>
-            <w:hideMark/>
-          </w:tcPr>
-          <w:p>
-            <w:pPr>
-              <w:jc w:val="center"/>
-              <w:rPr>
-                <w:color w:val="000000"/>
-              </w:rPr>
-            </w:pPr>
-            <w:r>
-              <w:rPr>
-                <w:color w:val="000000"/>
-              </w:rPr>
-              <w:t>11,30</w:t>
+            <w:hideMark/>
+          </w:tcPr>
+          <w:p>
+            <w:pPr>
+              <w:jc w:val="center"/>
+              <w:rPr>
+                <w:color w:val="000000"/>
+              </w:rPr>
+            </w:pPr>
+            <w:r>
+              <w:t>29,40</w:t>
             </w:r>
           </w:p>
         </w:tc>
@@ -1914,22 +1833,17 @@
               <w:bottom w:val="nil"/>
               <w:right w:val="single" w:sz="8" w:space="0" w:color="auto"/>
             </w:tcBorders>
-            <w:shd w:val="clear" w:color="auto" w:fill="auto"/>
-            <w:vAlign w:val="center"/>
-            <w:hideMark/>
-          </w:tcPr>
-          <w:p>
-            <w:pPr>
-              <w:jc w:val="center"/>
-              <w:rPr>
-                <w:color w:val="000000"/>
-              </w:rPr>
-            </w:pPr>
-            <w:r>
-              <w:rPr>
-                <w:color w:val="000000"/>
-              </w:rPr>
-              <w:t>23,79</w:t>
+            <w:hideMark/>
+          </w:tcPr>
+          <w:p>
+            <w:pPr>
+              <w:jc w:val="center"/>
+              <w:rPr>
+                <w:color w:val="000000"/>
+              </w:rPr>
+            </w:pPr>
+            <w:r>
+              <w:t>44,50</w:t>
             </w:r>
           </w:p>
         </w:tc>
@@ -1942,22 +1856,17 @@
               <w:bottom w:val="nil"/>
               <w:right w:val="single" w:sz="8" w:space="0" w:color="auto"/>
             </w:tcBorders>
-            <w:shd w:val="clear" w:color="auto" w:fill="auto"/>
-            <w:vAlign w:val="center"/>
-            <w:hideMark/>
-          </w:tcPr>
-          <w:p>
-            <w:pPr>
-              <w:jc w:val="center"/>
-              <w:rPr>
-                <w:color w:val="000000"/>
-              </w:rPr>
-            </w:pPr>
-            <w:r>
-              <w:rPr>
-                <w:color w:val="000000"/>
-              </w:rPr>
-              <w:t>61,38</w:t>
+            <w:hideMark/>
+          </w:tcPr>
+          <w:p>
+            <w:pPr>
+              <w:jc w:val="center"/>
+              <w:rPr>
+                <w:color w:val="000000"/>
+              </w:rPr>
+            </w:pPr>
+            <w:r>
+              <w:t>57,50</w:t>
             </w:r>
           </w:p>
         </w:tc>
@@ -1976,22 +1885,17 @@
               <w:bottom w:val="nil"/>
               <w:right w:val="single" w:sz="8" w:space="0" w:color="auto"/>
             </w:tcBorders>
-            <w:shd w:val="clear" w:color="auto" w:fill="auto"/>
-            <w:vAlign w:val="center"/>
-            <w:hideMark/>
-          </w:tcPr>
-          <w:p>
-            <w:pPr>
-              <w:jc w:val="center"/>
-              <w:rPr>
-                <w:color w:val="000000"/>
-              </w:rPr>
-            </w:pPr>
-            <w:r>
-              <w:rPr>
-                <w:color w:val="000000"/>
-              </w:rPr>
-              <w:t>72,19</w:t>
+            <w:hideMark/>
+          </w:tcPr>
+          <w:p>
+            <w:pPr>
+              <w:jc w:val="center"/>
+              <w:rPr>
+                <w:color w:val="000000"/>
+              </w:rPr>
+            </w:pPr>
+            <w:r>
+              <w:t>74,65</w:t>
             </w:r>
           </w:p>
         </w:tc>
@@ -2004,22 +1908,17 @@
               <w:bottom w:val="nil"/>
               <w:right w:val="single" w:sz="8" w:space="0" w:color="auto"/>
             </w:tcBorders>
-            <w:shd w:val="clear" w:color="auto" w:fill="auto"/>
-            <w:vAlign w:val="center"/>
-            <w:hideMark/>
-          </w:tcPr>
-          <w:p>
-            <w:pPr>
-              <w:jc w:val="center"/>
-              <w:rPr>
-                <w:color w:val="000000"/>
-              </w:rPr>
-            </w:pPr>
-            <w:r>
-              <w:rPr>
-                <w:color w:val="000000"/>
-              </w:rPr>
-              <w:t>9,11</w:t>
+            <w:hideMark/>
+          </w:tcPr>
+          <w:p>
+            <w:pPr>
+              <w:jc w:val="center"/>
+              <w:rPr>
+                <w:color w:val="000000"/>
+              </w:rPr>
+            </w:pPr>
+            <w:r>
+              <w:t>24,80</w:t>
             </w:r>
           </w:p>
         </w:tc>
@@ -2032,22 +1931,17 @@
               <w:bottom w:val="nil"/>
               <w:right w:val="single" w:sz="8" w:space="0" w:color="auto"/>
             </w:tcBorders>
-            <w:shd w:val="clear" w:color="auto" w:fill="auto"/>
-            <w:vAlign w:val="center"/>
-            <w:hideMark/>
-          </w:tcPr>
-          <w:p>
-            <w:pPr>
-              <w:jc w:val="center"/>
-              <w:rPr>
-                <w:color w:val="000000"/>
-              </w:rPr>
-            </w:pPr>
-            <w:r>
-              <w:rPr>
-                <w:color w:val="000000"/>
-              </w:rPr>
-              <w:t>20,73</w:t>
+            <w:hideMark/>
+          </w:tcPr>
+          <w:p>
+            <w:pPr>
+              <w:jc w:val="center"/>
+              <w:rPr>
+                <w:color w:val="000000"/>
+              </w:rPr>
+            </w:pPr>
+            <w:r>
+              <w:t>39,00</w:t>
             </w:r>
           </w:p>
         </w:tc>
@@ -2060,22 +1954,17 @@
               <w:bottom w:val="nil"/>
               <w:right w:val="single" w:sz="8" w:space="0" w:color="auto"/>
             </w:tcBorders>
-            <w:shd w:val="clear" w:color="auto" w:fill="auto"/>
-            <w:vAlign w:val="center"/>
-            <w:hideMark/>
-          </w:tcPr>
-          <w:p>
-            <w:pPr>
-              <w:jc w:val="center"/>
-              <w:rPr>
-                <w:color w:val="000000"/>
-              </w:rPr>
-            </w:pPr>
-            <w:r>
-              <w:rPr>
-                <w:color w:val="000000"/>
-              </w:rPr>
-              <w:t>52,13</w:t>
+            <w:hideMark/>
+          </w:tcPr>
+          <w:p>
+            <w:pPr>
+              <w:jc w:val="center"/>
+              <w:rPr>
+                <w:color w:val="000000"/>
+              </w:rPr>
+            </w:pPr>
+            <w:r>
+              <w:t>56,20</w:t>
             </w:r>
           </w:p>
         </w:tc>
@@ -2094,22 +1983,17 @@
               <w:bottom w:val="nil"/>
               <w:right w:val="single" w:sz="8" w:space="0" w:color="auto"/>
             </w:tcBorders>
-            <w:shd w:val="clear" w:color="auto" w:fill="auto"/>
-            <w:vAlign w:val="center"/>
-            <w:hideMark/>
-          </w:tcPr>
-          <w:p>
-            <w:pPr>
-              <w:jc w:val="center"/>
-              <w:rPr>
-                <w:color w:val="000000"/>
-              </w:rPr>
-            </w:pPr>
-            <w:r>
-              <w:rPr>
-                <w:color w:val="000000"/>
-              </w:rPr>
-              <w:t>78,04</w:t>
+            <w:hideMark/>
+          </w:tcPr>
+          <w:p>
+            <w:pPr>
+              <w:jc w:val="center"/>
+              <w:rPr>
+                <w:color w:val="000000"/>
+              </w:rPr>
+            </w:pPr>
+            <w:r>
+              <w:t>75,52</w:t>
             </w:r>
           </w:p>
         </w:tc>
@@ -2122,22 +2006,17 @@
               <w:bottom w:val="nil"/>
               <w:right w:val="single" w:sz="8" w:space="0" w:color="auto"/>
             </w:tcBorders>
-            <w:shd w:val="clear" w:color="auto" w:fill="auto"/>
-            <w:vAlign w:val="center"/>
-            <w:hideMark/>
-          </w:tcPr>
-          <w:p>
-            <w:pPr>
-              <w:jc w:val="center"/>
-              <w:rPr>
-                <w:color w:val="000000"/>
-              </w:rPr>
-            </w:pPr>
-            <w:r>
-              <w:rPr>
-                <w:color w:val="000000"/>
-              </w:rPr>
-              <w:t>10,66</w:t>
+            <w:hideMark/>
+          </w:tcPr>
+          <w:p>
+            <w:pPr>
+              <w:jc w:val="center"/>
+              <w:rPr>
+                <w:color w:val="000000"/>
+              </w:rPr>
+            </w:pPr>
+            <w:r>
+              <w:t>25,90</w:t>
             </w:r>
           </w:p>
         </w:tc>
@@ -2150,22 +2029,17 @@
               <w:bottom w:val="nil"/>
               <w:right w:val="single" w:sz="8" w:space="0" w:color="auto"/>
             </w:tcBorders>
-            <w:shd w:val="clear" w:color="auto" w:fill="auto"/>
-            <w:vAlign w:val="center"/>
-            <w:hideMark/>
-          </w:tcPr>
-          <w:p>
-            <w:pPr>
-              <w:jc w:val="center"/>
-              <w:rPr>
-                <w:color w:val="000000"/>
-              </w:rPr>
-            </w:pPr>
-            <w:r>
-              <w:rPr>
-                <w:color w:val="000000"/>
-              </w:rPr>
-              <w:t>21,48</w:t>
+            <w:hideMark/>
+          </w:tcPr>
+          <w:p>
+            <w:pPr>
+              <w:jc w:val="center"/>
+              <w:rPr>
+                <w:color w:val="000000"/>
+              </w:rPr>
+            </w:pPr>
+            <w:r>
+              <w:t>30,70</w:t>
             </w:r>
           </w:p>
         </w:tc>
@@ -2178,22 +2052,17 @@
               <w:bottom w:val="nil"/>
               <w:right w:val="single" w:sz="8" w:space="0" w:color="auto"/>
             </w:tcBorders>
-            <w:shd w:val="clear" w:color="auto" w:fill="auto"/>
-            <w:vAlign w:val="center"/>
-            <w:hideMark/>
-          </w:tcPr>
-          <w:p>
-            <w:pPr>
-              <w:jc w:val="center"/>
-              <w:rPr>
-                <w:color w:val="000000"/>
-              </w:rPr>
-            </w:pPr>
-            <w:r>
-              <w:rPr>
-                <w:color w:val="000000"/>
-              </w:rPr>
-              <w:t>56,71</w:t>
+            <w:hideMark/>
+          </w:tcPr>
+          <w:p>
+            <w:pPr>
+              <w:jc w:val="center"/>
+              <w:rPr>
+                <w:color w:val="000000"/>
+              </w:rPr>
+            </w:pPr>
+            <w:r>
+              <w:t>56,00</w:t>
             </w:r>
           </w:p>
         </w:tc>
@@ -2212,28 +2081,17 @@
               <w:bottom w:val="nil"/>
               <w:right w:val="single" w:sz="8" w:space="0" w:color="auto"/>
             </w:tcBorders>
-            <w:shd w:val="clear" w:color="auto" w:fill="auto"/>
-            <w:vAlign w:val="center"/>
-            <w:hideMark/>
-          </w:tcPr>
-          <w:p>
-            <w:pPr>
-              <w:jc w:val="center"/>
-              <w:rPr>
-                <w:color w:val="000000"/>
-              </w:rPr>
-            </w:pPr>
-            <w:r>
-              <w:rPr>
-                <w:color w:val="000000"/>
-              </w:rPr>
-              <w:t>80,9</w:t>
-            </w:r>
-            <w:r>
-              <w:rPr>
-                <w:color w:val="000000"/>
-              </w:rPr>
-              <w:t>0</w:t>
+            <w:hideMark/>
+          </w:tcPr>
+          <w:p>
+            <w:pPr>
+              <w:jc w:val="center"/>
+              <w:rPr>
+                <w:color w:val="000000"/>
+              </w:rPr>
+            </w:pPr>
+            <w:r>
+              <w:t>64,83</w:t>
             </w:r>
           </w:p>
         </w:tc>
@@ -2246,22 +2104,17 @@
               <w:bottom w:val="nil"/>
               <w:right w:val="single" w:sz="8" w:space="0" w:color="auto"/>
             </w:tcBorders>
-            <w:shd w:val="clear" w:color="auto" w:fill="auto"/>
-            <w:vAlign w:val="center"/>
-            <w:hideMark/>
-          </w:tcPr>
-          <w:p>
-            <w:pPr>
-              <w:jc w:val="center"/>
-              <w:rPr>
-                <w:color w:val="000000"/>
-              </w:rPr>
-            </w:pPr>
-            <w:r>
-              <w:rPr>
-                <w:color w:val="000000"/>
-              </w:rPr>
-              <w:t>10,74</w:t>
+            <w:hideMark/>
+          </w:tcPr>
+          <w:p>
+            <w:pPr>
+              <w:jc w:val="center"/>
+              <w:rPr>
+                <w:color w:val="000000"/>
+              </w:rPr>
+            </w:pPr>
+            <w:r>
+              <w:t>22,00</w:t>
             </w:r>
           </w:p>
         </w:tc>
@@ -2274,22 +2127,17 @@
               <w:bottom w:val="nil"/>
               <w:right w:val="single" w:sz="8" w:space="0" w:color="auto"/>
             </w:tcBorders>
-            <w:shd w:val="clear" w:color="auto" w:fill="auto"/>
-            <w:vAlign w:val="center"/>
-            <w:hideMark/>
-          </w:tcPr>
-          <w:p>
-            <w:pPr>
-              <w:jc w:val="center"/>
-              <w:rPr>
-                <w:color w:val="000000"/>
-              </w:rPr>
-            </w:pPr>
-            <w:r>
-              <w:rPr>
-                <w:color w:val="000000"/>
-              </w:rPr>
-              <w:t>22,77</w:t>
+            <w:hideMark/>
+          </w:tcPr>
+          <w:p>
+            <w:pPr>
+              <w:jc w:val="center"/>
+              <w:rPr>
+                <w:color w:val="000000"/>
+              </w:rPr>
+            </w:pPr>
+            <w:r>
+              <w:t>41,40</w:t>
             </w:r>
           </w:p>
         </w:tc>
@@ -2302,22 +2150,17 @@
               <w:bottom w:val="nil"/>
               <w:right w:val="single" w:sz="8" w:space="0" w:color="auto"/>
             </w:tcBorders>
-            <w:shd w:val="clear" w:color="auto" w:fill="auto"/>
-            <w:vAlign w:val="center"/>
-            <w:hideMark/>
-          </w:tcPr>
-          <w:p>
-            <w:pPr>
-              <w:jc w:val="center"/>
-              <w:rPr>
-                <w:color w:val="000000"/>
-              </w:rPr>
-            </w:pPr>
-            <w:r>
-              <w:rPr>
-                <w:color w:val="000000"/>
-              </w:rPr>
-              <w:t>60,42</w:t>
+            <w:hideMark/>
+          </w:tcPr>
+          <w:p>
+            <w:pPr>
+              <w:jc w:val="center"/>
+              <w:rPr>
+                <w:color w:val="000000"/>
+              </w:rPr>
+            </w:pPr>
+            <w:r>
+              <w:t>56,70</w:t>
             </w:r>
           </w:p>
         </w:tc>
@@ -2336,28 +2179,17 @@
               <w:bottom w:val="single" w:sz="8" w:space="0" w:color="auto"/>
               <w:right w:val="single" w:sz="8" w:space="0" w:color="auto"/>
             </w:tcBorders>
-            <w:shd w:val="clear" w:color="auto" w:fill="auto"/>
-            <w:vAlign w:val="center"/>
-            <w:hideMark/>
-          </w:tcPr>
-          <w:p>
-            <w:pPr>
-              <w:jc w:val="center"/>
-              <w:rPr>
-                <w:color w:val="000000"/>
-              </w:rPr>
-            </w:pPr>
-            <w:r>
-              <w:rPr>
-                <w:color w:val="000000"/>
-              </w:rPr>
-              <w:t>7</w:t>
-            </w:r>
-            <w:r>
-              <w:rPr>
-                <w:color w:val="000000"/>
-              </w:rPr>
-              <w:t>5,80</w:t>
+            <w:hideMark/>
+          </w:tcPr>
+          <w:p>
+            <w:pPr>
+              <w:jc w:val="center"/>
+              <w:rPr>
+                <w:color w:val="000000"/>
+              </w:rPr>
+            </w:pPr>
+            <w:r>
+              <w:t>70,76</w:t>
             </w:r>
           </w:p>
         </w:tc>
@@ -2370,22 +2202,17 @@
               <w:bottom w:val="single" w:sz="8" w:space="0" w:color="auto"/>
               <w:right w:val="single" w:sz="8" w:space="0" w:color="auto"/>
             </w:tcBorders>
-            <w:shd w:val="clear" w:color="auto" w:fill="auto"/>
-            <w:vAlign w:val="center"/>
-            <w:hideMark/>
-          </w:tcPr>
-          <w:p>
-            <w:pPr>
-              <w:jc w:val="center"/>
-              <w:rPr>
-                <w:color w:val="000000"/>
-              </w:rPr>
-            </w:pPr>
-            <w:r>
-              <w:rPr>
-                <w:color w:val="000000"/>
-              </w:rPr>
-              <w:t>9,06</w:t>
+            <w:hideMark/>
+          </w:tcPr>
+          <w:p>
+            <w:pPr>
+              <w:jc w:val="center"/>
+              <w:rPr>
+                <w:color w:val="000000"/>
+              </w:rPr>
+            </w:pPr>
+            <w:r>
+              <w:t>25,80</w:t>
             </w:r>
           </w:p>
         </w:tc>
@@ -2398,22 +2225,17 @@
               <w:bottom w:val="single" w:sz="8" w:space="0" w:color="auto"/>
               <w:right w:val="single" w:sz="8" w:space="0" w:color="auto"/>
             </w:tcBorders>
-            <w:shd w:val="clear" w:color="auto" w:fill="auto"/>
-            <w:vAlign w:val="center"/>
-            <w:hideMark/>
-          </w:tcPr>
-          <w:p>
-            <w:pPr>
-              <w:jc w:val="center"/>
-              <w:rPr>
-                <w:color w:val="000000"/>
-              </w:rPr>
-            </w:pPr>
-            <w:r>
-              <w:rPr>
-                <w:color w:val="000000"/>
-              </w:rPr>
-              <w:t>23,38</w:t>
+            <w:hideMark/>
+          </w:tcPr>
+          <w:p>
+            <w:pPr>
+              <w:jc w:val="center"/>
+              <w:rPr>
+                <w:color w:val="000000"/>
+              </w:rPr>
+            </w:pPr>
+            <w:r>
+              <w:t>28,30</w:t>
             </w:r>
           </w:p>
         </w:tc>
@@ -2426,22 +2248,17 @@
               <w:bottom w:val="single" w:sz="8" w:space="0" w:color="auto"/>
               <w:right w:val="single" w:sz="8" w:space="0" w:color="auto"/>
             </w:tcBorders>
-            <w:shd w:val="clear" w:color="auto" w:fill="auto"/>
-            <w:vAlign w:val="center"/>
-            <w:hideMark/>
-          </w:tcPr>
-          <w:p>
-            <w:pPr>
-              <w:jc w:val="center"/>
-              <w:rPr>
-                <w:color w:val="000000"/>
-              </w:rPr>
-            </w:pPr>
-            <w:r>
-              <w:rPr>
-                <w:color w:val="000000"/>
-              </w:rPr>
-              <w:t>60,72</w:t>
+            <w:hideMark/>
+          </w:tcPr>
+          <w:p>
+            <w:pPr>
+              <w:jc w:val="center"/>
+              <w:rPr>
+                <w:color w:val="000000"/>
+              </w:rPr>
+            </w:pPr>
+            <w:r>
+              <w:t>59,90</w:t>
             </w:r>
           </w:p>
         </w:tc>
@@ -2523,7 +2340,31 @@
         <w:rPr>
           <w:szCs w:val="24"/>
         </w:rPr>
-        <w:t xml:space="preserve">, 10 pontos foram coletados sobre dois alvos distintos </w:t>
+        <w:t xml:space="preserve">, </w:t>
+      </w:r>
+      <w:r>
+        <w:rPr>
+          <w:szCs w:val="24"/>
+        </w:rPr>
+        <w:t>amostras</w:t>
+      </w:r>
+      <w:r>
+        <w:rPr>
+          <w:szCs w:val="24"/>
+        </w:rPr>
+        <w:t xml:space="preserve"> foram coletad</w:t>
+      </w:r>
+      <w:r>
+        <w:rPr>
+          <w:szCs w:val="24"/>
+        </w:rPr>
+        <w:t>a</w:t>
+      </w:r>
+      <w:r>
+        <w:rPr>
+          <w:szCs w:val="24"/>
+        </w:rPr>
+        <w:t xml:space="preserve">s sobre dois alvos distintos </w:t>
       </w:r>
       <w:r>
         <w:rPr>
@@ -2549,7 +2390,43 @@
         <w:rPr>
           <w:szCs w:val="24"/>
         </w:rPr>
-        <w:t>. Verifique se os alvos possuem a mesma relação e, caso afirmativo, qual o modelo que representa a relação entre estas variáveis? Dica: utilize uma variável indicadora para gerar um único modelo para os alvos a fim de testar a hipótese de que ambos possuem a mesma relação.</w:t>
+        <w:t xml:space="preserve">. Verifique se os alvos possuem a mesma relação </w:t>
+      </w:r>
+      <w:r>
+        <w:rPr>
+          <w:szCs w:val="24"/>
+        </w:rPr>
+        <w:t>para ambos os alvos</w:t>
+      </w:r>
+      <w:r>
+        <w:rPr>
+          <w:szCs w:val="24"/>
+        </w:rPr>
+        <w:t>. Se a relação for a mesma</w:t>
+      </w:r>
+      <w:r>
+        <w:rPr>
+          <w:szCs w:val="24"/>
+        </w:rPr>
+        <w:t xml:space="preserve">, qual o modelo que representa a relação entre estas variáveis? </w:t>
+      </w:r>
+      <w:r>
+        <w:rPr>
+          <w:szCs w:val="24"/>
+        </w:rPr>
+        <w:t>Caso a relação seja distinta, em que se difer</w:t>
+      </w:r>
+      <w:r>
+        <w:rPr>
+          <w:szCs w:val="24"/>
+        </w:rPr>
+        <w:t xml:space="preserve">em? </w:t>
+      </w:r>
+      <w:r>
+        <w:rPr>
+          <w:szCs w:val="24"/>
+        </w:rPr>
+        <w:t>Dica: utilize uma variável indicadora para gerar um único modelo para os alvos a fim de testar a hipótese de que ambos possuem a mesma relação.</w:t>
       </w:r>
     </w:p>
     <w:tbl>
@@ -2584,7 +2461,6 @@
               <w:bottom w:val="single" w:sz="4" w:space="0" w:color="auto"/>
               <w:right w:val="single" w:sz="4" w:space="0" w:color="000000"/>
             </w:tcBorders>
-            <w:shd w:val="clear" w:color="auto" w:fill="auto"/>
             <w:noWrap/>
             <w:hideMark/>
           </w:tcPr>
@@ -2612,7 +2488,6 @@
               <w:bottom w:val="nil"/>
               <w:right w:val="nil"/>
             </w:tcBorders>
-            <w:shd w:val="clear" w:color="auto" w:fill="auto"/>
             <w:noWrap/>
             <w:hideMark/>
           </w:tcPr>
@@ -2632,7 +2507,6 @@
               <w:bottom w:val="single" w:sz="4" w:space="0" w:color="auto"/>
               <w:right w:val="single" w:sz="4" w:space="0" w:color="000000"/>
             </w:tcBorders>
-            <w:shd w:val="clear" w:color="auto" w:fill="auto"/>
             <w:noWrap/>
             <w:hideMark/>
           </w:tcPr>
@@ -2666,7 +2540,6 @@
               <w:bottom w:val="single" w:sz="4" w:space="0" w:color="auto"/>
               <w:right w:val="nil"/>
             </w:tcBorders>
-            <w:shd w:val="clear" w:color="auto" w:fill="auto"/>
             <w:noWrap/>
             <w:hideMark/>
           </w:tcPr>
@@ -2694,7 +2567,6 @@
               <w:bottom w:val="single" w:sz="4" w:space="0" w:color="auto"/>
               <w:right w:val="single" w:sz="4" w:space="0" w:color="auto"/>
             </w:tcBorders>
-            <w:shd w:val="clear" w:color="auto" w:fill="auto"/>
             <w:noWrap/>
             <w:hideMark/>
           </w:tcPr>
@@ -2722,7 +2594,6 @@
               <w:bottom w:val="nil"/>
               <w:right w:val="nil"/>
             </w:tcBorders>
-            <w:shd w:val="clear" w:color="auto" w:fill="auto"/>
             <w:noWrap/>
             <w:hideMark/>
           </w:tcPr>
@@ -2744,7 +2615,6 @@
               <w:bottom w:val="single" w:sz="4" w:space="0" w:color="auto"/>
               <w:right w:val="nil"/>
             </w:tcBorders>
-            <w:shd w:val="clear" w:color="auto" w:fill="auto"/>
             <w:noWrap/>
             <w:hideMark/>
           </w:tcPr>
@@ -2772,7 +2642,6 @@
               <w:bottom w:val="single" w:sz="4" w:space="0" w:color="auto"/>
               <w:right w:val="single" w:sz="4" w:space="0" w:color="auto"/>
             </w:tcBorders>
-            <w:shd w:val="clear" w:color="auto" w:fill="auto"/>
             <w:noWrap/>
             <w:hideMark/>
           </w:tcPr>
@@ -2806,38 +2675,36 @@
               <w:bottom w:val="nil"/>
               <w:right w:val="nil"/>
             </w:tcBorders>
-            <w:shd w:val="clear" w:color="auto" w:fill="auto"/>
-            <w:noWrap/>
-            <w:hideMark/>
-          </w:tcPr>
-          <w:p>
-            <w:pPr>
-              <w:jc w:val="center"/>
-            </w:pPr>
-            <w:r>
-              <w:t>43,4</w:t>
-            </w:r>
-          </w:p>
-        </w:tc>
-        <w:tc>
-          <w:tcPr>
-            <w:tcW w:w="960" w:type="dxa"/>
-            <w:tcBorders>
-              <w:top w:val="nil"/>
-              <w:left w:val="single" w:sz="4" w:space="0" w:color="auto"/>
-              <w:bottom w:val="nil"/>
-              <w:right w:val="single" w:sz="4" w:space="0" w:color="auto"/>
-            </w:tcBorders>
-            <w:shd w:val="clear" w:color="auto" w:fill="auto"/>
-            <w:noWrap/>
-            <w:hideMark/>
-          </w:tcPr>
-          <w:p>
-            <w:pPr>
-              <w:jc w:val="center"/>
-            </w:pPr>
-            <w:r>
-              <w:t>7,9</w:t>
+            <w:noWrap/>
+            <w:hideMark/>
+          </w:tcPr>
+          <w:p>
+            <w:pPr>
+              <w:jc w:val="center"/>
+            </w:pPr>
+            <w:r>
+              <w:t>78,4</w:t>
+            </w:r>
+          </w:p>
+        </w:tc>
+        <w:tc>
+          <w:tcPr>
+            <w:tcW w:w="960" w:type="dxa"/>
+            <w:tcBorders>
+              <w:top w:val="nil"/>
+              <w:left w:val="single" w:sz="4" w:space="0" w:color="auto"/>
+              <w:bottom w:val="nil"/>
+              <w:right w:val="single" w:sz="4" w:space="0" w:color="auto"/>
+            </w:tcBorders>
+            <w:noWrap/>
+            <w:hideMark/>
+          </w:tcPr>
+          <w:p>
+            <w:pPr>
+              <w:jc w:val="center"/>
+            </w:pPr>
+            <w:r>
+              <w:t>19,1</w:t>
             </w:r>
           </w:p>
         </w:tc>
@@ -2850,7 +2717,6 @@
               <w:bottom w:val="nil"/>
               <w:right w:val="nil"/>
             </w:tcBorders>
-            <w:shd w:val="clear" w:color="auto" w:fill="auto"/>
             <w:noWrap/>
             <w:hideMark/>
           </w:tcPr>
@@ -2869,38 +2735,34 @@
               <w:bottom w:val="nil"/>
               <w:right w:val="nil"/>
             </w:tcBorders>
-            <w:shd w:val="clear" w:color="auto" w:fill="auto"/>
-            <w:noWrap/>
-            <w:hideMark/>
-          </w:tcPr>
-          <w:p>
-            <w:pPr>
-              <w:jc w:val="center"/>
-            </w:pPr>
-            <w:r>
-              <w:t>45,1</w:t>
-            </w:r>
-          </w:p>
-        </w:tc>
-        <w:tc>
-          <w:tcPr>
-            <w:tcW w:w="960" w:type="dxa"/>
-            <w:tcBorders>
-              <w:top w:val="nil"/>
-              <w:left w:val="single" w:sz="4" w:space="0" w:color="auto"/>
-              <w:bottom w:val="nil"/>
-              <w:right w:val="single" w:sz="4" w:space="0" w:color="auto"/>
-            </w:tcBorders>
-            <w:shd w:val="clear" w:color="auto" w:fill="auto"/>
-            <w:noWrap/>
-            <w:hideMark/>
-          </w:tcPr>
-          <w:p>
-            <w:pPr>
-              <w:jc w:val="center"/>
-            </w:pPr>
-            <w:r>
-              <w:t>8,7</w:t>
+            <w:noWrap/>
+          </w:tcPr>
+          <w:p>
+            <w:pPr>
+              <w:jc w:val="center"/>
+            </w:pPr>
+            <w:r>
+              <w:t>96,0</w:t>
+            </w:r>
+          </w:p>
+        </w:tc>
+        <w:tc>
+          <w:tcPr>
+            <w:tcW w:w="960" w:type="dxa"/>
+            <w:tcBorders>
+              <w:top w:val="nil"/>
+              <w:left w:val="single" w:sz="4" w:space="0" w:color="auto"/>
+              <w:bottom w:val="nil"/>
+              <w:right w:val="single" w:sz="4" w:space="0" w:color="auto"/>
+            </w:tcBorders>
+            <w:noWrap/>
+          </w:tcPr>
+          <w:p>
+            <w:pPr>
+              <w:jc w:val="center"/>
+            </w:pPr>
+            <w:r>
+              <w:t>11,3</w:t>
             </w:r>
           </w:p>
         </w:tc>
@@ -2919,38 +2781,36 @@
               <w:bottom w:val="nil"/>
               <w:right w:val="nil"/>
             </w:tcBorders>
-            <w:shd w:val="clear" w:color="auto" w:fill="auto"/>
-            <w:noWrap/>
-            <w:hideMark/>
-          </w:tcPr>
-          <w:p>
-            <w:pPr>
-              <w:jc w:val="center"/>
-            </w:pPr>
-            <w:r>
-              <w:t>56,7</w:t>
-            </w:r>
-          </w:p>
-        </w:tc>
-        <w:tc>
-          <w:tcPr>
-            <w:tcW w:w="960" w:type="dxa"/>
-            <w:tcBorders>
-              <w:top w:val="nil"/>
-              <w:left w:val="single" w:sz="4" w:space="0" w:color="auto"/>
-              <w:bottom w:val="nil"/>
-              <w:right w:val="single" w:sz="4" w:space="0" w:color="auto"/>
-            </w:tcBorders>
-            <w:shd w:val="clear" w:color="auto" w:fill="auto"/>
-            <w:noWrap/>
-            <w:hideMark/>
-          </w:tcPr>
-          <w:p>
-            <w:pPr>
-              <w:jc w:val="center"/>
-            </w:pPr>
-            <w:r>
-              <w:t>11,7</w:t>
+            <w:noWrap/>
+            <w:hideMark/>
+          </w:tcPr>
+          <w:p>
+            <w:pPr>
+              <w:jc w:val="center"/>
+            </w:pPr>
+            <w:r>
+              <w:t>86,3</w:t>
+            </w:r>
+          </w:p>
+        </w:tc>
+        <w:tc>
+          <w:tcPr>
+            <w:tcW w:w="960" w:type="dxa"/>
+            <w:tcBorders>
+              <w:top w:val="nil"/>
+              <w:left w:val="single" w:sz="4" w:space="0" w:color="auto"/>
+              <w:bottom w:val="nil"/>
+              <w:right w:val="single" w:sz="4" w:space="0" w:color="auto"/>
+            </w:tcBorders>
+            <w:noWrap/>
+            <w:hideMark/>
+          </w:tcPr>
+          <w:p>
+            <w:pPr>
+              <w:jc w:val="center"/>
+            </w:pPr>
+            <w:r>
+              <w:t>18,2</w:t>
             </w:r>
           </w:p>
         </w:tc>
@@ -2963,7 +2823,6 @@
               <w:bottom w:val="nil"/>
               <w:right w:val="nil"/>
             </w:tcBorders>
-            <w:shd w:val="clear" w:color="auto" w:fill="auto"/>
             <w:noWrap/>
             <w:hideMark/>
           </w:tcPr>
@@ -2982,41 +2841,34 @@
               <w:bottom w:val="nil"/>
               <w:right w:val="nil"/>
             </w:tcBorders>
-            <w:shd w:val="clear" w:color="auto" w:fill="auto"/>
-            <w:noWrap/>
-            <w:hideMark/>
-          </w:tcPr>
-          <w:p>
-            <w:pPr>
-              <w:jc w:val="center"/>
-            </w:pPr>
-            <w:r>
-              <w:t>55,5</w:t>
-            </w:r>
-          </w:p>
-        </w:tc>
-        <w:tc>
-          <w:tcPr>
-            <w:tcW w:w="960" w:type="dxa"/>
-            <w:tcBorders>
-              <w:top w:val="nil"/>
-              <w:left w:val="single" w:sz="4" w:space="0" w:color="auto"/>
-              <w:bottom w:val="nil"/>
-              <w:right w:val="single" w:sz="4" w:space="0" w:color="auto"/>
-            </w:tcBorders>
-            <w:shd w:val="clear" w:color="auto" w:fill="auto"/>
-            <w:noWrap/>
-            <w:hideMark/>
-          </w:tcPr>
-          <w:p>
-            <w:pPr>
-              <w:jc w:val="center"/>
-            </w:pPr>
-            <w:r>
-              <w:t>12</w:t>
-            </w:r>
-            <w:r>
-              <w:t>,0</w:t>
+            <w:noWrap/>
+          </w:tcPr>
+          <w:p>
+            <w:pPr>
+              <w:jc w:val="center"/>
+            </w:pPr>
+            <w:r>
+              <w:t>88,5</w:t>
+            </w:r>
+          </w:p>
+        </w:tc>
+        <w:tc>
+          <w:tcPr>
+            <w:tcW w:w="960" w:type="dxa"/>
+            <w:tcBorders>
+              <w:top w:val="nil"/>
+              <w:left w:val="single" w:sz="4" w:space="0" w:color="auto"/>
+              <w:bottom w:val="nil"/>
+              <w:right w:val="single" w:sz="4" w:space="0" w:color="auto"/>
+            </w:tcBorders>
+            <w:noWrap/>
+          </w:tcPr>
+          <w:p>
+            <w:pPr>
+              <w:jc w:val="center"/>
+            </w:pPr>
+            <w:r>
+              <w:t>9,5</w:t>
             </w:r>
           </w:p>
         </w:tc>
@@ -3035,38 +2887,36 @@
               <w:bottom w:val="nil"/>
               <w:right w:val="nil"/>
             </w:tcBorders>
-            <w:shd w:val="clear" w:color="auto" w:fill="auto"/>
-            <w:noWrap/>
-            <w:hideMark/>
-          </w:tcPr>
-          <w:p>
-            <w:pPr>
-              <w:jc w:val="center"/>
-            </w:pPr>
-            <w:r>
-              <w:t>52,6</w:t>
-            </w:r>
-          </w:p>
-        </w:tc>
-        <w:tc>
-          <w:tcPr>
-            <w:tcW w:w="960" w:type="dxa"/>
-            <w:tcBorders>
-              <w:top w:val="nil"/>
-              <w:left w:val="single" w:sz="4" w:space="0" w:color="auto"/>
-              <w:bottom w:val="nil"/>
-              <w:right w:val="single" w:sz="4" w:space="0" w:color="auto"/>
-            </w:tcBorders>
-            <w:shd w:val="clear" w:color="auto" w:fill="auto"/>
-            <w:noWrap/>
-            <w:hideMark/>
-          </w:tcPr>
-          <w:p>
-            <w:pPr>
-              <w:jc w:val="center"/>
-            </w:pPr>
-            <w:r>
-              <w:t>12,7</w:t>
+            <w:noWrap/>
+            <w:hideMark/>
+          </w:tcPr>
+          <w:p>
+            <w:pPr>
+              <w:jc w:val="center"/>
+            </w:pPr>
+            <w:r>
+              <w:t>81,2</w:t>
+            </w:r>
+          </w:p>
+        </w:tc>
+        <w:tc>
+          <w:tcPr>
+            <w:tcW w:w="960" w:type="dxa"/>
+            <w:tcBorders>
+              <w:top w:val="nil"/>
+              <w:left w:val="single" w:sz="4" w:space="0" w:color="auto"/>
+              <w:bottom w:val="nil"/>
+              <w:right w:val="single" w:sz="4" w:space="0" w:color="auto"/>
+            </w:tcBorders>
+            <w:noWrap/>
+            <w:hideMark/>
+          </w:tcPr>
+          <w:p>
+            <w:pPr>
+              <w:jc w:val="center"/>
+            </w:pPr>
+            <w:r>
+              <w:t>18,8</w:t>
             </w:r>
           </w:p>
         </w:tc>
@@ -3079,7 +2929,6 @@
               <w:bottom w:val="nil"/>
               <w:right w:val="nil"/>
             </w:tcBorders>
-            <w:shd w:val="clear" w:color="auto" w:fill="auto"/>
             <w:noWrap/>
             <w:hideMark/>
           </w:tcPr>
@@ -3098,38 +2947,34 @@
               <w:bottom w:val="nil"/>
               <w:right w:val="nil"/>
             </w:tcBorders>
-            <w:shd w:val="clear" w:color="auto" w:fill="auto"/>
-            <w:noWrap/>
-            <w:hideMark/>
-          </w:tcPr>
-          <w:p>
-            <w:pPr>
-              <w:jc w:val="center"/>
-            </w:pPr>
-            <w:r>
-              <w:t>42,5</w:t>
-            </w:r>
-          </w:p>
-        </w:tc>
-        <w:tc>
-          <w:tcPr>
-            <w:tcW w:w="960" w:type="dxa"/>
-            <w:tcBorders>
-              <w:top w:val="nil"/>
-              <w:left w:val="single" w:sz="4" w:space="0" w:color="auto"/>
-              <w:bottom w:val="nil"/>
-              <w:right w:val="single" w:sz="4" w:space="0" w:color="auto"/>
-            </w:tcBorders>
-            <w:shd w:val="clear" w:color="auto" w:fill="auto"/>
-            <w:noWrap/>
-            <w:hideMark/>
-          </w:tcPr>
-          <w:p>
-            <w:pPr>
-              <w:jc w:val="center"/>
-            </w:pPr>
-            <w:r>
-              <w:t>8,8</w:t>
+            <w:noWrap/>
+          </w:tcPr>
+          <w:p>
+            <w:pPr>
+              <w:jc w:val="center"/>
+            </w:pPr>
+            <w:r>
+              <w:t>113,5</w:t>
+            </w:r>
+          </w:p>
+        </w:tc>
+        <w:tc>
+          <w:tcPr>
+            <w:tcW w:w="960" w:type="dxa"/>
+            <w:tcBorders>
+              <w:top w:val="nil"/>
+              <w:left w:val="single" w:sz="4" w:space="0" w:color="auto"/>
+              <w:bottom w:val="nil"/>
+              <w:right w:val="single" w:sz="4" w:space="0" w:color="auto"/>
+            </w:tcBorders>
+            <w:noWrap/>
+          </w:tcPr>
+          <w:p>
+            <w:pPr>
+              <w:jc w:val="center"/>
+            </w:pPr>
+            <w:r>
+              <w:t>14,4</w:t>
             </w:r>
           </w:p>
         </w:tc>
@@ -3148,38 +2993,36 @@
               <w:bottom w:val="nil"/>
               <w:right w:val="nil"/>
             </w:tcBorders>
-            <w:shd w:val="clear" w:color="auto" w:fill="auto"/>
-            <w:noWrap/>
-            <w:hideMark/>
-          </w:tcPr>
-          <w:p>
-            <w:pPr>
-              <w:jc w:val="center"/>
-            </w:pPr>
-            <w:r>
-              <w:t>59,6</w:t>
-            </w:r>
-          </w:p>
-        </w:tc>
-        <w:tc>
-          <w:tcPr>
-            <w:tcW w:w="960" w:type="dxa"/>
-            <w:tcBorders>
-              <w:top w:val="nil"/>
-              <w:left w:val="single" w:sz="4" w:space="0" w:color="auto"/>
-              <w:bottom w:val="nil"/>
-              <w:right w:val="single" w:sz="4" w:space="0" w:color="auto"/>
-            </w:tcBorders>
-            <w:shd w:val="clear" w:color="auto" w:fill="auto"/>
-            <w:noWrap/>
-            <w:hideMark/>
-          </w:tcPr>
-          <w:p>
-            <w:pPr>
-              <w:jc w:val="center"/>
-            </w:pPr>
-            <w:r>
-              <w:t>14,3</w:t>
+            <w:noWrap/>
+            <w:hideMark/>
+          </w:tcPr>
+          <w:p>
+            <w:pPr>
+              <w:jc w:val="center"/>
+            </w:pPr>
+            <w:r>
+              <w:t>70,4</w:t>
+            </w:r>
+          </w:p>
+        </w:tc>
+        <w:tc>
+          <w:tcPr>
+            <w:tcW w:w="960" w:type="dxa"/>
+            <w:tcBorders>
+              <w:top w:val="nil"/>
+              <w:left w:val="single" w:sz="4" w:space="0" w:color="auto"/>
+              <w:bottom w:val="nil"/>
+              <w:right w:val="single" w:sz="4" w:space="0" w:color="auto"/>
+            </w:tcBorders>
+            <w:noWrap/>
+            <w:hideMark/>
+          </w:tcPr>
+          <w:p>
+            <w:pPr>
+              <w:jc w:val="center"/>
+            </w:pPr>
+            <w:r>
+              <w:t>14,7</w:t>
             </w:r>
           </w:p>
         </w:tc>
@@ -3192,7 +3035,6 @@
               <w:bottom w:val="nil"/>
               <w:right w:val="nil"/>
             </w:tcBorders>
-            <w:shd w:val="clear" w:color="auto" w:fill="auto"/>
             <w:noWrap/>
             <w:hideMark/>
           </w:tcPr>
@@ -3211,38 +3053,34 @@
               <w:bottom w:val="nil"/>
               <w:right w:val="nil"/>
             </w:tcBorders>
-            <w:shd w:val="clear" w:color="auto" w:fill="auto"/>
-            <w:noWrap/>
-            <w:hideMark/>
-          </w:tcPr>
-          <w:p>
-            <w:pPr>
-              <w:jc w:val="center"/>
-            </w:pPr>
-            <w:r>
-              <w:t>61,2</w:t>
-            </w:r>
-          </w:p>
-        </w:tc>
-        <w:tc>
-          <w:tcPr>
-            <w:tcW w:w="960" w:type="dxa"/>
-            <w:tcBorders>
-              <w:top w:val="nil"/>
-              <w:left w:val="single" w:sz="4" w:space="0" w:color="auto"/>
-              <w:bottom w:val="nil"/>
-              <w:right w:val="single" w:sz="4" w:space="0" w:color="auto"/>
-            </w:tcBorders>
-            <w:shd w:val="clear" w:color="auto" w:fill="auto"/>
-            <w:noWrap/>
-            <w:hideMark/>
-          </w:tcPr>
-          <w:p>
-            <w:pPr>
-              <w:jc w:val="center"/>
-            </w:pPr>
-            <w:r>
-              <w:t>15,2</w:t>
+            <w:noWrap/>
+          </w:tcPr>
+          <w:p>
+            <w:pPr>
+              <w:jc w:val="center"/>
+            </w:pPr>
+            <w:r>
+              <w:t>96,3</w:t>
+            </w:r>
+          </w:p>
+        </w:tc>
+        <w:tc>
+          <w:tcPr>
+            <w:tcW w:w="960" w:type="dxa"/>
+            <w:tcBorders>
+              <w:top w:val="nil"/>
+              <w:left w:val="single" w:sz="4" w:space="0" w:color="auto"/>
+              <w:bottom w:val="nil"/>
+              <w:right w:val="single" w:sz="4" w:space="0" w:color="auto"/>
+            </w:tcBorders>
+            <w:noWrap/>
+          </w:tcPr>
+          <w:p>
+            <w:pPr>
+              <w:jc w:val="center"/>
+            </w:pPr>
+            <w:r>
+              <w:t>11,5</w:t>
             </w:r>
           </w:p>
         </w:tc>
@@ -3261,38 +3099,36 @@
               <w:bottom w:val="nil"/>
               <w:right w:val="nil"/>
             </w:tcBorders>
-            <w:shd w:val="clear" w:color="auto" w:fill="auto"/>
-            <w:noWrap/>
-            <w:hideMark/>
-          </w:tcPr>
-          <w:p>
-            <w:pPr>
-              <w:jc w:val="center"/>
-            </w:pPr>
-            <w:r>
-              <w:t>40,1</w:t>
-            </w:r>
-          </w:p>
-        </w:tc>
-        <w:tc>
-          <w:tcPr>
-            <w:tcW w:w="960" w:type="dxa"/>
-            <w:tcBorders>
-              <w:top w:val="nil"/>
-              <w:left w:val="single" w:sz="4" w:space="0" w:color="auto"/>
-              <w:bottom w:val="nil"/>
-              <w:right w:val="single" w:sz="4" w:space="0" w:color="auto"/>
-            </w:tcBorders>
-            <w:shd w:val="clear" w:color="auto" w:fill="auto"/>
-            <w:noWrap/>
-            <w:hideMark/>
-          </w:tcPr>
-          <w:p>
-            <w:pPr>
-              <w:jc w:val="center"/>
-            </w:pPr>
-            <w:r>
-              <w:t>6,8</w:t>
+            <w:noWrap/>
+            <w:hideMark/>
+          </w:tcPr>
+          <w:p>
+            <w:pPr>
+              <w:jc w:val="center"/>
+            </w:pPr>
+            <w:r>
+              <w:t>76,4</w:t>
+            </w:r>
+          </w:p>
+        </w:tc>
+        <w:tc>
+          <w:tcPr>
+            <w:tcW w:w="960" w:type="dxa"/>
+            <w:tcBorders>
+              <w:top w:val="nil"/>
+              <w:left w:val="single" w:sz="4" w:space="0" w:color="auto"/>
+              <w:bottom w:val="nil"/>
+              <w:right w:val="single" w:sz="4" w:space="0" w:color="auto"/>
+            </w:tcBorders>
+            <w:noWrap/>
+            <w:hideMark/>
+          </w:tcPr>
+          <w:p>
+            <w:pPr>
+              <w:jc w:val="center"/>
+            </w:pPr>
+            <w:r>
+              <w:t>16,8</w:t>
             </w:r>
           </w:p>
         </w:tc>
@@ -3305,7 +3141,6 @@
               <w:bottom w:val="nil"/>
               <w:right w:val="nil"/>
             </w:tcBorders>
-            <w:shd w:val="clear" w:color="auto" w:fill="auto"/>
             <w:noWrap/>
             <w:hideMark/>
           </w:tcPr>
@@ -3324,38 +3159,34 @@
               <w:bottom w:val="nil"/>
               <w:right w:val="nil"/>
             </w:tcBorders>
-            <w:shd w:val="clear" w:color="auto" w:fill="auto"/>
-            <w:noWrap/>
-            <w:hideMark/>
-          </w:tcPr>
-          <w:p>
-            <w:pPr>
-              <w:jc w:val="center"/>
-            </w:pPr>
-            <w:r>
-              <w:t>47,8</w:t>
-            </w:r>
-          </w:p>
-        </w:tc>
-        <w:tc>
-          <w:tcPr>
-            <w:tcW w:w="960" w:type="dxa"/>
-            <w:tcBorders>
-              <w:top w:val="nil"/>
-              <w:left w:val="single" w:sz="4" w:space="0" w:color="auto"/>
-              <w:bottom w:val="nil"/>
-              <w:right w:val="single" w:sz="4" w:space="0" w:color="auto"/>
-            </w:tcBorders>
-            <w:shd w:val="clear" w:color="auto" w:fill="auto"/>
-            <w:noWrap/>
-            <w:hideMark/>
-          </w:tcPr>
-          <w:p>
-            <w:pPr>
-              <w:jc w:val="center"/>
-            </w:pPr>
-            <w:r>
-              <w:t>11,7</w:t>
+            <w:noWrap/>
+          </w:tcPr>
+          <w:p>
+            <w:pPr>
+              <w:jc w:val="center"/>
+            </w:pPr>
+            <w:r>
+              <w:t>123,4</w:t>
+            </w:r>
+          </w:p>
+        </w:tc>
+        <w:tc>
+          <w:tcPr>
+            <w:tcW w:w="960" w:type="dxa"/>
+            <w:tcBorders>
+              <w:top w:val="nil"/>
+              <w:left w:val="single" w:sz="4" w:space="0" w:color="auto"/>
+              <w:bottom w:val="nil"/>
+              <w:right w:val="single" w:sz="4" w:space="0" w:color="auto"/>
+            </w:tcBorders>
+            <w:noWrap/>
+          </w:tcPr>
+          <w:p>
+            <w:pPr>
+              <w:jc w:val="center"/>
+            </w:pPr>
+            <w:r>
+              <w:t>19,3</w:t>
             </w:r>
           </w:p>
         </w:tc>
@@ -3374,104 +3205,97 @@
               <w:bottom w:val="nil"/>
               <w:right w:val="nil"/>
             </w:tcBorders>
-            <w:shd w:val="clear" w:color="auto" w:fill="auto"/>
-            <w:noWrap/>
-            <w:hideMark/>
-          </w:tcPr>
-          <w:p>
-            <w:pPr>
-              <w:jc w:val="center"/>
-            </w:pPr>
-            <w:r>
-              <w:t>63</w:t>
+            <w:noWrap/>
+            <w:hideMark/>
+          </w:tcPr>
+          <w:p>
+            <w:pPr>
+              <w:jc w:val="center"/>
+            </w:pPr>
+            <w:r>
+              <w:t>68,7</w:t>
+            </w:r>
+          </w:p>
+        </w:tc>
+        <w:tc>
+          <w:tcPr>
+            <w:tcW w:w="960" w:type="dxa"/>
+            <w:tcBorders>
+              <w:top w:val="nil"/>
+              <w:left w:val="single" w:sz="4" w:space="0" w:color="auto"/>
+              <w:bottom w:val="nil"/>
+              <w:right w:val="single" w:sz="4" w:space="0" w:color="auto"/>
+            </w:tcBorders>
+            <w:noWrap/>
+            <w:hideMark/>
+          </w:tcPr>
+          <w:p>
+            <w:pPr>
+              <w:jc w:val="center"/>
+            </w:pPr>
+            <w:r>
+              <w:t>10,3</w:t>
+            </w:r>
+          </w:p>
+        </w:tc>
+        <w:tc>
+          <w:tcPr>
+            <w:tcW w:w="960" w:type="dxa"/>
+            <w:tcBorders>
+              <w:top w:val="nil"/>
+              <w:left w:val="nil"/>
+              <w:bottom w:val="nil"/>
+              <w:right w:val="nil"/>
+            </w:tcBorders>
+            <w:noWrap/>
+            <w:hideMark/>
+          </w:tcPr>
+          <w:p>
+            <w:pPr>
+              <w:jc w:val="center"/>
+            </w:pPr>
+          </w:p>
+        </w:tc>
+        <w:tc>
+          <w:tcPr>
+            <w:tcW w:w="960" w:type="dxa"/>
+            <w:tcBorders>
+              <w:top w:val="nil"/>
+              <w:left w:val="single" w:sz="4" w:space="0" w:color="auto"/>
+              <w:bottom w:val="nil"/>
+              <w:right w:val="nil"/>
+            </w:tcBorders>
+            <w:noWrap/>
+          </w:tcPr>
+          <w:p>
+            <w:pPr>
+              <w:jc w:val="center"/>
+            </w:pPr>
+            <w:r>
+              <w:t>115,8</w:t>
+            </w:r>
+          </w:p>
+        </w:tc>
+        <w:tc>
+          <w:tcPr>
+            <w:tcW w:w="960" w:type="dxa"/>
+            <w:tcBorders>
+              <w:top w:val="nil"/>
+              <w:left w:val="single" w:sz="4" w:space="0" w:color="auto"/>
+              <w:bottom w:val="nil"/>
+              <w:right w:val="single" w:sz="4" w:space="0" w:color="auto"/>
+            </w:tcBorders>
+            <w:noWrap/>
+          </w:tcPr>
+          <w:p>
+            <w:pPr>
+              <w:jc w:val="center"/>
+            </w:pPr>
+            <w:r>
+              <w:t>16</w:t>
             </w:r>
             <w:r>
               <w:t>,0</w:t>
-            </w:r>
-          </w:p>
-        </w:tc>
-        <w:tc>
-          <w:tcPr>
-            <w:tcW w:w="960" w:type="dxa"/>
-            <w:tcBorders>
-              <w:top w:val="nil"/>
-              <w:left w:val="single" w:sz="4" w:space="0" w:color="auto"/>
-              <w:bottom w:val="nil"/>
-              <w:right w:val="single" w:sz="4" w:space="0" w:color="auto"/>
-            </w:tcBorders>
-            <w:shd w:val="clear" w:color="auto" w:fill="auto"/>
-            <w:noWrap/>
-            <w:hideMark/>
-          </w:tcPr>
-          <w:p>
-            <w:pPr>
-              <w:jc w:val="center"/>
-            </w:pPr>
-            <w:r>
-              <w:t>14,9</w:t>
-            </w:r>
-          </w:p>
-        </w:tc>
-        <w:tc>
-          <w:tcPr>
-            <w:tcW w:w="960" w:type="dxa"/>
-            <w:tcBorders>
-              <w:top w:val="nil"/>
-              <w:left w:val="nil"/>
-              <w:bottom w:val="nil"/>
-              <w:right w:val="nil"/>
-            </w:tcBorders>
-            <w:shd w:val="clear" w:color="auto" w:fill="auto"/>
-            <w:noWrap/>
-            <w:hideMark/>
-          </w:tcPr>
-          <w:p>
-            <w:pPr>
-              <w:jc w:val="center"/>
-            </w:pPr>
-          </w:p>
-        </w:tc>
-        <w:tc>
-          <w:tcPr>
-            <w:tcW w:w="960" w:type="dxa"/>
-            <w:tcBorders>
-              <w:top w:val="nil"/>
-              <w:left w:val="single" w:sz="4" w:space="0" w:color="auto"/>
-              <w:bottom w:val="nil"/>
-              <w:right w:val="nil"/>
-            </w:tcBorders>
-            <w:shd w:val="clear" w:color="auto" w:fill="auto"/>
-            <w:noWrap/>
-            <w:hideMark/>
-          </w:tcPr>
-          <w:p>
-            <w:pPr>
-              <w:jc w:val="center"/>
-            </w:pPr>
-            <w:r>
-              <w:t>57,8</w:t>
-            </w:r>
-          </w:p>
-        </w:tc>
-        <w:tc>
-          <w:tcPr>
-            <w:tcW w:w="960" w:type="dxa"/>
-            <w:tcBorders>
-              <w:top w:val="nil"/>
-              <w:left w:val="single" w:sz="4" w:space="0" w:color="auto"/>
-              <w:bottom w:val="nil"/>
-              <w:right w:val="single" w:sz="4" w:space="0" w:color="auto"/>
-            </w:tcBorders>
-            <w:shd w:val="clear" w:color="auto" w:fill="auto"/>
-            <w:noWrap/>
-            <w:hideMark/>
-          </w:tcPr>
-          <w:p>
-            <w:pPr>
-              <w:jc w:val="center"/>
-            </w:pPr>
-            <w:r>
-              <w:t>14,8</w:t>
             </w:r>
           </w:p>
         </w:tc>
@@ -3490,38 +3314,36 @@
               <w:bottom w:val="nil"/>
               <w:right w:val="nil"/>
             </w:tcBorders>
-            <w:shd w:val="clear" w:color="auto" w:fill="auto"/>
-            <w:noWrap/>
-            <w:hideMark/>
-          </w:tcPr>
-          <w:p>
-            <w:pPr>
-              <w:jc w:val="center"/>
-            </w:pPr>
-            <w:r>
-              <w:t>49,7</w:t>
-            </w:r>
-          </w:p>
-        </w:tc>
-        <w:tc>
-          <w:tcPr>
-            <w:tcW w:w="960" w:type="dxa"/>
-            <w:tcBorders>
-              <w:top w:val="nil"/>
-              <w:left w:val="single" w:sz="4" w:space="0" w:color="auto"/>
-              <w:bottom w:val="nil"/>
-              <w:right w:val="single" w:sz="4" w:space="0" w:color="auto"/>
-            </w:tcBorders>
-            <w:shd w:val="clear" w:color="auto" w:fill="auto"/>
-            <w:noWrap/>
-            <w:hideMark/>
-          </w:tcPr>
-          <w:p>
-            <w:pPr>
-              <w:jc w:val="center"/>
-            </w:pPr>
-            <w:r>
-              <w:t>10,8</w:t>
+            <w:noWrap/>
+            <w:hideMark/>
+          </w:tcPr>
+          <w:p>
+            <w:pPr>
+              <w:jc w:val="center"/>
+            </w:pPr>
+            <w:r>
+              <w:t>73,3</w:t>
+            </w:r>
+          </w:p>
+        </w:tc>
+        <w:tc>
+          <w:tcPr>
+            <w:tcW w:w="960" w:type="dxa"/>
+            <w:tcBorders>
+              <w:top w:val="nil"/>
+              <w:left w:val="single" w:sz="4" w:space="0" w:color="auto"/>
+              <w:bottom w:val="nil"/>
+              <w:right w:val="single" w:sz="4" w:space="0" w:color="auto"/>
+            </w:tcBorders>
+            <w:noWrap/>
+            <w:hideMark/>
+          </w:tcPr>
+          <w:p>
+            <w:pPr>
+              <w:jc w:val="center"/>
+            </w:pPr>
+            <w:r>
+              <w:t>11,6</w:t>
             </w:r>
           </w:p>
         </w:tc>
@@ -3534,7 +3356,6 @@
               <w:bottom w:val="nil"/>
               <w:right w:val="nil"/>
             </w:tcBorders>
-            <w:shd w:val="clear" w:color="auto" w:fill="auto"/>
             <w:noWrap/>
             <w:hideMark/>
           </w:tcPr>
@@ -3553,38 +3374,37 @@
               <w:bottom w:val="nil"/>
               <w:right w:val="nil"/>
             </w:tcBorders>
-            <w:shd w:val="clear" w:color="auto" w:fill="auto"/>
-            <w:noWrap/>
-            <w:hideMark/>
-          </w:tcPr>
-          <w:p>
-            <w:pPr>
-              <w:jc w:val="center"/>
-            </w:pPr>
-            <w:r>
-              <w:t>41,8</w:t>
-            </w:r>
-          </w:p>
-        </w:tc>
-        <w:tc>
-          <w:tcPr>
-            <w:tcW w:w="960" w:type="dxa"/>
-            <w:tcBorders>
-              <w:top w:val="nil"/>
-              <w:left w:val="single" w:sz="4" w:space="0" w:color="auto"/>
-              <w:bottom w:val="nil"/>
-              <w:right w:val="single" w:sz="4" w:space="0" w:color="auto"/>
-            </w:tcBorders>
-            <w:shd w:val="clear" w:color="auto" w:fill="auto"/>
-            <w:noWrap/>
-            <w:hideMark/>
-          </w:tcPr>
-          <w:p>
-            <w:pPr>
-              <w:jc w:val="center"/>
-            </w:pPr>
-            <w:r>
-              <w:t>7,8</w:t>
+            <w:noWrap/>
+          </w:tcPr>
+          <w:p>
+            <w:pPr>
+              <w:jc w:val="center"/>
+            </w:pPr>
+            <w:r>
+              <w:t>87,7</w:t>
+            </w:r>
+          </w:p>
+        </w:tc>
+        <w:tc>
+          <w:tcPr>
+            <w:tcW w:w="960" w:type="dxa"/>
+            <w:tcBorders>
+              <w:top w:val="nil"/>
+              <w:left w:val="single" w:sz="4" w:space="0" w:color="auto"/>
+              <w:bottom w:val="nil"/>
+              <w:right w:val="single" w:sz="4" w:space="0" w:color="auto"/>
+            </w:tcBorders>
+            <w:noWrap/>
+          </w:tcPr>
+          <w:p>
+            <w:pPr>
+              <w:jc w:val="center"/>
+            </w:pPr>
+            <w:r>
+              <w:t>9</w:t>
+            </w:r>
+            <w:r>
+              <w:t>,0</w:t>
             </w:r>
           </w:p>
         </w:tc>
@@ -3603,38 +3423,36 @@
               <w:bottom w:val="nil"/>
               <w:right w:val="nil"/>
             </w:tcBorders>
-            <w:shd w:val="clear" w:color="auto" w:fill="auto"/>
-            <w:noWrap/>
-            <w:hideMark/>
-          </w:tcPr>
-          <w:p>
-            <w:pPr>
-              <w:jc w:val="center"/>
-            </w:pPr>
-            <w:r>
-              <w:t>43,8</w:t>
-            </w:r>
-          </w:p>
-        </w:tc>
-        <w:tc>
-          <w:tcPr>
-            <w:tcW w:w="960" w:type="dxa"/>
-            <w:tcBorders>
-              <w:top w:val="nil"/>
-              <w:left w:val="single" w:sz="4" w:space="0" w:color="auto"/>
-              <w:bottom w:val="nil"/>
-              <w:right w:val="single" w:sz="4" w:space="0" w:color="auto"/>
-            </w:tcBorders>
-            <w:shd w:val="clear" w:color="auto" w:fill="auto"/>
-            <w:noWrap/>
-            <w:hideMark/>
-          </w:tcPr>
-          <w:p>
-            <w:pPr>
-              <w:jc w:val="center"/>
-            </w:pPr>
-            <w:r>
-              <w:t>7,8</w:t>
+            <w:noWrap/>
+            <w:hideMark/>
+          </w:tcPr>
+          <w:p>
+            <w:pPr>
+              <w:jc w:val="center"/>
+            </w:pPr>
+            <w:r>
+              <w:t>79,1</w:t>
+            </w:r>
+          </w:p>
+        </w:tc>
+        <w:tc>
+          <w:tcPr>
+            <w:tcW w:w="960" w:type="dxa"/>
+            <w:tcBorders>
+              <w:top w:val="nil"/>
+              <w:left w:val="single" w:sz="4" w:space="0" w:color="auto"/>
+              <w:bottom w:val="nil"/>
+              <w:right w:val="single" w:sz="4" w:space="0" w:color="auto"/>
+            </w:tcBorders>
+            <w:noWrap/>
+            <w:hideMark/>
+          </w:tcPr>
+          <w:p>
+            <w:pPr>
+              <w:jc w:val="center"/>
+            </w:pPr>
+            <w:r>
+              <w:t>15,4</w:t>
             </w:r>
           </w:p>
         </w:tc>
@@ -3647,7 +3465,6 @@
               <w:bottom w:val="nil"/>
               <w:right w:val="nil"/>
             </w:tcBorders>
-            <w:shd w:val="clear" w:color="auto" w:fill="auto"/>
             <w:noWrap/>
             <w:hideMark/>
           </w:tcPr>
@@ -3666,38 +3483,34 @@
               <w:bottom w:val="nil"/>
               <w:right w:val="nil"/>
             </w:tcBorders>
-            <w:shd w:val="clear" w:color="auto" w:fill="auto"/>
-            <w:noWrap/>
-            <w:hideMark/>
-          </w:tcPr>
-          <w:p>
-            <w:pPr>
-              <w:jc w:val="center"/>
-            </w:pPr>
-            <w:r>
-              <w:t>36,1</w:t>
-            </w:r>
-          </w:p>
-        </w:tc>
-        <w:tc>
-          <w:tcPr>
-            <w:tcW w:w="960" w:type="dxa"/>
-            <w:tcBorders>
-              <w:top w:val="nil"/>
-              <w:left w:val="single" w:sz="4" w:space="0" w:color="auto"/>
-              <w:bottom w:val="nil"/>
-              <w:right w:val="single" w:sz="4" w:space="0" w:color="auto"/>
-            </w:tcBorders>
-            <w:shd w:val="clear" w:color="auto" w:fill="auto"/>
-            <w:noWrap/>
-            <w:hideMark/>
-          </w:tcPr>
-          <w:p>
-            <w:pPr>
-              <w:jc w:val="center"/>
-            </w:pPr>
-            <w:r>
-              <w:t>6,2</w:t>
+            <w:noWrap/>
+          </w:tcPr>
+          <w:p>
+            <w:pPr>
+              <w:jc w:val="center"/>
+            </w:pPr>
+            <w:r>
+              <w:t>124,1</w:t>
+            </w:r>
+          </w:p>
+        </w:tc>
+        <w:tc>
+          <w:tcPr>
+            <w:tcW w:w="960" w:type="dxa"/>
+            <w:tcBorders>
+              <w:top w:val="nil"/>
+              <w:left w:val="single" w:sz="4" w:space="0" w:color="auto"/>
+              <w:bottom w:val="nil"/>
+              <w:right w:val="single" w:sz="4" w:space="0" w:color="auto"/>
+            </w:tcBorders>
+            <w:noWrap/>
+          </w:tcPr>
+          <w:p>
+            <w:pPr>
+              <w:jc w:val="center"/>
+            </w:pPr>
+            <w:r>
+              <w:t>18,5</w:t>
             </w:r>
           </w:p>
         </w:tc>
@@ -3716,38 +3529,36 @@
               <w:bottom w:val="nil"/>
               <w:right w:val="nil"/>
             </w:tcBorders>
-            <w:shd w:val="clear" w:color="auto" w:fill="auto"/>
-            <w:noWrap/>
-            <w:hideMark/>
-          </w:tcPr>
-          <w:p>
-            <w:pPr>
-              <w:jc w:val="center"/>
-            </w:pPr>
-            <w:r>
-              <w:t>46,9</w:t>
-            </w:r>
-          </w:p>
-        </w:tc>
-        <w:tc>
-          <w:tcPr>
-            <w:tcW w:w="960" w:type="dxa"/>
-            <w:tcBorders>
-              <w:top w:val="nil"/>
-              <w:left w:val="single" w:sz="4" w:space="0" w:color="auto"/>
-              <w:bottom w:val="nil"/>
-              <w:right w:val="single" w:sz="4" w:space="0" w:color="auto"/>
-            </w:tcBorders>
-            <w:shd w:val="clear" w:color="auto" w:fill="auto"/>
-            <w:noWrap/>
-            <w:hideMark/>
-          </w:tcPr>
-          <w:p>
-            <w:pPr>
-              <w:jc w:val="center"/>
-            </w:pPr>
-            <w:r>
-              <w:t>9,8</w:t>
+            <w:noWrap/>
+            <w:hideMark/>
+          </w:tcPr>
+          <w:p>
+            <w:pPr>
+              <w:jc w:val="center"/>
+            </w:pPr>
+            <w:r>
+              <w:t>67,8</w:t>
+            </w:r>
+          </w:p>
+        </w:tc>
+        <w:tc>
+          <w:tcPr>
+            <w:tcW w:w="960" w:type="dxa"/>
+            <w:tcBorders>
+              <w:top w:val="nil"/>
+              <w:left w:val="single" w:sz="4" w:space="0" w:color="auto"/>
+              <w:bottom w:val="nil"/>
+              <w:right w:val="single" w:sz="4" w:space="0" w:color="auto"/>
+            </w:tcBorders>
+            <w:noWrap/>
+            <w:hideMark/>
+          </w:tcPr>
+          <w:p>
+            <w:pPr>
+              <w:jc w:val="center"/>
+            </w:pPr>
+            <w:r>
+              <w:t>11,0</w:t>
             </w:r>
           </w:p>
         </w:tc>
@@ -3760,7 +3571,6 @@
               <w:bottom w:val="nil"/>
               <w:right w:val="nil"/>
             </w:tcBorders>
-            <w:shd w:val="clear" w:color="auto" w:fill="auto"/>
             <w:noWrap/>
             <w:hideMark/>
           </w:tcPr>
@@ -3779,38 +3589,34 @@
               <w:bottom w:val="nil"/>
               <w:right w:val="nil"/>
             </w:tcBorders>
-            <w:shd w:val="clear" w:color="auto" w:fill="auto"/>
-            <w:noWrap/>
-            <w:hideMark/>
-          </w:tcPr>
-          <w:p>
-            <w:pPr>
-              <w:jc w:val="center"/>
-            </w:pPr>
-            <w:r>
-              <w:t>54,9</w:t>
-            </w:r>
-          </w:p>
-        </w:tc>
-        <w:tc>
-          <w:tcPr>
-            <w:tcW w:w="960" w:type="dxa"/>
-            <w:tcBorders>
-              <w:top w:val="nil"/>
-              <w:left w:val="single" w:sz="4" w:space="0" w:color="auto"/>
-              <w:bottom w:val="nil"/>
-              <w:right w:val="single" w:sz="4" w:space="0" w:color="auto"/>
-            </w:tcBorders>
-            <w:shd w:val="clear" w:color="auto" w:fill="auto"/>
-            <w:noWrap/>
-            <w:hideMark/>
-          </w:tcPr>
-          <w:p>
-            <w:pPr>
-              <w:jc w:val="center"/>
-            </w:pPr>
-            <w:r>
-              <w:t>13,5</w:t>
+            <w:noWrap/>
+          </w:tcPr>
+          <w:p>
+            <w:pPr>
+              <w:jc w:val="center"/>
+            </w:pPr>
+            <w:r>
+              <w:t>93,8</w:t>
+            </w:r>
+          </w:p>
+        </w:tc>
+        <w:tc>
+          <w:tcPr>
+            <w:tcW w:w="960" w:type="dxa"/>
+            <w:tcBorders>
+              <w:top w:val="nil"/>
+              <w:left w:val="single" w:sz="4" w:space="0" w:color="auto"/>
+              <w:bottom w:val="nil"/>
+              <w:right w:val="single" w:sz="4" w:space="0" w:color="auto"/>
+            </w:tcBorders>
+            <w:noWrap/>
+          </w:tcPr>
+          <w:p>
+            <w:pPr>
+              <w:jc w:val="center"/>
+            </w:pPr>
+            <w:r>
+              <w:t>11,4</w:t>
             </w:r>
           </w:p>
         </w:tc>
@@ -3826,19 +3632,178 @@
             <w:tcBorders>
               <w:top w:val="nil"/>
               <w:left w:val="single" w:sz="4" w:space="0" w:color="auto"/>
+              <w:bottom w:val="nil"/>
+              <w:right w:val="nil"/>
+            </w:tcBorders>
+            <w:noWrap/>
+            <w:hideMark/>
+          </w:tcPr>
+          <w:p>
+            <w:pPr>
+              <w:jc w:val="center"/>
+            </w:pPr>
+            <w:r>
+              <w:t>68,6</w:t>
+            </w:r>
+          </w:p>
+        </w:tc>
+        <w:tc>
+          <w:tcPr>
+            <w:tcW w:w="960" w:type="dxa"/>
+            <w:tcBorders>
+              <w:top w:val="nil"/>
+              <w:left w:val="single" w:sz="4" w:space="0" w:color="auto"/>
+              <w:bottom w:val="nil"/>
+              <w:right w:val="single" w:sz="4" w:space="0" w:color="auto"/>
+            </w:tcBorders>
+            <w:noWrap/>
+            <w:hideMark/>
+          </w:tcPr>
+          <w:p>
+            <w:pPr>
+              <w:jc w:val="center"/>
+            </w:pPr>
+            <w:r>
+              <w:t>9,4</w:t>
+            </w:r>
+          </w:p>
+        </w:tc>
+        <w:tc>
+          <w:tcPr>
+            <w:tcW w:w="960" w:type="dxa"/>
+            <w:tcBorders>
+              <w:top w:val="nil"/>
+              <w:left w:val="nil"/>
+              <w:bottom w:val="nil"/>
+              <w:right w:val="nil"/>
+            </w:tcBorders>
+            <w:noWrap/>
+            <w:hideMark/>
+          </w:tcPr>
+          <w:p>
+            <w:pPr>
+              <w:jc w:val="center"/>
+            </w:pPr>
+          </w:p>
+        </w:tc>
+        <w:tc>
+          <w:tcPr>
+            <w:tcW w:w="960" w:type="dxa"/>
+            <w:tcBorders>
+              <w:top w:val="nil"/>
+              <w:left w:val="single" w:sz="4" w:space="0" w:color="auto"/>
+              <w:right w:val="nil"/>
+            </w:tcBorders>
+            <w:noWrap/>
+          </w:tcPr>
+          <w:p>
+            <w:pPr>
+              <w:jc w:val="center"/>
+            </w:pPr>
+            <w:r>
+              <w:t>104,5</w:t>
+            </w:r>
+          </w:p>
+        </w:tc>
+        <w:tc>
+          <w:tcPr>
+            <w:tcW w:w="960" w:type="dxa"/>
+            <w:tcBorders>
+              <w:top w:val="nil"/>
+              <w:left w:val="single" w:sz="4" w:space="0" w:color="auto"/>
+              <w:right w:val="single" w:sz="4" w:space="0" w:color="auto"/>
+            </w:tcBorders>
+            <w:noWrap/>
+          </w:tcPr>
+          <w:p>
+            <w:pPr>
+              <w:jc w:val="center"/>
+            </w:pPr>
+            <w:r>
+              <w:t>14,2</w:t>
+            </w:r>
+          </w:p>
+        </w:tc>
+      </w:tr>
+      <w:tr>
+        <w:trPr>
+          <w:trHeight w:val="300"/>
+          <w:jc w:val="center"/>
+        </w:trPr>
+        <w:tc>
+          <w:tcPr>
+            <w:tcW w:w="960" w:type="dxa"/>
+            <w:tcBorders>
+              <w:top w:val="nil"/>
+              <w:left w:val="single" w:sz="4" w:space="0" w:color="auto"/>
+              <w:bottom w:val="nil"/>
+              <w:right w:val="nil"/>
+            </w:tcBorders>
+            <w:noWrap/>
+          </w:tcPr>
+          <w:p>
+            <w:pPr>
+              <w:jc w:val="center"/>
+            </w:pPr>
+            <w:r>
+              <w:t>73,1</w:t>
+            </w:r>
+          </w:p>
+        </w:tc>
+        <w:tc>
+          <w:tcPr>
+            <w:tcW w:w="960" w:type="dxa"/>
+            <w:tcBorders>
+              <w:top w:val="nil"/>
+              <w:left w:val="single" w:sz="4" w:space="0" w:color="auto"/>
+              <w:bottom w:val="nil"/>
+              <w:right w:val="single" w:sz="4" w:space="0" w:color="auto"/>
+            </w:tcBorders>
+            <w:noWrap/>
+          </w:tcPr>
+          <w:p>
+            <w:pPr>
+              <w:jc w:val="center"/>
+            </w:pPr>
+            <w:r>
+              <w:t>12,3</w:t>
+            </w:r>
+          </w:p>
+        </w:tc>
+        <w:tc>
+          <w:tcPr>
+            <w:tcW w:w="960" w:type="dxa"/>
+            <w:tcBorders>
+              <w:top w:val="nil"/>
+              <w:left w:val="nil"/>
+              <w:bottom w:val="nil"/>
+              <w:right w:val="nil"/>
+            </w:tcBorders>
+            <w:noWrap/>
+          </w:tcPr>
+          <w:p>
+            <w:pPr>
+              <w:jc w:val="center"/>
+            </w:pPr>
+          </w:p>
+        </w:tc>
+        <w:tc>
+          <w:tcPr>
+            <w:tcW w:w="960" w:type="dxa"/>
+            <w:tcBorders>
+              <w:top w:val="nil"/>
+              <w:left w:val="single" w:sz="4" w:space="0" w:color="auto"/>
               <w:bottom w:val="single" w:sz="4" w:space="0" w:color="auto"/>
               <w:right w:val="nil"/>
             </w:tcBorders>
-            <w:shd w:val="clear" w:color="auto" w:fill="auto"/>
-            <w:noWrap/>
-            <w:hideMark/>
-          </w:tcPr>
-          <w:p>
-            <w:pPr>
-              <w:jc w:val="center"/>
-            </w:pPr>
-            <w:r>
-              <w:t>50,8</w:t>
+            <w:noWrap/>
+          </w:tcPr>
+          <w:p>
+            <w:pPr>
+              <w:jc w:val="center"/>
+            </w:pPr>
+            <w:r>
+              <w:t>104,6</w:t>
             </w:r>
           </w:p>
         </w:tc>
@@ -3851,38 +3816,115 @@
               <w:bottom w:val="single" w:sz="4" w:space="0" w:color="auto"/>
               <w:right w:val="single" w:sz="4" w:space="0" w:color="auto"/>
             </w:tcBorders>
-            <w:shd w:val="clear" w:color="auto" w:fill="auto"/>
-            <w:noWrap/>
-            <w:hideMark/>
-          </w:tcPr>
-          <w:p>
-            <w:pPr>
-              <w:jc w:val="center"/>
-            </w:pPr>
-            <w:r>
-              <w:t>11,5</w:t>
-            </w:r>
-          </w:p>
-        </w:tc>
-        <w:tc>
-          <w:tcPr>
-            <w:tcW w:w="960" w:type="dxa"/>
-            <w:tcBorders>
-              <w:top w:val="nil"/>
-              <w:left w:val="nil"/>
+            <w:noWrap/>
+          </w:tcPr>
+          <w:p>
+            <w:pPr>
+              <w:jc w:val="center"/>
+            </w:pPr>
+            <w:r>
+              <w:t>13,2</w:t>
+            </w:r>
+          </w:p>
+        </w:tc>
+      </w:tr>
+      <w:tr>
+        <w:trPr>
+          <w:trHeight w:val="300"/>
+          <w:jc w:val="center"/>
+        </w:trPr>
+        <w:tc>
+          <w:tcPr>
+            <w:tcW w:w="960" w:type="dxa"/>
+            <w:tcBorders>
+              <w:top w:val="nil"/>
+              <w:left w:val="single" w:sz="4" w:space="0" w:color="auto"/>
               <w:bottom w:val="nil"/>
               <w:right w:val="nil"/>
             </w:tcBorders>
-            <w:shd w:val="clear" w:color="auto" w:fill="auto"/>
-            <w:noWrap/>
-            <w:hideMark/>
-          </w:tcPr>
-          <w:p>
-            <w:pPr>
-              <w:jc w:val="center"/>
-            </w:pPr>
-          </w:p>
-        </w:tc>
+            <w:noWrap/>
+          </w:tcPr>
+          <w:p>
+            <w:pPr>
+              <w:jc w:val="center"/>
+            </w:pPr>
+            <w:r>
+              <w:t>70,2</w:t>
+            </w:r>
+          </w:p>
+        </w:tc>
+        <w:tc>
+          <w:tcPr>
+            <w:tcW w:w="960" w:type="dxa"/>
+            <w:tcBorders>
+              <w:top w:val="nil"/>
+              <w:left w:val="single" w:sz="4" w:space="0" w:color="auto"/>
+              <w:bottom w:val="nil"/>
+              <w:right w:val="single" w:sz="4" w:space="0" w:color="auto"/>
+            </w:tcBorders>
+            <w:noWrap/>
+          </w:tcPr>
+          <w:p>
+            <w:pPr>
+              <w:jc w:val="center"/>
+            </w:pPr>
+            <w:r>
+              <w:t>13,7</w:t>
+            </w:r>
+          </w:p>
+        </w:tc>
+        <w:tc>
+          <w:tcPr>
+            <w:tcW w:w="960" w:type="dxa"/>
+            <w:tcBorders>
+              <w:top w:val="nil"/>
+              <w:left w:val="nil"/>
+              <w:bottom w:val="nil"/>
+            </w:tcBorders>
+            <w:noWrap/>
+          </w:tcPr>
+          <w:p>
+            <w:pPr>
+              <w:jc w:val="center"/>
+            </w:pPr>
+          </w:p>
+        </w:tc>
+        <w:tc>
+          <w:tcPr>
+            <w:tcW w:w="960" w:type="dxa"/>
+            <w:tcBorders>
+              <w:top w:val="single" w:sz="4" w:space="0" w:color="auto"/>
+              <w:bottom w:val="nil"/>
+            </w:tcBorders>
+            <w:noWrap/>
+          </w:tcPr>
+          <w:p>
+            <w:pPr>
+              <w:jc w:val="center"/>
+            </w:pPr>
+          </w:p>
+        </w:tc>
+        <w:tc>
+          <w:tcPr>
+            <w:tcW w:w="960" w:type="dxa"/>
+            <w:tcBorders>
+              <w:top w:val="single" w:sz="4" w:space="0" w:color="auto"/>
+              <w:bottom w:val="nil"/>
+            </w:tcBorders>
+            <w:noWrap/>
+          </w:tcPr>
+          <w:p>
+            <w:pPr>
+              <w:jc w:val="center"/>
+            </w:pPr>
+          </w:p>
+        </w:tc>
+      </w:tr>
+      <w:tr>
+        <w:trPr>
+          <w:trHeight w:val="300"/>
+          <w:jc w:val="center"/>
+        </w:trPr>
         <w:tc>
           <w:tcPr>
             <w:tcW w:w="960" w:type="dxa"/>
@@ -3892,16 +3934,14 @@
               <w:bottom w:val="single" w:sz="4" w:space="0" w:color="auto"/>
               <w:right w:val="nil"/>
             </w:tcBorders>
-            <w:shd w:val="clear" w:color="auto" w:fill="auto"/>
-            <w:noWrap/>
-            <w:hideMark/>
-          </w:tcPr>
-          <w:p>
-            <w:pPr>
-              <w:jc w:val="center"/>
-            </w:pPr>
-            <w:r>
-              <w:t>33,2</w:t>
+            <w:noWrap/>
+          </w:tcPr>
+          <w:p>
+            <w:pPr>
+              <w:jc w:val="center"/>
+            </w:pPr>
+            <w:r>
+              <w:t>73,4</w:t>
             </w:r>
           </w:p>
         </w:tc>
@@ -3914,17 +3954,59 @@
               <w:bottom w:val="single" w:sz="4" w:space="0" w:color="auto"/>
               <w:right w:val="single" w:sz="4" w:space="0" w:color="auto"/>
             </w:tcBorders>
-            <w:shd w:val="clear" w:color="auto" w:fill="auto"/>
-            <w:noWrap/>
-            <w:hideMark/>
-          </w:tcPr>
-          <w:p>
-            <w:pPr>
-              <w:jc w:val="center"/>
-            </w:pPr>
-            <w:r>
-              <w:t>5,8</w:t>
-            </w:r>
+            <w:noWrap/>
+          </w:tcPr>
+          <w:p>
+            <w:pPr>
+              <w:jc w:val="center"/>
+            </w:pPr>
+            <w:r>
+              <w:t>14,1</w:t>
+            </w:r>
+          </w:p>
+        </w:tc>
+        <w:tc>
+          <w:tcPr>
+            <w:tcW w:w="960" w:type="dxa"/>
+            <w:tcBorders>
+              <w:top w:val="nil"/>
+              <w:left w:val="nil"/>
+              <w:bottom w:val="nil"/>
+            </w:tcBorders>
+            <w:noWrap/>
+          </w:tcPr>
+          <w:p>
+            <w:pPr>
+              <w:jc w:val="center"/>
+            </w:pPr>
+          </w:p>
+        </w:tc>
+        <w:tc>
+          <w:tcPr>
+            <w:tcW w:w="960" w:type="dxa"/>
+            <w:tcBorders>
+              <w:top w:val="nil"/>
+            </w:tcBorders>
+            <w:noWrap/>
+          </w:tcPr>
+          <w:p>
+            <w:pPr>
+              <w:jc w:val="center"/>
+            </w:pPr>
+          </w:p>
+        </w:tc>
+        <w:tc>
+          <w:tcPr>
+            <w:tcW w:w="960" w:type="dxa"/>
+            <w:tcBorders>
+              <w:top w:val="nil"/>
+            </w:tcBorders>
+            <w:noWrap/>
+          </w:tcPr>
+          <w:p>
+            <w:pPr>
+              <w:jc w:val="center"/>
+            </w:pPr>
           </w:p>
         </w:tc>
       </w:tr>
@@ -4082,7 +4164,6 @@
               <w:bottom w:val="single" w:sz="4" w:space="0" w:color="auto"/>
               <w:right w:val="nil"/>
             </w:tcBorders>
-            <w:shd w:val="clear" w:color="auto" w:fill="auto"/>
             <w:noWrap/>
             <w:vAlign w:val="bottom"/>
             <w:hideMark/>
@@ -4117,7 +4198,6 @@
               <w:bottom w:val="single" w:sz="4" w:space="0" w:color="auto"/>
               <w:right w:val="single" w:sz="4" w:space="0" w:color="auto"/>
             </w:tcBorders>
-            <w:shd w:val="clear" w:color="auto" w:fill="auto"/>
             <w:noWrap/>
             <w:vAlign w:val="bottom"/>
             <w:hideMark/>
@@ -4160,7 +4240,6 @@
               <w:bottom w:val="single" w:sz="4" w:space="0" w:color="auto"/>
               <w:right w:val="single" w:sz="4" w:space="0" w:color="auto"/>
             </w:tcBorders>
-            <w:shd w:val="clear" w:color="auto" w:fill="auto"/>
             <w:noWrap/>
             <w:vAlign w:val="bottom"/>
             <w:hideMark/>
@@ -4203,7 +4282,6 @@
               <w:bottom w:val="single" w:sz="4" w:space="0" w:color="auto"/>
               <w:right w:val="single" w:sz="4" w:space="0" w:color="auto"/>
             </w:tcBorders>
-            <w:shd w:val="clear" w:color="auto" w:fill="auto"/>
             <w:noWrap/>
             <w:vAlign w:val="bottom"/>
             <w:hideMark/>
@@ -4252,78 +4330,74 @@
               <w:bottom w:val="nil"/>
               <w:right w:val="nil"/>
             </w:tcBorders>
-            <w:shd w:val="clear" w:color="auto" w:fill="auto"/>
-            <w:noWrap/>
-          </w:tcPr>
-          <w:p>
-            <w:pPr>
-              <w:jc w:val="center"/>
-            </w:pPr>
-            <w:r>
-              <w:t>104,43</w:t>
-            </w:r>
-          </w:p>
-        </w:tc>
-        <w:tc>
-          <w:tcPr>
-            <w:tcW w:w="960" w:type="dxa"/>
-            <w:tcBorders>
-              <w:top w:val="nil"/>
-              <w:left w:val="single" w:sz="4" w:space="0" w:color="auto"/>
-              <w:bottom w:val="nil"/>
-              <w:right w:val="single" w:sz="4" w:space="0" w:color="auto"/>
-            </w:tcBorders>
-            <w:shd w:val="clear" w:color="auto" w:fill="auto"/>
-            <w:noWrap/>
-          </w:tcPr>
-          <w:p>
-            <w:pPr>
-              <w:jc w:val="center"/>
-            </w:pPr>
-            <w:r>
-              <w:t>0,15</w:t>
-            </w:r>
-          </w:p>
-        </w:tc>
-        <w:tc>
-          <w:tcPr>
-            <w:tcW w:w="960" w:type="dxa"/>
-            <w:tcBorders>
-              <w:top w:val="nil"/>
-              <w:left w:val="nil"/>
-              <w:bottom w:val="nil"/>
-              <w:right w:val="single" w:sz="4" w:space="0" w:color="auto"/>
-            </w:tcBorders>
-            <w:shd w:val="clear" w:color="auto" w:fill="auto"/>
-            <w:noWrap/>
-          </w:tcPr>
-          <w:p>
-            <w:pPr>
-              <w:jc w:val="center"/>
-            </w:pPr>
-            <w:r>
-              <w:t>37,22</w:t>
-            </w:r>
-          </w:p>
-        </w:tc>
-        <w:tc>
-          <w:tcPr>
-            <w:tcW w:w="960" w:type="dxa"/>
-            <w:tcBorders>
-              <w:top w:val="nil"/>
-              <w:left w:val="nil"/>
-              <w:bottom w:val="nil"/>
-              <w:right w:val="single" w:sz="4" w:space="0" w:color="auto"/>
-            </w:tcBorders>
-            <w:shd w:val="clear" w:color="auto" w:fill="auto"/>
-            <w:noWrap/>
-          </w:tcPr>
-          <w:p>
-            <w:pPr>
-              <w:jc w:val="center"/>
-            </w:pPr>
-            <w:r>
-              <w:t>0,66</w:t>
+            <w:noWrap/>
+          </w:tcPr>
+          <w:p>
+            <w:pPr>
+              <w:jc w:val="center"/>
+            </w:pPr>
+            <w:r>
+              <w:t>117,3</w:t>
+            </w:r>
+          </w:p>
+        </w:tc>
+        <w:tc>
+          <w:tcPr>
+            <w:tcW w:w="960" w:type="dxa"/>
+            <w:tcBorders>
+              <w:top w:val="nil"/>
+              <w:left w:val="single" w:sz="4" w:space="0" w:color="auto"/>
+              <w:bottom w:val="nil"/>
+              <w:right w:val="single" w:sz="4" w:space="0" w:color="auto"/>
+            </w:tcBorders>
+            <w:noWrap/>
+          </w:tcPr>
+          <w:p>
+            <w:pPr>
+              <w:jc w:val="center"/>
+            </w:pPr>
+            <w:r>
+              <w:t>2,2</w:t>
+            </w:r>
+          </w:p>
+        </w:tc>
+        <w:tc>
+          <w:tcPr>
+            <w:tcW w:w="960" w:type="dxa"/>
+            <w:tcBorders>
+              <w:top w:val="nil"/>
+              <w:left w:val="nil"/>
+              <w:bottom w:val="nil"/>
+              <w:right w:val="single" w:sz="4" w:space="0" w:color="auto"/>
+            </w:tcBorders>
+            <w:noWrap/>
+          </w:tcPr>
+          <w:p>
+            <w:pPr>
+              <w:jc w:val="center"/>
+            </w:pPr>
+            <w:r>
+              <w:t>37,3</w:t>
+            </w:r>
+          </w:p>
+        </w:tc>
+        <w:tc>
+          <w:tcPr>
+            <w:tcW w:w="960" w:type="dxa"/>
+            <w:tcBorders>
+              <w:top w:val="nil"/>
+              <w:left w:val="nil"/>
+              <w:bottom w:val="nil"/>
+              <w:right w:val="single" w:sz="4" w:space="0" w:color="auto"/>
+            </w:tcBorders>
+            <w:noWrap/>
+          </w:tcPr>
+          <w:p>
+            <w:pPr>
+              <w:jc w:val="center"/>
+            </w:pPr>
+            <w:r>
+              <w:t>-0,12</w:t>
             </w:r>
           </w:p>
         </w:tc>
@@ -4342,78 +4416,74 @@
               <w:bottom w:val="nil"/>
               <w:right w:val="nil"/>
             </w:tcBorders>
-            <w:shd w:val="clear" w:color="auto" w:fill="auto"/>
-            <w:noWrap/>
-          </w:tcPr>
-          <w:p>
-            <w:pPr>
-              <w:jc w:val="center"/>
-            </w:pPr>
-            <w:r>
-              <w:t>105,35</w:t>
-            </w:r>
-          </w:p>
-        </w:tc>
-        <w:tc>
-          <w:tcPr>
-            <w:tcW w:w="960" w:type="dxa"/>
-            <w:tcBorders>
-              <w:top w:val="nil"/>
-              <w:left w:val="single" w:sz="4" w:space="0" w:color="auto"/>
-              <w:bottom w:val="nil"/>
-              <w:right w:val="single" w:sz="4" w:space="0" w:color="auto"/>
-            </w:tcBorders>
-            <w:shd w:val="clear" w:color="auto" w:fill="auto"/>
-            <w:noWrap/>
-          </w:tcPr>
-          <w:p>
-            <w:pPr>
-              <w:jc w:val="center"/>
-            </w:pPr>
-            <w:r>
-              <w:t>11,71</w:t>
-            </w:r>
-          </w:p>
-        </w:tc>
-        <w:tc>
-          <w:tcPr>
-            <w:tcW w:w="960" w:type="dxa"/>
-            <w:tcBorders>
-              <w:top w:val="nil"/>
-              <w:left w:val="nil"/>
-              <w:bottom w:val="nil"/>
-              <w:right w:val="single" w:sz="4" w:space="0" w:color="auto"/>
-            </w:tcBorders>
-            <w:shd w:val="clear" w:color="auto" w:fill="auto"/>
-            <w:noWrap/>
-          </w:tcPr>
-          <w:p>
-            <w:pPr>
-              <w:jc w:val="center"/>
-            </w:pPr>
-            <w:r>
-              <w:t>38,45</w:t>
-            </w:r>
-          </w:p>
-        </w:tc>
-        <w:tc>
-          <w:tcPr>
-            <w:tcW w:w="960" w:type="dxa"/>
-            <w:tcBorders>
-              <w:top w:val="nil"/>
-              <w:left w:val="nil"/>
-              <w:bottom w:val="nil"/>
-              <w:right w:val="single" w:sz="4" w:space="0" w:color="auto"/>
-            </w:tcBorders>
-            <w:shd w:val="clear" w:color="auto" w:fill="auto"/>
-            <w:noWrap/>
-          </w:tcPr>
-          <w:p>
-            <w:pPr>
-              <w:jc w:val="center"/>
-            </w:pPr>
-            <w:r>
-              <w:t>0,55</w:t>
+            <w:noWrap/>
+          </w:tcPr>
+          <w:p>
+            <w:pPr>
+              <w:jc w:val="center"/>
+            </w:pPr>
+            <w:r>
+              <w:t>110,0</w:t>
+            </w:r>
+          </w:p>
+        </w:tc>
+        <w:tc>
+          <w:tcPr>
+            <w:tcW w:w="960" w:type="dxa"/>
+            <w:tcBorders>
+              <w:top w:val="nil"/>
+              <w:left w:val="single" w:sz="4" w:space="0" w:color="auto"/>
+              <w:bottom w:val="nil"/>
+              <w:right w:val="single" w:sz="4" w:space="0" w:color="auto"/>
+            </w:tcBorders>
+            <w:noWrap/>
+          </w:tcPr>
+          <w:p>
+            <w:pPr>
+              <w:jc w:val="center"/>
+            </w:pPr>
+            <w:r>
+              <w:t>14,3</w:t>
+            </w:r>
+          </w:p>
+        </w:tc>
+        <w:tc>
+          <w:tcPr>
+            <w:tcW w:w="960" w:type="dxa"/>
+            <w:tcBorders>
+              <w:top w:val="nil"/>
+              <w:left w:val="nil"/>
+              <w:bottom w:val="nil"/>
+              <w:right w:val="single" w:sz="4" w:space="0" w:color="auto"/>
+            </w:tcBorders>
+            <w:noWrap/>
+          </w:tcPr>
+          <w:p>
+            <w:pPr>
+              <w:jc w:val="center"/>
+            </w:pPr>
+            <w:r>
+              <w:t>37,2</w:t>
+            </w:r>
+          </w:p>
+        </w:tc>
+        <w:tc>
+          <w:tcPr>
+            <w:tcW w:w="960" w:type="dxa"/>
+            <w:tcBorders>
+              <w:top w:val="nil"/>
+              <w:left w:val="nil"/>
+              <w:bottom w:val="nil"/>
+              <w:right w:val="single" w:sz="4" w:space="0" w:color="auto"/>
+            </w:tcBorders>
+            <w:noWrap/>
+          </w:tcPr>
+          <w:p>
+            <w:pPr>
+              <w:jc w:val="center"/>
+            </w:pPr>
+            <w:r>
+              <w:t>0,00</w:t>
             </w:r>
           </w:p>
         </w:tc>
@@ -4432,82 +4502,78 @@
               <w:bottom w:val="nil"/>
               <w:right w:val="nil"/>
             </w:tcBorders>
-            <w:shd w:val="clear" w:color="auto" w:fill="auto"/>
-            <w:noWrap/>
-            <w:hideMark/>
-          </w:tcPr>
-          <w:p>
-            <w:pPr>
-              <w:jc w:val="center"/>
-            </w:pPr>
-            <w:r>
-              <w:t>103,28</w:t>
-            </w:r>
-          </w:p>
-        </w:tc>
-        <w:tc>
-          <w:tcPr>
-            <w:tcW w:w="960" w:type="dxa"/>
-            <w:tcBorders>
-              <w:top w:val="nil"/>
-              <w:left w:val="single" w:sz="4" w:space="0" w:color="auto"/>
-              <w:bottom w:val="nil"/>
-              <w:right w:val="single" w:sz="4" w:space="0" w:color="auto"/>
-            </w:tcBorders>
-            <w:shd w:val="clear" w:color="auto" w:fill="auto"/>
-            <w:noWrap/>
-            <w:hideMark/>
-          </w:tcPr>
-          <w:p>
-            <w:pPr>
-              <w:jc w:val="center"/>
-            </w:pPr>
-            <w:r>
-              <w:t>13,95</w:t>
-            </w:r>
-          </w:p>
-        </w:tc>
-        <w:tc>
-          <w:tcPr>
-            <w:tcW w:w="960" w:type="dxa"/>
-            <w:tcBorders>
-              <w:top w:val="nil"/>
-              <w:left w:val="nil"/>
-              <w:bottom w:val="nil"/>
-              <w:right w:val="single" w:sz="4" w:space="0" w:color="auto"/>
-            </w:tcBorders>
-            <w:shd w:val="clear" w:color="auto" w:fill="auto"/>
-            <w:noWrap/>
-            <w:hideMark/>
-          </w:tcPr>
-          <w:p>
-            <w:pPr>
-              <w:jc w:val="center"/>
-            </w:pPr>
-            <w:r>
-              <w:t>38,52</w:t>
-            </w:r>
-          </w:p>
-        </w:tc>
-        <w:tc>
-          <w:tcPr>
-            <w:tcW w:w="960" w:type="dxa"/>
-            <w:tcBorders>
-              <w:top w:val="nil"/>
-              <w:left w:val="nil"/>
-              <w:bottom w:val="nil"/>
-              <w:right w:val="single" w:sz="4" w:space="0" w:color="auto"/>
-            </w:tcBorders>
-            <w:shd w:val="clear" w:color="auto" w:fill="auto"/>
-            <w:noWrap/>
-            <w:hideMark/>
-          </w:tcPr>
-          <w:p>
-            <w:pPr>
-              <w:jc w:val="center"/>
-            </w:pPr>
-            <w:r>
-              <w:t>0,44</w:t>
+            <w:noWrap/>
+            <w:hideMark/>
+          </w:tcPr>
+          <w:p>
+            <w:pPr>
+              <w:jc w:val="center"/>
+            </w:pPr>
+            <w:r>
+              <w:t>173,3</w:t>
+            </w:r>
+          </w:p>
+        </w:tc>
+        <w:tc>
+          <w:tcPr>
+            <w:tcW w:w="960" w:type="dxa"/>
+            <w:tcBorders>
+              <w:top w:val="nil"/>
+              <w:left w:val="single" w:sz="4" w:space="0" w:color="auto"/>
+              <w:bottom w:val="nil"/>
+              <w:right w:val="single" w:sz="4" w:space="0" w:color="auto"/>
+            </w:tcBorders>
+            <w:noWrap/>
+            <w:hideMark/>
+          </w:tcPr>
+          <w:p>
+            <w:pPr>
+              <w:jc w:val="center"/>
+            </w:pPr>
+            <w:r>
+              <w:t>1,9</w:t>
+            </w:r>
+          </w:p>
+        </w:tc>
+        <w:tc>
+          <w:tcPr>
+            <w:tcW w:w="960" w:type="dxa"/>
+            <w:tcBorders>
+              <w:top w:val="nil"/>
+              <w:left w:val="nil"/>
+              <w:bottom w:val="nil"/>
+              <w:right w:val="single" w:sz="4" w:space="0" w:color="auto"/>
+            </w:tcBorders>
+            <w:noWrap/>
+            <w:hideMark/>
+          </w:tcPr>
+          <w:p>
+            <w:pPr>
+              <w:jc w:val="center"/>
+            </w:pPr>
+            <w:r>
+              <w:t>33,1</w:t>
+            </w:r>
+          </w:p>
+        </w:tc>
+        <w:tc>
+          <w:tcPr>
+            <w:tcW w:w="960" w:type="dxa"/>
+            <w:tcBorders>
+              <w:top w:val="nil"/>
+              <w:left w:val="nil"/>
+              <w:bottom w:val="nil"/>
+              <w:right w:val="single" w:sz="4" w:space="0" w:color="auto"/>
+            </w:tcBorders>
+            <w:noWrap/>
+            <w:hideMark/>
+          </w:tcPr>
+          <w:p>
+            <w:pPr>
+              <w:jc w:val="center"/>
+            </w:pPr>
+            <w:r>
+              <w:t>0,47</w:t>
             </w:r>
           </w:p>
         </w:tc>
@@ -4526,78 +4592,74 @@
               <w:bottom w:val="nil"/>
               <w:right w:val="nil"/>
             </w:tcBorders>
-            <w:shd w:val="clear" w:color="auto" w:fill="auto"/>
-            <w:noWrap/>
-          </w:tcPr>
-          <w:p>
-            <w:pPr>
-              <w:jc w:val="center"/>
-            </w:pPr>
-            <w:r>
-              <w:t>106,67</w:t>
-            </w:r>
-          </w:p>
-        </w:tc>
-        <w:tc>
-          <w:tcPr>
-            <w:tcW w:w="960" w:type="dxa"/>
-            <w:tcBorders>
-              <w:top w:val="nil"/>
-              <w:left w:val="single" w:sz="4" w:space="0" w:color="auto"/>
-              <w:bottom w:val="nil"/>
-              <w:right w:val="single" w:sz="4" w:space="0" w:color="auto"/>
-            </w:tcBorders>
-            <w:shd w:val="clear" w:color="auto" w:fill="auto"/>
-            <w:noWrap/>
-          </w:tcPr>
-          <w:p>
-            <w:pPr>
-              <w:jc w:val="center"/>
-            </w:pPr>
-            <w:r>
-              <w:t>2,82</w:t>
-            </w:r>
-          </w:p>
-        </w:tc>
-        <w:tc>
-          <w:tcPr>
-            <w:tcW w:w="960" w:type="dxa"/>
-            <w:tcBorders>
-              <w:top w:val="nil"/>
-              <w:left w:val="nil"/>
-              <w:bottom w:val="nil"/>
-              <w:right w:val="single" w:sz="4" w:space="0" w:color="auto"/>
-            </w:tcBorders>
-            <w:shd w:val="clear" w:color="auto" w:fill="auto"/>
-            <w:noWrap/>
-          </w:tcPr>
-          <w:p>
-            <w:pPr>
-              <w:jc w:val="center"/>
-            </w:pPr>
-            <w:r>
-              <w:t>34,27</w:t>
-            </w:r>
-          </w:p>
-        </w:tc>
-        <w:tc>
-          <w:tcPr>
-            <w:tcW w:w="960" w:type="dxa"/>
-            <w:tcBorders>
-              <w:top w:val="nil"/>
-              <w:left w:val="nil"/>
-              <w:bottom w:val="nil"/>
-              <w:right w:val="single" w:sz="4" w:space="0" w:color="auto"/>
-            </w:tcBorders>
-            <w:shd w:val="clear" w:color="auto" w:fill="auto"/>
-            <w:noWrap/>
-          </w:tcPr>
-          <w:p>
-            <w:pPr>
-              <w:jc w:val="center"/>
-            </w:pPr>
-            <w:r>
-              <w:t>0,77</w:t>
+            <w:noWrap/>
+          </w:tcPr>
+          <w:p>
+            <w:pPr>
+              <w:jc w:val="center"/>
+            </w:pPr>
+            <w:r>
+              <w:t>107,1</w:t>
+            </w:r>
+          </w:p>
+        </w:tc>
+        <w:tc>
+          <w:tcPr>
+            <w:tcW w:w="960" w:type="dxa"/>
+            <w:tcBorders>
+              <w:top w:val="nil"/>
+              <w:left w:val="single" w:sz="4" w:space="0" w:color="auto"/>
+              <w:bottom w:val="nil"/>
+              <w:right w:val="single" w:sz="4" w:space="0" w:color="auto"/>
+            </w:tcBorders>
+            <w:noWrap/>
+          </w:tcPr>
+          <w:p>
+            <w:pPr>
+              <w:jc w:val="center"/>
+            </w:pPr>
+            <w:r>
+              <w:t>1,4</w:t>
+            </w:r>
+          </w:p>
+        </w:tc>
+        <w:tc>
+          <w:tcPr>
+            <w:tcW w:w="960" w:type="dxa"/>
+            <w:tcBorders>
+              <w:top w:val="nil"/>
+              <w:left w:val="nil"/>
+              <w:bottom w:val="nil"/>
+              <w:right w:val="single" w:sz="4" w:space="0" w:color="auto"/>
+            </w:tcBorders>
+            <w:noWrap/>
+          </w:tcPr>
+          <w:p>
+            <w:pPr>
+              <w:jc w:val="center"/>
+            </w:pPr>
+            <w:r>
+              <w:t>32,8</w:t>
+            </w:r>
+          </w:p>
+        </w:tc>
+        <w:tc>
+          <w:tcPr>
+            <w:tcW w:w="960" w:type="dxa"/>
+            <w:tcBorders>
+              <w:top w:val="nil"/>
+              <w:left w:val="nil"/>
+              <w:bottom w:val="nil"/>
+              <w:right w:val="single" w:sz="4" w:space="0" w:color="auto"/>
+            </w:tcBorders>
+            <w:noWrap/>
+          </w:tcPr>
+          <w:p>
+            <w:pPr>
+              <w:jc w:val="center"/>
+            </w:pPr>
+            <w:r>
+              <w:t>-0,13</w:t>
             </w:r>
           </w:p>
         </w:tc>
@@ -4616,78 +4678,74 @@
               <w:bottom w:val="nil"/>
               <w:right w:val="nil"/>
             </w:tcBorders>
-            <w:shd w:val="clear" w:color="auto" w:fill="auto"/>
-            <w:noWrap/>
-          </w:tcPr>
-          <w:p>
-            <w:pPr>
-              <w:jc w:val="center"/>
-            </w:pPr>
-            <w:r>
-              <w:t>97,43</w:t>
-            </w:r>
-          </w:p>
-        </w:tc>
-        <w:tc>
-          <w:tcPr>
-            <w:tcW w:w="960" w:type="dxa"/>
-            <w:tcBorders>
-              <w:top w:val="nil"/>
-              <w:left w:val="single" w:sz="4" w:space="0" w:color="auto"/>
-              <w:bottom w:val="nil"/>
-              <w:right w:val="single" w:sz="4" w:space="0" w:color="auto"/>
-            </w:tcBorders>
-            <w:shd w:val="clear" w:color="auto" w:fill="auto"/>
-            <w:noWrap/>
-          </w:tcPr>
-          <w:p>
-            <w:pPr>
-              <w:jc w:val="center"/>
-            </w:pPr>
-            <w:r>
-              <w:t>0,21</w:t>
-            </w:r>
-          </w:p>
-        </w:tc>
-        <w:tc>
-          <w:tcPr>
-            <w:tcW w:w="960" w:type="dxa"/>
-            <w:tcBorders>
-              <w:top w:val="nil"/>
-              <w:left w:val="nil"/>
-              <w:bottom w:val="nil"/>
-              <w:right w:val="single" w:sz="4" w:space="0" w:color="auto"/>
-            </w:tcBorders>
-            <w:shd w:val="clear" w:color="auto" w:fill="auto"/>
-            <w:noWrap/>
-          </w:tcPr>
-          <w:p>
-            <w:pPr>
-              <w:jc w:val="center"/>
-            </w:pPr>
-            <w:r>
-              <w:t>35,87</w:t>
-            </w:r>
-          </w:p>
-        </w:tc>
-        <w:tc>
-          <w:tcPr>
-            <w:tcW w:w="960" w:type="dxa"/>
-            <w:tcBorders>
-              <w:top w:val="nil"/>
-              <w:left w:val="nil"/>
-              <w:bottom w:val="nil"/>
-              <w:right w:val="single" w:sz="4" w:space="0" w:color="auto"/>
-            </w:tcBorders>
-            <w:shd w:val="clear" w:color="auto" w:fill="auto"/>
-            <w:noWrap/>
-          </w:tcPr>
-          <w:p>
-            <w:pPr>
-              <w:jc w:val="center"/>
-            </w:pPr>
-            <w:r>
-              <w:t>-0,82</w:t>
+            <w:noWrap/>
+          </w:tcPr>
+          <w:p>
+            <w:pPr>
+              <w:jc w:val="center"/>
+            </w:pPr>
+            <w:r>
+              <w:t>163,5</w:t>
+            </w:r>
+          </w:p>
+        </w:tc>
+        <w:tc>
+          <w:tcPr>
+            <w:tcW w:w="960" w:type="dxa"/>
+            <w:tcBorders>
+              <w:top w:val="nil"/>
+              <w:left w:val="single" w:sz="4" w:space="0" w:color="auto"/>
+              <w:bottom w:val="nil"/>
+              <w:right w:val="single" w:sz="4" w:space="0" w:color="auto"/>
+            </w:tcBorders>
+            <w:noWrap/>
+          </w:tcPr>
+          <w:p>
+            <w:pPr>
+              <w:jc w:val="center"/>
+            </w:pPr>
+            <w:r>
+              <w:t>1,7</w:t>
+            </w:r>
+          </w:p>
+        </w:tc>
+        <w:tc>
+          <w:tcPr>
+            <w:tcW w:w="960" w:type="dxa"/>
+            <w:tcBorders>
+              <w:top w:val="nil"/>
+              <w:left w:val="nil"/>
+              <w:bottom w:val="nil"/>
+              <w:right w:val="single" w:sz="4" w:space="0" w:color="auto"/>
+            </w:tcBorders>
+            <w:noWrap/>
+          </w:tcPr>
+          <w:p>
+            <w:pPr>
+              <w:jc w:val="center"/>
+            </w:pPr>
+            <w:r>
+              <w:t>31,7</w:t>
+            </w:r>
+          </w:p>
+        </w:tc>
+        <w:tc>
+          <w:tcPr>
+            <w:tcW w:w="960" w:type="dxa"/>
+            <w:tcBorders>
+              <w:top w:val="nil"/>
+              <w:left w:val="nil"/>
+              <w:bottom w:val="nil"/>
+              <w:right w:val="single" w:sz="4" w:space="0" w:color="auto"/>
+            </w:tcBorders>
+            <w:noWrap/>
+          </w:tcPr>
+          <w:p>
+            <w:pPr>
+              <w:jc w:val="center"/>
+            </w:pPr>
+            <w:r>
+              <w:t>0,40</w:t>
             </w:r>
           </w:p>
         </w:tc>
@@ -4706,78 +4764,74 @@
               <w:bottom w:val="nil"/>
               <w:right w:val="nil"/>
             </w:tcBorders>
-            <w:shd w:val="clear" w:color="auto" w:fill="auto"/>
-            <w:noWrap/>
-          </w:tcPr>
-          <w:p>
-            <w:pPr>
-              <w:jc w:val="center"/>
-            </w:pPr>
-            <w:r>
-              <w:t>104,33</w:t>
-            </w:r>
-          </w:p>
-        </w:tc>
-        <w:tc>
-          <w:tcPr>
-            <w:tcW w:w="960" w:type="dxa"/>
-            <w:tcBorders>
-              <w:top w:val="nil"/>
-              <w:left w:val="single" w:sz="4" w:space="0" w:color="auto"/>
-              <w:bottom w:val="nil"/>
-              <w:right w:val="single" w:sz="4" w:space="0" w:color="auto"/>
-            </w:tcBorders>
-            <w:shd w:val="clear" w:color="auto" w:fill="auto"/>
-            <w:noWrap/>
-          </w:tcPr>
-          <w:p>
-            <w:pPr>
-              <w:jc w:val="center"/>
-            </w:pPr>
-            <w:r>
-              <w:t>4,07</w:t>
-            </w:r>
-          </w:p>
-        </w:tc>
-        <w:tc>
-          <w:tcPr>
-            <w:tcW w:w="960" w:type="dxa"/>
-            <w:tcBorders>
-              <w:top w:val="nil"/>
-              <w:left w:val="nil"/>
-              <w:bottom w:val="nil"/>
-              <w:right w:val="single" w:sz="4" w:space="0" w:color="auto"/>
-            </w:tcBorders>
-            <w:shd w:val="clear" w:color="auto" w:fill="auto"/>
-            <w:noWrap/>
-          </w:tcPr>
-          <w:p>
-            <w:pPr>
-              <w:jc w:val="center"/>
-            </w:pPr>
-            <w:r>
-              <w:t>32,62</w:t>
-            </w:r>
-          </w:p>
-        </w:tc>
-        <w:tc>
-          <w:tcPr>
-            <w:tcW w:w="960" w:type="dxa"/>
-            <w:tcBorders>
-              <w:top w:val="nil"/>
-              <w:left w:val="nil"/>
-              <w:bottom w:val="nil"/>
-              <w:right w:val="single" w:sz="4" w:space="0" w:color="auto"/>
-            </w:tcBorders>
-            <w:shd w:val="clear" w:color="auto" w:fill="auto"/>
-            <w:noWrap/>
-          </w:tcPr>
-          <w:p>
-            <w:pPr>
-              <w:jc w:val="center"/>
-            </w:pPr>
-            <w:r>
-              <w:t>-0,22</w:t>
+            <w:noWrap/>
+          </w:tcPr>
+          <w:p>
+            <w:pPr>
+              <w:jc w:val="center"/>
+            </w:pPr>
+            <w:r>
+              <w:t>59,3</w:t>
+            </w:r>
+          </w:p>
+        </w:tc>
+        <w:tc>
+          <w:tcPr>
+            <w:tcW w:w="960" w:type="dxa"/>
+            <w:tcBorders>
+              <w:top w:val="nil"/>
+              <w:left w:val="single" w:sz="4" w:space="0" w:color="auto"/>
+              <w:bottom w:val="nil"/>
+              <w:right w:val="single" w:sz="4" w:space="0" w:color="auto"/>
+            </w:tcBorders>
+            <w:noWrap/>
+          </w:tcPr>
+          <w:p>
+            <w:pPr>
+              <w:jc w:val="center"/>
+            </w:pPr>
+            <w:r>
+              <w:t>14,7</w:t>
+            </w:r>
+          </w:p>
+        </w:tc>
+        <w:tc>
+          <w:tcPr>
+            <w:tcW w:w="960" w:type="dxa"/>
+            <w:tcBorders>
+              <w:top w:val="nil"/>
+              <w:left w:val="nil"/>
+              <w:bottom w:val="nil"/>
+              <w:right w:val="single" w:sz="4" w:space="0" w:color="auto"/>
+            </w:tcBorders>
+            <w:noWrap/>
+          </w:tcPr>
+          <w:p>
+            <w:pPr>
+              <w:jc w:val="center"/>
+            </w:pPr>
+            <w:r>
+              <w:t>39,4</w:t>
+            </w:r>
+          </w:p>
+        </w:tc>
+        <w:tc>
+          <w:tcPr>
+            <w:tcW w:w="960" w:type="dxa"/>
+            <w:tcBorders>
+              <w:top w:val="nil"/>
+              <w:left w:val="nil"/>
+              <w:bottom w:val="nil"/>
+              <w:right w:val="single" w:sz="4" w:space="0" w:color="auto"/>
+            </w:tcBorders>
+            <w:noWrap/>
+          </w:tcPr>
+          <w:p>
+            <w:pPr>
+              <w:jc w:val="center"/>
+            </w:pPr>
+            <w:r>
+              <w:t>-0,44</w:t>
             </w:r>
           </w:p>
         </w:tc>
@@ -4796,82 +4850,78 @@
               <w:bottom w:val="nil"/>
               <w:right w:val="nil"/>
             </w:tcBorders>
-            <w:shd w:val="clear" w:color="auto" w:fill="auto"/>
-            <w:noWrap/>
-            <w:hideMark/>
-          </w:tcPr>
-          <w:p>
-            <w:pPr>
-              <w:jc w:val="center"/>
-            </w:pPr>
-            <w:r>
-              <w:t>107,88</w:t>
-            </w:r>
-          </w:p>
-        </w:tc>
-        <w:tc>
-          <w:tcPr>
-            <w:tcW w:w="960" w:type="dxa"/>
-            <w:tcBorders>
-              <w:top w:val="nil"/>
-              <w:left w:val="single" w:sz="4" w:space="0" w:color="auto"/>
-              <w:bottom w:val="nil"/>
-              <w:right w:val="single" w:sz="4" w:space="0" w:color="auto"/>
-            </w:tcBorders>
-            <w:shd w:val="clear" w:color="auto" w:fill="auto"/>
-            <w:noWrap/>
-            <w:hideMark/>
-          </w:tcPr>
-          <w:p>
-            <w:pPr>
-              <w:jc w:val="center"/>
-            </w:pPr>
-            <w:r>
-              <w:t>5,98</w:t>
-            </w:r>
-          </w:p>
-        </w:tc>
-        <w:tc>
-          <w:tcPr>
-            <w:tcW w:w="960" w:type="dxa"/>
-            <w:tcBorders>
-              <w:top w:val="nil"/>
-              <w:left w:val="nil"/>
-              <w:bottom w:val="nil"/>
-              <w:right w:val="single" w:sz="4" w:space="0" w:color="auto"/>
-            </w:tcBorders>
-            <w:shd w:val="clear" w:color="auto" w:fill="auto"/>
-            <w:noWrap/>
-            <w:hideMark/>
-          </w:tcPr>
-          <w:p>
-            <w:pPr>
-              <w:jc w:val="center"/>
-            </w:pPr>
-            <w:r>
-              <w:t>30,86</w:t>
-            </w:r>
-          </w:p>
-        </w:tc>
-        <w:tc>
-          <w:tcPr>
-            <w:tcW w:w="960" w:type="dxa"/>
-            <w:tcBorders>
-              <w:top w:val="nil"/>
-              <w:left w:val="nil"/>
-              <w:bottom w:val="nil"/>
-              <w:right w:val="single" w:sz="4" w:space="0" w:color="auto"/>
-            </w:tcBorders>
-            <w:shd w:val="clear" w:color="auto" w:fill="auto"/>
-            <w:noWrap/>
-            <w:hideMark/>
-          </w:tcPr>
-          <w:p>
-            <w:pPr>
-              <w:jc w:val="center"/>
-            </w:pPr>
-            <w:r>
-              <w:t>0,60</w:t>
+            <w:noWrap/>
+            <w:hideMark/>
+          </w:tcPr>
+          <w:p>
+            <w:pPr>
+              <w:jc w:val="center"/>
+            </w:pPr>
+            <w:r>
+              <w:t>132,3</w:t>
+            </w:r>
+          </w:p>
+        </w:tc>
+        <w:tc>
+          <w:tcPr>
+            <w:tcW w:w="960" w:type="dxa"/>
+            <w:tcBorders>
+              <w:top w:val="nil"/>
+              <w:left w:val="single" w:sz="4" w:space="0" w:color="auto"/>
+              <w:bottom w:val="nil"/>
+              <w:right w:val="single" w:sz="4" w:space="0" w:color="auto"/>
+            </w:tcBorders>
+            <w:noWrap/>
+            <w:hideMark/>
+          </w:tcPr>
+          <w:p>
+            <w:pPr>
+              <w:jc w:val="center"/>
+            </w:pPr>
+            <w:r>
+              <w:t>2,3</w:t>
+            </w:r>
+          </w:p>
+        </w:tc>
+        <w:tc>
+          <w:tcPr>
+            <w:tcW w:w="960" w:type="dxa"/>
+            <w:tcBorders>
+              <w:top w:val="nil"/>
+              <w:left w:val="nil"/>
+              <w:bottom w:val="nil"/>
+              <w:right w:val="single" w:sz="4" w:space="0" w:color="auto"/>
+            </w:tcBorders>
+            <w:noWrap/>
+            <w:hideMark/>
+          </w:tcPr>
+          <w:p>
+            <w:pPr>
+              <w:jc w:val="center"/>
+            </w:pPr>
+            <w:r>
+              <w:t>40,0</w:t>
+            </w:r>
+          </w:p>
+        </w:tc>
+        <w:tc>
+          <w:tcPr>
+            <w:tcW w:w="960" w:type="dxa"/>
+            <w:tcBorders>
+              <w:top w:val="nil"/>
+              <w:left w:val="nil"/>
+              <w:bottom w:val="nil"/>
+              <w:right w:val="single" w:sz="4" w:space="0" w:color="auto"/>
+            </w:tcBorders>
+            <w:noWrap/>
+            <w:hideMark/>
+          </w:tcPr>
+          <w:p>
+            <w:pPr>
+              <w:jc w:val="center"/>
+            </w:pPr>
+            <w:r>
+              <w:t>0,02</w:t>
             </w:r>
           </w:p>
         </w:tc>
@@ -4890,82 +4940,78 @@
               <w:bottom w:val="nil"/>
               <w:right w:val="nil"/>
             </w:tcBorders>
-            <w:shd w:val="clear" w:color="auto" w:fill="auto"/>
-            <w:noWrap/>
-            <w:hideMark/>
-          </w:tcPr>
-          <w:p>
-            <w:pPr>
-              <w:jc w:val="center"/>
-            </w:pPr>
-            <w:r>
-              <w:t>99,07</w:t>
-            </w:r>
-          </w:p>
-        </w:tc>
-        <w:tc>
-          <w:tcPr>
-            <w:tcW w:w="960" w:type="dxa"/>
-            <w:tcBorders>
-              <w:top w:val="nil"/>
-              <w:left w:val="single" w:sz="4" w:space="0" w:color="auto"/>
-              <w:bottom w:val="nil"/>
-              <w:right w:val="single" w:sz="4" w:space="0" w:color="auto"/>
-            </w:tcBorders>
-            <w:shd w:val="clear" w:color="auto" w:fill="auto"/>
-            <w:noWrap/>
-            <w:hideMark/>
-          </w:tcPr>
-          <w:p>
-            <w:pPr>
-              <w:jc w:val="center"/>
-            </w:pPr>
-            <w:r>
-              <w:t>14,49</w:t>
-            </w:r>
-          </w:p>
-        </w:tc>
-        <w:tc>
-          <w:tcPr>
-            <w:tcW w:w="960" w:type="dxa"/>
-            <w:tcBorders>
-              <w:top w:val="nil"/>
-              <w:left w:val="nil"/>
-              <w:bottom w:val="nil"/>
-              <w:right w:val="single" w:sz="4" w:space="0" w:color="auto"/>
-            </w:tcBorders>
-            <w:shd w:val="clear" w:color="auto" w:fill="auto"/>
-            <w:noWrap/>
-            <w:hideMark/>
-          </w:tcPr>
-          <w:p>
-            <w:pPr>
-              <w:jc w:val="center"/>
-            </w:pPr>
-            <w:r>
-              <w:t>38,43</w:t>
-            </w:r>
-          </w:p>
-        </w:tc>
-        <w:tc>
-          <w:tcPr>
-            <w:tcW w:w="960" w:type="dxa"/>
-            <w:tcBorders>
-              <w:top w:val="nil"/>
-              <w:left w:val="nil"/>
-              <w:bottom w:val="nil"/>
-              <w:right w:val="single" w:sz="4" w:space="0" w:color="auto"/>
-            </w:tcBorders>
-            <w:shd w:val="clear" w:color="auto" w:fill="auto"/>
-            <w:noWrap/>
-            <w:hideMark/>
-          </w:tcPr>
-          <w:p>
-            <w:pPr>
-              <w:jc w:val="center"/>
-            </w:pPr>
-            <w:r>
-              <w:t>-0,18</w:t>
+            <w:noWrap/>
+            <w:hideMark/>
+          </w:tcPr>
+          <w:p>
+            <w:pPr>
+              <w:jc w:val="center"/>
+            </w:pPr>
+            <w:r>
+              <w:t>121,9</w:t>
+            </w:r>
+          </w:p>
+        </w:tc>
+        <w:tc>
+          <w:tcPr>
+            <w:tcW w:w="960" w:type="dxa"/>
+            <w:tcBorders>
+              <w:top w:val="nil"/>
+              <w:left w:val="single" w:sz="4" w:space="0" w:color="auto"/>
+              <w:bottom w:val="nil"/>
+              <w:right w:val="single" w:sz="4" w:space="0" w:color="auto"/>
+            </w:tcBorders>
+            <w:noWrap/>
+            <w:hideMark/>
+          </w:tcPr>
+          <w:p>
+            <w:pPr>
+              <w:jc w:val="center"/>
+            </w:pPr>
+            <w:r>
+              <w:t>1,4</w:t>
+            </w:r>
+          </w:p>
+        </w:tc>
+        <w:tc>
+          <w:tcPr>
+            <w:tcW w:w="960" w:type="dxa"/>
+            <w:tcBorders>
+              <w:top w:val="nil"/>
+              <w:left w:val="nil"/>
+              <w:bottom w:val="nil"/>
+              <w:right w:val="single" w:sz="4" w:space="0" w:color="auto"/>
+            </w:tcBorders>
+            <w:noWrap/>
+            <w:hideMark/>
+          </w:tcPr>
+          <w:p>
+            <w:pPr>
+              <w:jc w:val="center"/>
+            </w:pPr>
+            <w:r>
+              <w:t>36,1</w:t>
+            </w:r>
+          </w:p>
+        </w:tc>
+        <w:tc>
+          <w:tcPr>
+            <w:tcW w:w="960" w:type="dxa"/>
+            <w:tcBorders>
+              <w:top w:val="nil"/>
+              <w:left w:val="nil"/>
+              <w:bottom w:val="nil"/>
+              <w:right w:val="single" w:sz="4" w:space="0" w:color="auto"/>
+            </w:tcBorders>
+            <w:noWrap/>
+            <w:hideMark/>
+          </w:tcPr>
+          <w:p>
+            <w:pPr>
+              <w:jc w:val="center"/>
+            </w:pPr>
+            <w:r>
+              <w:t>0,03</w:t>
             </w:r>
           </w:p>
         </w:tc>
@@ -4984,78 +5030,74 @@
               <w:bottom w:val="nil"/>
               <w:right w:val="nil"/>
             </w:tcBorders>
-            <w:shd w:val="clear" w:color="auto" w:fill="auto"/>
-            <w:noWrap/>
-          </w:tcPr>
-          <w:p>
-            <w:pPr>
-              <w:jc w:val="center"/>
-            </w:pPr>
-            <w:r>
-              <w:t>97,21</w:t>
-            </w:r>
-          </w:p>
-        </w:tc>
-        <w:tc>
-          <w:tcPr>
-            <w:tcW w:w="960" w:type="dxa"/>
-            <w:tcBorders>
-              <w:top w:val="nil"/>
-              <w:left w:val="single" w:sz="4" w:space="0" w:color="auto"/>
-              <w:bottom w:val="nil"/>
-              <w:right w:val="single" w:sz="4" w:space="0" w:color="auto"/>
-            </w:tcBorders>
-            <w:shd w:val="clear" w:color="auto" w:fill="auto"/>
-            <w:noWrap/>
-          </w:tcPr>
-          <w:p>
-            <w:pPr>
-              <w:jc w:val="center"/>
-            </w:pPr>
-            <w:r>
-              <w:t>14,69</w:t>
-            </w:r>
-          </w:p>
-        </w:tc>
-        <w:tc>
-          <w:tcPr>
-            <w:tcW w:w="960" w:type="dxa"/>
-            <w:tcBorders>
-              <w:top w:val="nil"/>
-              <w:left w:val="nil"/>
-              <w:bottom w:val="nil"/>
-              <w:right w:val="single" w:sz="4" w:space="0" w:color="auto"/>
-            </w:tcBorders>
-            <w:shd w:val="clear" w:color="auto" w:fill="auto"/>
-            <w:noWrap/>
-          </w:tcPr>
-          <w:p>
-            <w:pPr>
-              <w:jc w:val="center"/>
-            </w:pPr>
-            <w:r>
-              <w:t>31,06</w:t>
-            </w:r>
-          </w:p>
-        </w:tc>
-        <w:tc>
-          <w:tcPr>
-            <w:tcW w:w="960" w:type="dxa"/>
-            <w:tcBorders>
-              <w:top w:val="nil"/>
-              <w:left w:val="nil"/>
-              <w:bottom w:val="nil"/>
-              <w:right w:val="single" w:sz="4" w:space="0" w:color="auto"/>
-            </w:tcBorders>
-            <w:shd w:val="clear" w:color="auto" w:fill="auto"/>
-            <w:noWrap/>
-          </w:tcPr>
-          <w:p>
-            <w:pPr>
-              <w:jc w:val="center"/>
-            </w:pPr>
-            <w:r>
-              <w:t>-0,95</w:t>
+            <w:noWrap/>
+          </w:tcPr>
+          <w:p>
+            <w:pPr>
+              <w:jc w:val="center"/>
+            </w:pPr>
+            <w:r>
+              <w:t>169,3</w:t>
+            </w:r>
+          </w:p>
+        </w:tc>
+        <w:tc>
+          <w:tcPr>
+            <w:tcW w:w="960" w:type="dxa"/>
+            <w:tcBorders>
+              <w:top w:val="nil"/>
+              <w:left w:val="single" w:sz="4" w:space="0" w:color="auto"/>
+              <w:bottom w:val="nil"/>
+              <w:right w:val="single" w:sz="4" w:space="0" w:color="auto"/>
+            </w:tcBorders>
+            <w:noWrap/>
+          </w:tcPr>
+          <w:p>
+            <w:pPr>
+              <w:jc w:val="center"/>
+            </w:pPr>
+            <w:r>
+              <w:t>6,1</w:t>
+            </w:r>
+          </w:p>
+        </w:tc>
+        <w:tc>
+          <w:tcPr>
+            <w:tcW w:w="960" w:type="dxa"/>
+            <w:tcBorders>
+              <w:top w:val="nil"/>
+              <w:left w:val="nil"/>
+              <w:bottom w:val="nil"/>
+              <w:right w:val="single" w:sz="4" w:space="0" w:color="auto"/>
+            </w:tcBorders>
+            <w:noWrap/>
+          </w:tcPr>
+          <w:p>
+            <w:pPr>
+              <w:jc w:val="center"/>
+            </w:pPr>
+            <w:r>
+              <w:t>30,0</w:t>
+            </w:r>
+          </w:p>
+        </w:tc>
+        <w:tc>
+          <w:tcPr>
+            <w:tcW w:w="960" w:type="dxa"/>
+            <w:tcBorders>
+              <w:top w:val="nil"/>
+              <w:left w:val="nil"/>
+              <w:bottom w:val="nil"/>
+              <w:right w:val="single" w:sz="4" w:space="0" w:color="auto"/>
+            </w:tcBorders>
+            <w:noWrap/>
+          </w:tcPr>
+          <w:p>
+            <w:pPr>
+              <w:jc w:val="center"/>
+            </w:pPr>
+            <w:r>
+              <w:t>0,16</w:t>
             </w:r>
           </w:p>
         </w:tc>
@@ -5074,78 +5116,74 @@
               <w:bottom w:val="nil"/>
               <w:right w:val="nil"/>
             </w:tcBorders>
-            <w:shd w:val="clear" w:color="auto" w:fill="auto"/>
-            <w:noWrap/>
-          </w:tcPr>
-          <w:p>
-            <w:pPr>
-              <w:jc w:val="center"/>
-            </w:pPr>
-            <w:r>
-              <w:t>95,39</w:t>
-            </w:r>
-          </w:p>
-        </w:tc>
-        <w:tc>
-          <w:tcPr>
-            <w:tcW w:w="960" w:type="dxa"/>
-            <w:tcBorders>
-              <w:top w:val="nil"/>
-              <w:left w:val="single" w:sz="4" w:space="0" w:color="auto"/>
-              <w:bottom w:val="nil"/>
-              <w:right w:val="single" w:sz="4" w:space="0" w:color="auto"/>
-            </w:tcBorders>
-            <w:shd w:val="clear" w:color="auto" w:fill="auto"/>
-            <w:noWrap/>
-          </w:tcPr>
-          <w:p>
-            <w:pPr>
-              <w:jc w:val="center"/>
-            </w:pPr>
-            <w:r>
-              <w:t>16,05</w:t>
-            </w:r>
-          </w:p>
-        </w:tc>
-        <w:tc>
-          <w:tcPr>
-            <w:tcW w:w="960" w:type="dxa"/>
-            <w:tcBorders>
-              <w:top w:val="nil"/>
-              <w:left w:val="nil"/>
-              <w:bottom w:val="nil"/>
-              <w:right w:val="single" w:sz="4" w:space="0" w:color="auto"/>
-            </w:tcBorders>
-            <w:shd w:val="clear" w:color="auto" w:fill="auto"/>
-            <w:noWrap/>
-          </w:tcPr>
-          <w:p>
-            <w:pPr>
-              <w:jc w:val="center"/>
-            </w:pPr>
-            <w:r>
-              <w:t>33,51</w:t>
-            </w:r>
-          </w:p>
-        </w:tc>
-        <w:tc>
-          <w:tcPr>
-            <w:tcW w:w="960" w:type="dxa"/>
-            <w:tcBorders>
-              <w:top w:val="nil"/>
-              <w:left w:val="nil"/>
-              <w:bottom w:val="nil"/>
-              <w:right w:val="single" w:sz="4" w:space="0" w:color="auto"/>
-            </w:tcBorders>
-            <w:shd w:val="clear" w:color="auto" w:fill="auto"/>
-            <w:noWrap/>
-          </w:tcPr>
-          <w:p>
-            <w:pPr>
-              <w:jc w:val="center"/>
-            </w:pPr>
-            <w:r>
-              <w:t>-0,20</w:t>
+            <w:noWrap/>
+          </w:tcPr>
+          <w:p>
+            <w:pPr>
+              <w:jc w:val="center"/>
+            </w:pPr>
+            <w:r>
+              <w:t>183,7</w:t>
+            </w:r>
+          </w:p>
+        </w:tc>
+        <w:tc>
+          <w:tcPr>
+            <w:tcW w:w="960" w:type="dxa"/>
+            <w:tcBorders>
+              <w:top w:val="nil"/>
+              <w:left w:val="single" w:sz="4" w:space="0" w:color="auto"/>
+              <w:bottom w:val="nil"/>
+              <w:right w:val="single" w:sz="4" w:space="0" w:color="auto"/>
+            </w:tcBorders>
+            <w:noWrap/>
+          </w:tcPr>
+          <w:p>
+            <w:pPr>
+              <w:jc w:val="center"/>
+            </w:pPr>
+            <w:r>
+              <w:t>12,1</w:t>
+            </w:r>
+          </w:p>
+        </w:tc>
+        <w:tc>
+          <w:tcPr>
+            <w:tcW w:w="960" w:type="dxa"/>
+            <w:tcBorders>
+              <w:top w:val="nil"/>
+              <w:left w:val="nil"/>
+              <w:bottom w:val="nil"/>
+              <w:right w:val="single" w:sz="4" w:space="0" w:color="auto"/>
+            </w:tcBorders>
+            <w:noWrap/>
+          </w:tcPr>
+          <w:p>
+            <w:pPr>
+              <w:jc w:val="center"/>
+            </w:pPr>
+            <w:r>
+              <w:t>38,7</w:t>
+            </w:r>
+          </w:p>
+        </w:tc>
+        <w:tc>
+          <w:tcPr>
+            <w:tcW w:w="960" w:type="dxa"/>
+            <w:tcBorders>
+              <w:top w:val="nil"/>
+              <w:left w:val="nil"/>
+              <w:bottom w:val="nil"/>
+              <w:right w:val="single" w:sz="4" w:space="0" w:color="auto"/>
+            </w:tcBorders>
+            <w:noWrap/>
+          </w:tcPr>
+          <w:p>
+            <w:pPr>
+              <w:jc w:val="center"/>
+            </w:pPr>
+            <w:r>
+              <w:t>0,49</w:t>
             </w:r>
           </w:p>
         </w:tc>
@@ -5164,78 +5202,74 @@
               <w:bottom w:val="nil"/>
               <w:right w:val="nil"/>
             </w:tcBorders>
-            <w:shd w:val="clear" w:color="auto" w:fill="auto"/>
-            <w:noWrap/>
-          </w:tcPr>
-          <w:p>
-            <w:pPr>
-              <w:jc w:val="center"/>
-            </w:pPr>
-            <w:r>
-              <w:t>100,78</w:t>
-            </w:r>
-          </w:p>
-        </w:tc>
-        <w:tc>
-          <w:tcPr>
-            <w:tcW w:w="960" w:type="dxa"/>
-            <w:tcBorders>
-              <w:top w:val="nil"/>
-              <w:left w:val="single" w:sz="4" w:space="0" w:color="auto"/>
-              <w:bottom w:val="nil"/>
-              <w:right w:val="single" w:sz="4" w:space="0" w:color="auto"/>
-            </w:tcBorders>
-            <w:shd w:val="clear" w:color="auto" w:fill="auto"/>
-            <w:noWrap/>
-          </w:tcPr>
-          <w:p>
-            <w:pPr>
-              <w:jc w:val="center"/>
-            </w:pPr>
-            <w:r>
-              <w:t>1,92</w:t>
-            </w:r>
-          </w:p>
-        </w:tc>
-        <w:tc>
-          <w:tcPr>
-            <w:tcW w:w="960" w:type="dxa"/>
-            <w:tcBorders>
-              <w:top w:val="nil"/>
-              <w:left w:val="nil"/>
-              <w:bottom w:val="nil"/>
-              <w:right w:val="single" w:sz="4" w:space="0" w:color="auto"/>
-            </w:tcBorders>
-            <w:shd w:val="clear" w:color="auto" w:fill="auto"/>
-            <w:noWrap/>
-          </w:tcPr>
-          <w:p>
-            <w:pPr>
-              <w:jc w:val="center"/>
-            </w:pPr>
-            <w:r>
-              <w:t>34,69</w:t>
-            </w:r>
-          </w:p>
-        </w:tc>
-        <w:tc>
-          <w:tcPr>
-            <w:tcW w:w="960" w:type="dxa"/>
-            <w:tcBorders>
-              <w:top w:val="nil"/>
-              <w:left w:val="nil"/>
-              <w:bottom w:val="nil"/>
-              <w:right w:val="single" w:sz="4" w:space="0" w:color="auto"/>
-            </w:tcBorders>
-            <w:shd w:val="clear" w:color="auto" w:fill="auto"/>
-            <w:noWrap/>
-          </w:tcPr>
-          <w:p>
-            <w:pPr>
-              <w:jc w:val="center"/>
-            </w:pPr>
-            <w:r>
-              <w:t>-0,21</w:t>
+            <w:noWrap/>
+          </w:tcPr>
+          <w:p>
+            <w:pPr>
+              <w:jc w:val="center"/>
+            </w:pPr>
+            <w:r>
+              <w:t>43,2</w:t>
+            </w:r>
+          </w:p>
+        </w:tc>
+        <w:tc>
+          <w:tcPr>
+            <w:tcW w:w="960" w:type="dxa"/>
+            <w:tcBorders>
+              <w:top w:val="nil"/>
+              <w:left w:val="single" w:sz="4" w:space="0" w:color="auto"/>
+              <w:bottom w:val="nil"/>
+              <w:right w:val="single" w:sz="4" w:space="0" w:color="auto"/>
+            </w:tcBorders>
+            <w:noWrap/>
+          </w:tcPr>
+          <w:p>
+            <w:pPr>
+              <w:jc w:val="center"/>
+            </w:pPr>
+            <w:r>
+              <w:t>16,9</w:t>
+            </w:r>
+          </w:p>
+        </w:tc>
+        <w:tc>
+          <w:tcPr>
+            <w:tcW w:w="960" w:type="dxa"/>
+            <w:tcBorders>
+              <w:top w:val="nil"/>
+              <w:left w:val="nil"/>
+              <w:bottom w:val="nil"/>
+              <w:right w:val="single" w:sz="4" w:space="0" w:color="auto"/>
+            </w:tcBorders>
+            <w:noWrap/>
+          </w:tcPr>
+          <w:p>
+            <w:pPr>
+              <w:jc w:val="center"/>
+            </w:pPr>
+            <w:r>
+              <w:t>37,3</w:t>
+            </w:r>
+          </w:p>
+        </w:tc>
+        <w:tc>
+          <w:tcPr>
+            <w:tcW w:w="960" w:type="dxa"/>
+            <w:tcBorders>
+              <w:top w:val="nil"/>
+              <w:left w:val="nil"/>
+              <w:bottom w:val="nil"/>
+              <w:right w:val="single" w:sz="4" w:space="0" w:color="auto"/>
+            </w:tcBorders>
+            <w:noWrap/>
+          </w:tcPr>
+          <w:p>
+            <w:pPr>
+              <w:jc w:val="center"/>
+            </w:pPr>
+            <w:r>
+              <w:t>-0,25</w:t>
             </w:r>
           </w:p>
         </w:tc>
@@ -5254,78 +5288,74 @@
               <w:bottom w:val="nil"/>
               <w:right w:val="nil"/>
             </w:tcBorders>
-            <w:shd w:val="clear" w:color="auto" w:fill="auto"/>
-            <w:noWrap/>
-          </w:tcPr>
-          <w:p>
-            <w:pPr>
-              <w:jc w:val="center"/>
-            </w:pPr>
-            <w:r>
-              <w:t>106,40</w:t>
-            </w:r>
-          </w:p>
-        </w:tc>
-        <w:tc>
-          <w:tcPr>
-            <w:tcW w:w="960" w:type="dxa"/>
-            <w:tcBorders>
-              <w:top w:val="nil"/>
-              <w:left w:val="single" w:sz="4" w:space="0" w:color="auto"/>
-              <w:bottom w:val="nil"/>
-              <w:right w:val="single" w:sz="4" w:space="0" w:color="auto"/>
-            </w:tcBorders>
-            <w:shd w:val="clear" w:color="auto" w:fill="auto"/>
-            <w:noWrap/>
-          </w:tcPr>
-          <w:p>
-            <w:pPr>
-              <w:jc w:val="center"/>
-            </w:pPr>
-            <w:r>
-              <w:t>6,89</w:t>
-            </w:r>
-          </w:p>
-        </w:tc>
-        <w:tc>
-          <w:tcPr>
-            <w:tcW w:w="960" w:type="dxa"/>
-            <w:tcBorders>
-              <w:top w:val="nil"/>
-              <w:left w:val="nil"/>
-              <w:bottom w:val="nil"/>
-              <w:right w:val="single" w:sz="4" w:space="0" w:color="auto"/>
-            </w:tcBorders>
-            <w:shd w:val="clear" w:color="auto" w:fill="auto"/>
-            <w:noWrap/>
-          </w:tcPr>
-          <w:p>
-            <w:pPr>
-              <w:jc w:val="center"/>
-            </w:pPr>
-            <w:r>
-              <w:t>30,48</w:t>
-            </w:r>
-          </w:p>
-        </w:tc>
-        <w:tc>
-          <w:tcPr>
-            <w:tcW w:w="960" w:type="dxa"/>
-            <w:tcBorders>
-              <w:top w:val="nil"/>
-              <w:left w:val="nil"/>
-              <w:bottom w:val="nil"/>
-              <w:right w:val="single" w:sz="4" w:space="0" w:color="auto"/>
-            </w:tcBorders>
-            <w:shd w:val="clear" w:color="auto" w:fill="auto"/>
-            <w:noWrap/>
-          </w:tcPr>
-          <w:p>
-            <w:pPr>
-              <w:jc w:val="center"/>
-            </w:pPr>
-            <w:r>
-              <w:t>-0,01</w:t>
+            <w:noWrap/>
+          </w:tcPr>
+          <w:p>
+            <w:pPr>
+              <w:jc w:val="center"/>
+            </w:pPr>
+            <w:r>
+              <w:t>75,2</w:t>
+            </w:r>
+          </w:p>
+        </w:tc>
+        <w:tc>
+          <w:tcPr>
+            <w:tcW w:w="960" w:type="dxa"/>
+            <w:tcBorders>
+              <w:top w:val="nil"/>
+              <w:left w:val="single" w:sz="4" w:space="0" w:color="auto"/>
+              <w:bottom w:val="nil"/>
+              <w:right w:val="single" w:sz="4" w:space="0" w:color="auto"/>
+            </w:tcBorders>
+            <w:noWrap/>
+          </w:tcPr>
+          <w:p>
+            <w:pPr>
+              <w:jc w:val="center"/>
+            </w:pPr>
+            <w:r>
+              <w:t>16,4</w:t>
+            </w:r>
+          </w:p>
+        </w:tc>
+        <w:tc>
+          <w:tcPr>
+            <w:tcW w:w="960" w:type="dxa"/>
+            <w:tcBorders>
+              <w:top w:val="nil"/>
+              <w:left w:val="nil"/>
+              <w:bottom w:val="nil"/>
+              <w:right w:val="single" w:sz="4" w:space="0" w:color="auto"/>
+            </w:tcBorders>
+            <w:noWrap/>
+          </w:tcPr>
+          <w:p>
+            <w:pPr>
+              <w:jc w:val="center"/>
+            </w:pPr>
+            <w:r>
+              <w:t>32,2</w:t>
+            </w:r>
+          </w:p>
+        </w:tc>
+        <w:tc>
+          <w:tcPr>
+            <w:tcW w:w="960" w:type="dxa"/>
+            <w:tcBorders>
+              <w:top w:val="nil"/>
+              <w:left w:val="nil"/>
+              <w:bottom w:val="nil"/>
+              <w:right w:val="single" w:sz="4" w:space="0" w:color="auto"/>
+            </w:tcBorders>
+            <w:noWrap/>
+          </w:tcPr>
+          <w:p>
+            <w:pPr>
+              <w:jc w:val="center"/>
+            </w:pPr>
+            <w:r>
+              <w:t>-0,02</w:t>
             </w:r>
           </w:p>
         </w:tc>
@@ -5344,82 +5374,78 @@
               <w:bottom w:val="nil"/>
               <w:right w:val="nil"/>
             </w:tcBorders>
-            <w:shd w:val="clear" w:color="auto" w:fill="auto"/>
-            <w:noWrap/>
-            <w:hideMark/>
-          </w:tcPr>
-          <w:p>
-            <w:pPr>
-              <w:jc w:val="center"/>
-            </w:pPr>
-            <w:r>
-              <w:t>90,65</w:t>
-            </w:r>
-          </w:p>
-        </w:tc>
-        <w:tc>
-          <w:tcPr>
-            <w:tcW w:w="960" w:type="dxa"/>
-            <w:tcBorders>
-              <w:top w:val="nil"/>
-              <w:left w:val="single" w:sz="4" w:space="0" w:color="auto"/>
-              <w:bottom w:val="nil"/>
-              <w:right w:val="single" w:sz="4" w:space="0" w:color="auto"/>
-            </w:tcBorders>
-            <w:shd w:val="clear" w:color="auto" w:fill="auto"/>
-            <w:noWrap/>
-            <w:hideMark/>
-          </w:tcPr>
-          <w:p>
-            <w:pPr>
-              <w:jc w:val="center"/>
-            </w:pPr>
-            <w:r>
-              <w:t>19,37</w:t>
-            </w:r>
-          </w:p>
-        </w:tc>
-        <w:tc>
-          <w:tcPr>
-            <w:tcW w:w="960" w:type="dxa"/>
-            <w:tcBorders>
-              <w:top w:val="nil"/>
-              <w:left w:val="nil"/>
-              <w:bottom w:val="nil"/>
-              <w:right w:val="single" w:sz="4" w:space="0" w:color="auto"/>
-            </w:tcBorders>
-            <w:shd w:val="clear" w:color="auto" w:fill="auto"/>
-            <w:noWrap/>
-            <w:hideMark/>
-          </w:tcPr>
-          <w:p>
-            <w:pPr>
-              <w:jc w:val="center"/>
-            </w:pPr>
-            <w:r>
-              <w:t>38,73</w:t>
-            </w:r>
-          </w:p>
-        </w:tc>
-        <w:tc>
-          <w:tcPr>
-            <w:tcW w:w="960" w:type="dxa"/>
-            <w:tcBorders>
-              <w:top w:val="nil"/>
-              <w:left w:val="nil"/>
-              <w:bottom w:val="nil"/>
-              <w:right w:val="single" w:sz="4" w:space="0" w:color="auto"/>
-            </w:tcBorders>
-            <w:shd w:val="clear" w:color="auto" w:fill="auto"/>
-            <w:noWrap/>
-            <w:hideMark/>
-          </w:tcPr>
-          <w:p>
-            <w:pPr>
-              <w:jc w:val="center"/>
-            </w:pPr>
-            <w:r>
-              <w:t>-0,75</w:t>
+            <w:noWrap/>
+            <w:hideMark/>
+          </w:tcPr>
+          <w:p>
+            <w:pPr>
+              <w:jc w:val="center"/>
+            </w:pPr>
+            <w:r>
+              <w:t>66,3</w:t>
+            </w:r>
+          </w:p>
+        </w:tc>
+        <w:tc>
+          <w:tcPr>
+            <w:tcW w:w="960" w:type="dxa"/>
+            <w:tcBorders>
+              <w:top w:val="nil"/>
+              <w:left w:val="single" w:sz="4" w:space="0" w:color="auto"/>
+              <w:bottom w:val="nil"/>
+              <w:right w:val="single" w:sz="4" w:space="0" w:color="auto"/>
+            </w:tcBorders>
+            <w:noWrap/>
+            <w:hideMark/>
+          </w:tcPr>
+          <w:p>
+            <w:pPr>
+              <w:jc w:val="center"/>
+            </w:pPr>
+            <w:r>
+              <w:t>17,1</w:t>
+            </w:r>
+          </w:p>
+        </w:tc>
+        <w:tc>
+          <w:tcPr>
+            <w:tcW w:w="960" w:type="dxa"/>
+            <w:tcBorders>
+              <w:top w:val="nil"/>
+              <w:left w:val="nil"/>
+              <w:bottom w:val="nil"/>
+              <w:right w:val="single" w:sz="4" w:space="0" w:color="auto"/>
+            </w:tcBorders>
+            <w:noWrap/>
+            <w:hideMark/>
+          </w:tcPr>
+          <w:p>
+            <w:pPr>
+              <w:jc w:val="center"/>
+            </w:pPr>
+            <w:r>
+              <w:t>34,7</w:t>
+            </w:r>
+          </w:p>
+        </w:tc>
+        <w:tc>
+          <w:tcPr>
+            <w:tcW w:w="960" w:type="dxa"/>
+            <w:tcBorders>
+              <w:top w:val="nil"/>
+              <w:left w:val="nil"/>
+              <w:bottom w:val="nil"/>
+              <w:right w:val="single" w:sz="4" w:space="0" w:color="auto"/>
+            </w:tcBorders>
+            <w:noWrap/>
+            <w:hideMark/>
+          </w:tcPr>
+          <w:p>
+            <w:pPr>
+              <w:jc w:val="center"/>
+            </w:pPr>
+            <w:r>
+              <w:t>0,01</w:t>
             </w:r>
           </w:p>
         </w:tc>
@@ -5438,82 +5464,78 @@
               <w:bottom w:val="nil"/>
               <w:right w:val="nil"/>
             </w:tcBorders>
-            <w:shd w:val="clear" w:color="auto" w:fill="auto"/>
-            <w:noWrap/>
-            <w:hideMark/>
-          </w:tcPr>
-          <w:p>
-            <w:pPr>
-              <w:jc w:val="center"/>
-            </w:pPr>
-            <w:r>
-              <w:t>106,03</w:t>
-            </w:r>
-          </w:p>
-        </w:tc>
-        <w:tc>
-          <w:tcPr>
-            <w:tcW w:w="960" w:type="dxa"/>
-            <w:tcBorders>
-              <w:top w:val="nil"/>
-              <w:left w:val="single" w:sz="4" w:space="0" w:color="auto"/>
-              <w:bottom w:val="nil"/>
-              <w:right w:val="single" w:sz="4" w:space="0" w:color="auto"/>
-            </w:tcBorders>
-            <w:shd w:val="clear" w:color="auto" w:fill="auto"/>
-            <w:noWrap/>
-            <w:hideMark/>
-          </w:tcPr>
-          <w:p>
-            <w:pPr>
-              <w:jc w:val="center"/>
-            </w:pPr>
-            <w:r>
-              <w:t>9,22</w:t>
-            </w:r>
-          </w:p>
-        </w:tc>
-        <w:tc>
-          <w:tcPr>
-            <w:tcW w:w="960" w:type="dxa"/>
-            <w:tcBorders>
-              <w:top w:val="nil"/>
-              <w:left w:val="nil"/>
-              <w:bottom w:val="nil"/>
-              <w:right w:val="single" w:sz="4" w:space="0" w:color="auto"/>
-            </w:tcBorders>
-            <w:shd w:val="clear" w:color="auto" w:fill="auto"/>
-            <w:noWrap/>
-            <w:hideMark/>
-          </w:tcPr>
-          <w:p>
-            <w:pPr>
-              <w:jc w:val="center"/>
-            </w:pPr>
-            <w:r>
-              <w:t>35,61</w:t>
-            </w:r>
-          </w:p>
-        </w:tc>
-        <w:tc>
-          <w:tcPr>
-            <w:tcW w:w="960" w:type="dxa"/>
-            <w:tcBorders>
-              <w:top w:val="nil"/>
-              <w:left w:val="nil"/>
-              <w:bottom w:val="nil"/>
-              <w:right w:val="single" w:sz="4" w:space="0" w:color="auto"/>
-            </w:tcBorders>
-            <w:shd w:val="clear" w:color="auto" w:fill="auto"/>
-            <w:noWrap/>
-            <w:hideMark/>
-          </w:tcPr>
-          <w:p>
-            <w:pPr>
-              <w:jc w:val="center"/>
-            </w:pPr>
-            <w:r>
-              <w:t>-0,38</w:t>
+            <w:noWrap/>
+            <w:hideMark/>
+          </w:tcPr>
+          <w:p>
+            <w:pPr>
+              <w:jc w:val="center"/>
+            </w:pPr>
+            <w:r>
+              <w:t>159,7</w:t>
+            </w:r>
+          </w:p>
+        </w:tc>
+        <w:tc>
+          <w:tcPr>
+            <w:tcW w:w="960" w:type="dxa"/>
+            <w:tcBorders>
+              <w:top w:val="nil"/>
+              <w:left w:val="single" w:sz="4" w:space="0" w:color="auto"/>
+              <w:bottom w:val="nil"/>
+              <w:right w:val="single" w:sz="4" w:space="0" w:color="auto"/>
+            </w:tcBorders>
+            <w:noWrap/>
+            <w:hideMark/>
+          </w:tcPr>
+          <w:p>
+            <w:pPr>
+              <w:jc w:val="center"/>
+            </w:pPr>
+            <w:r>
+              <w:t>13,2</w:t>
+            </w:r>
+          </w:p>
+        </w:tc>
+        <w:tc>
+          <w:tcPr>
+            <w:tcW w:w="960" w:type="dxa"/>
+            <w:tcBorders>
+              <w:top w:val="nil"/>
+              <w:left w:val="nil"/>
+              <w:bottom w:val="nil"/>
+              <w:right w:val="single" w:sz="4" w:space="0" w:color="auto"/>
+            </w:tcBorders>
+            <w:noWrap/>
+            <w:hideMark/>
+          </w:tcPr>
+          <w:p>
+            <w:pPr>
+              <w:jc w:val="center"/>
+            </w:pPr>
+            <w:r>
+              <w:t>31,9</w:t>
+            </w:r>
+          </w:p>
+        </w:tc>
+        <w:tc>
+          <w:tcPr>
+            <w:tcW w:w="960" w:type="dxa"/>
+            <w:tcBorders>
+              <w:top w:val="nil"/>
+              <w:left w:val="nil"/>
+              <w:bottom w:val="nil"/>
+              <w:right w:val="single" w:sz="4" w:space="0" w:color="auto"/>
+            </w:tcBorders>
+            <w:noWrap/>
+            <w:hideMark/>
+          </w:tcPr>
+          <w:p>
+            <w:pPr>
+              <w:jc w:val="center"/>
+            </w:pPr>
+            <w:r>
+              <w:t>0,34</w:t>
             </w:r>
           </w:p>
         </w:tc>
@@ -5532,82 +5554,78 @@
               <w:bottom w:val="nil"/>
               <w:right w:val="nil"/>
             </w:tcBorders>
-            <w:shd w:val="clear" w:color="auto" w:fill="auto"/>
-            <w:noWrap/>
-            <w:hideMark/>
-          </w:tcPr>
-          <w:p>
-            <w:pPr>
-              <w:jc w:val="center"/>
-            </w:pPr>
-            <w:r>
-              <w:t>101,71</w:t>
-            </w:r>
-          </w:p>
-        </w:tc>
-        <w:tc>
-          <w:tcPr>
-            <w:tcW w:w="960" w:type="dxa"/>
-            <w:tcBorders>
-              <w:top w:val="nil"/>
-              <w:left w:val="single" w:sz="4" w:space="0" w:color="auto"/>
-              <w:bottom w:val="nil"/>
-              <w:right w:val="single" w:sz="4" w:space="0" w:color="auto"/>
-            </w:tcBorders>
-            <w:shd w:val="clear" w:color="auto" w:fill="auto"/>
-            <w:noWrap/>
-            <w:hideMark/>
-          </w:tcPr>
-          <w:p>
-            <w:pPr>
-              <w:jc w:val="center"/>
-            </w:pPr>
-            <w:r>
-              <w:t>4,52</w:t>
-            </w:r>
-          </w:p>
-        </w:tc>
-        <w:tc>
-          <w:tcPr>
-            <w:tcW w:w="960" w:type="dxa"/>
-            <w:tcBorders>
-              <w:top w:val="nil"/>
-              <w:left w:val="nil"/>
-              <w:bottom w:val="nil"/>
-              <w:right w:val="single" w:sz="4" w:space="0" w:color="auto"/>
-            </w:tcBorders>
-            <w:shd w:val="clear" w:color="auto" w:fill="auto"/>
-            <w:noWrap/>
-            <w:hideMark/>
-          </w:tcPr>
-          <w:p>
-            <w:pPr>
-              <w:jc w:val="center"/>
-            </w:pPr>
-            <w:r>
-              <w:t>31,66</w:t>
-            </w:r>
-          </w:p>
-        </w:tc>
-        <w:tc>
-          <w:tcPr>
-            <w:tcW w:w="960" w:type="dxa"/>
-            <w:tcBorders>
-              <w:top w:val="nil"/>
-              <w:left w:val="nil"/>
-              <w:bottom w:val="nil"/>
-              <w:right w:val="single" w:sz="4" w:space="0" w:color="auto"/>
-            </w:tcBorders>
-            <w:shd w:val="clear" w:color="auto" w:fill="auto"/>
-            <w:noWrap/>
-            <w:hideMark/>
-          </w:tcPr>
-          <w:p>
-            <w:pPr>
-              <w:jc w:val="center"/>
-            </w:pPr>
-            <w:r>
-              <w:t>-0,51</w:t>
+            <w:noWrap/>
+            <w:hideMark/>
+          </w:tcPr>
+          <w:p>
+            <w:pPr>
+              <w:jc w:val="center"/>
+            </w:pPr>
+            <w:r>
+              <w:t>136,2</w:t>
+            </w:r>
+          </w:p>
+        </w:tc>
+        <w:tc>
+          <w:tcPr>
+            <w:tcW w:w="960" w:type="dxa"/>
+            <w:tcBorders>
+              <w:top w:val="nil"/>
+              <w:left w:val="single" w:sz="4" w:space="0" w:color="auto"/>
+              <w:bottom w:val="nil"/>
+              <w:right w:val="single" w:sz="4" w:space="0" w:color="auto"/>
+            </w:tcBorders>
+            <w:noWrap/>
+            <w:hideMark/>
+          </w:tcPr>
+          <w:p>
+            <w:pPr>
+              <w:jc w:val="center"/>
+            </w:pPr>
+            <w:r>
+              <w:t>11,0</w:t>
+            </w:r>
+          </w:p>
+        </w:tc>
+        <w:tc>
+          <w:tcPr>
+            <w:tcW w:w="960" w:type="dxa"/>
+            <w:tcBorders>
+              <w:top w:val="nil"/>
+              <w:left w:val="nil"/>
+              <w:bottom w:val="nil"/>
+              <w:right w:val="single" w:sz="4" w:space="0" w:color="auto"/>
+            </w:tcBorders>
+            <w:noWrap/>
+            <w:hideMark/>
+          </w:tcPr>
+          <w:p>
+            <w:pPr>
+              <w:jc w:val="center"/>
+            </w:pPr>
+            <w:r>
+              <w:t>34,3</w:t>
+            </w:r>
+          </w:p>
+        </w:tc>
+        <w:tc>
+          <w:tcPr>
+            <w:tcW w:w="960" w:type="dxa"/>
+            <w:tcBorders>
+              <w:top w:val="nil"/>
+              <w:left w:val="nil"/>
+              <w:bottom w:val="nil"/>
+              <w:right w:val="single" w:sz="4" w:space="0" w:color="auto"/>
+            </w:tcBorders>
+            <w:noWrap/>
+            <w:hideMark/>
+          </w:tcPr>
+          <w:p>
+            <w:pPr>
+              <w:jc w:val="center"/>
+            </w:pPr>
+            <w:r>
+              <w:t>-0,08</w:t>
             </w:r>
           </w:p>
         </w:tc>
@@ -5626,82 +5644,78 @@
               <w:bottom w:val="nil"/>
               <w:right w:val="nil"/>
             </w:tcBorders>
-            <w:shd w:val="clear" w:color="auto" w:fill="auto"/>
-            <w:noWrap/>
-            <w:hideMark/>
-          </w:tcPr>
-          <w:p>
-            <w:pPr>
-              <w:jc w:val="center"/>
-            </w:pPr>
-            <w:r>
-              <w:t>96,05</w:t>
-            </w:r>
-          </w:p>
-        </w:tc>
-        <w:tc>
-          <w:tcPr>
-            <w:tcW w:w="960" w:type="dxa"/>
-            <w:tcBorders>
-              <w:top w:val="nil"/>
-              <w:left w:val="single" w:sz="4" w:space="0" w:color="auto"/>
-              <w:bottom w:val="nil"/>
-              <w:right w:val="single" w:sz="4" w:space="0" w:color="auto"/>
-            </w:tcBorders>
-            <w:shd w:val="clear" w:color="auto" w:fill="auto"/>
-            <w:noWrap/>
-            <w:hideMark/>
-          </w:tcPr>
-          <w:p>
-            <w:pPr>
-              <w:jc w:val="center"/>
-            </w:pPr>
-            <w:r>
-              <w:t>17,04</w:t>
-            </w:r>
-          </w:p>
-        </w:tc>
-        <w:tc>
-          <w:tcPr>
-            <w:tcW w:w="960" w:type="dxa"/>
-            <w:tcBorders>
-              <w:top w:val="nil"/>
-              <w:left w:val="nil"/>
-              <w:bottom w:val="nil"/>
-              <w:right w:val="single" w:sz="4" w:space="0" w:color="auto"/>
-            </w:tcBorders>
-            <w:shd w:val="clear" w:color="auto" w:fill="auto"/>
-            <w:noWrap/>
-            <w:hideMark/>
-          </w:tcPr>
-          <w:p>
-            <w:pPr>
-              <w:jc w:val="center"/>
-            </w:pPr>
-            <w:r>
-              <w:t>31,28</w:t>
-            </w:r>
-          </w:p>
-        </w:tc>
-        <w:tc>
-          <w:tcPr>
-            <w:tcW w:w="960" w:type="dxa"/>
-            <w:tcBorders>
-              <w:top w:val="nil"/>
-              <w:left w:val="nil"/>
-              <w:bottom w:val="nil"/>
-              <w:right w:val="single" w:sz="4" w:space="0" w:color="auto"/>
-            </w:tcBorders>
-            <w:shd w:val="clear" w:color="auto" w:fill="auto"/>
-            <w:noWrap/>
-            <w:hideMark/>
-          </w:tcPr>
-          <w:p>
-            <w:pPr>
-              <w:jc w:val="center"/>
-            </w:pPr>
-            <w:r>
-              <w:t>0,22</w:t>
+            <w:noWrap/>
+            <w:hideMark/>
+          </w:tcPr>
+          <w:p>
+            <w:pPr>
+              <w:jc w:val="center"/>
+            </w:pPr>
+            <w:r>
+              <w:t>17,4</w:t>
+            </w:r>
+          </w:p>
+        </w:tc>
+        <w:tc>
+          <w:tcPr>
+            <w:tcW w:w="960" w:type="dxa"/>
+            <w:tcBorders>
+              <w:top w:val="nil"/>
+              <w:left w:val="single" w:sz="4" w:space="0" w:color="auto"/>
+              <w:bottom w:val="nil"/>
+              <w:right w:val="single" w:sz="4" w:space="0" w:color="auto"/>
+            </w:tcBorders>
+            <w:noWrap/>
+            <w:hideMark/>
+          </w:tcPr>
+          <w:p>
+            <w:pPr>
+              <w:jc w:val="center"/>
+            </w:pPr>
+            <w:r>
+              <w:t>18,2</w:t>
+            </w:r>
+          </w:p>
+        </w:tc>
+        <w:tc>
+          <w:tcPr>
+            <w:tcW w:w="960" w:type="dxa"/>
+            <w:tcBorders>
+              <w:top w:val="nil"/>
+              <w:left w:val="nil"/>
+              <w:bottom w:val="nil"/>
+              <w:right w:val="single" w:sz="4" w:space="0" w:color="auto"/>
+            </w:tcBorders>
+            <w:noWrap/>
+            <w:hideMark/>
+          </w:tcPr>
+          <w:p>
+            <w:pPr>
+              <w:jc w:val="center"/>
+            </w:pPr>
+            <w:r>
+              <w:t>38,9</w:t>
+            </w:r>
+          </w:p>
+        </w:tc>
+        <w:tc>
+          <w:tcPr>
+            <w:tcW w:w="960" w:type="dxa"/>
+            <w:tcBorders>
+              <w:top w:val="nil"/>
+              <w:left w:val="nil"/>
+              <w:bottom w:val="nil"/>
+              <w:right w:val="single" w:sz="4" w:space="0" w:color="auto"/>
+            </w:tcBorders>
+            <w:noWrap/>
+            <w:hideMark/>
+          </w:tcPr>
+          <w:p>
+            <w:pPr>
+              <w:jc w:val="center"/>
+            </w:pPr>
+            <w:r>
+              <w:t>-0,25</w:t>
             </w:r>
           </w:p>
         </w:tc>
@@ -5720,82 +5734,78 @@
               <w:bottom w:val="nil"/>
               <w:right w:val="nil"/>
             </w:tcBorders>
-            <w:shd w:val="clear" w:color="auto" w:fill="auto"/>
-            <w:noWrap/>
-            <w:hideMark/>
-          </w:tcPr>
-          <w:p>
-            <w:pPr>
-              <w:jc w:val="center"/>
-            </w:pPr>
-            <w:r>
-              <w:t>101,39</w:t>
-            </w:r>
-          </w:p>
-        </w:tc>
-        <w:tc>
-          <w:tcPr>
-            <w:tcW w:w="960" w:type="dxa"/>
-            <w:tcBorders>
-              <w:top w:val="nil"/>
-              <w:left w:val="single" w:sz="4" w:space="0" w:color="auto"/>
-              <w:bottom w:val="nil"/>
-              <w:right w:val="single" w:sz="4" w:space="0" w:color="auto"/>
-            </w:tcBorders>
-            <w:shd w:val="clear" w:color="auto" w:fill="auto"/>
-            <w:noWrap/>
-            <w:hideMark/>
-          </w:tcPr>
-          <w:p>
-            <w:pPr>
-              <w:jc w:val="center"/>
-            </w:pPr>
-            <w:r>
-              <w:t>10,07</w:t>
-            </w:r>
-          </w:p>
-        </w:tc>
-        <w:tc>
-          <w:tcPr>
-            <w:tcW w:w="960" w:type="dxa"/>
-            <w:tcBorders>
-              <w:top w:val="nil"/>
-              <w:left w:val="nil"/>
-              <w:bottom w:val="nil"/>
-              <w:right w:val="single" w:sz="4" w:space="0" w:color="auto"/>
-            </w:tcBorders>
-            <w:shd w:val="clear" w:color="auto" w:fill="auto"/>
-            <w:noWrap/>
-            <w:hideMark/>
-          </w:tcPr>
-          <w:p>
-            <w:pPr>
-              <w:jc w:val="center"/>
-            </w:pPr>
-            <w:r>
-              <w:t>33,99</w:t>
-            </w:r>
-          </w:p>
-        </w:tc>
-        <w:tc>
-          <w:tcPr>
-            <w:tcW w:w="960" w:type="dxa"/>
-            <w:tcBorders>
-              <w:top w:val="nil"/>
-              <w:left w:val="nil"/>
-              <w:bottom w:val="nil"/>
-              <w:right w:val="single" w:sz="4" w:space="0" w:color="auto"/>
-            </w:tcBorders>
-            <w:shd w:val="clear" w:color="auto" w:fill="auto"/>
-            <w:noWrap/>
-            <w:hideMark/>
-          </w:tcPr>
-          <w:p>
-            <w:pPr>
-              <w:jc w:val="center"/>
-            </w:pPr>
-            <w:r>
-              <w:t>-0,93</w:t>
+            <w:noWrap/>
+            <w:hideMark/>
+          </w:tcPr>
+          <w:p>
+            <w:pPr>
+              <w:jc w:val="center"/>
+            </w:pPr>
+            <w:r>
+              <w:t>-7,5</w:t>
+            </w:r>
+          </w:p>
+        </w:tc>
+        <w:tc>
+          <w:tcPr>
+            <w:tcW w:w="960" w:type="dxa"/>
+            <w:tcBorders>
+              <w:top w:val="nil"/>
+              <w:left w:val="single" w:sz="4" w:space="0" w:color="auto"/>
+              <w:bottom w:val="nil"/>
+              <w:right w:val="single" w:sz="4" w:space="0" w:color="auto"/>
+            </w:tcBorders>
+            <w:noWrap/>
+            <w:hideMark/>
+          </w:tcPr>
+          <w:p>
+            <w:pPr>
+              <w:jc w:val="center"/>
+            </w:pPr>
+            <w:r>
+              <w:t>18,9</w:t>
+            </w:r>
+          </w:p>
+        </w:tc>
+        <w:tc>
+          <w:tcPr>
+            <w:tcW w:w="960" w:type="dxa"/>
+            <w:tcBorders>
+              <w:top w:val="nil"/>
+              <w:left w:val="nil"/>
+              <w:bottom w:val="nil"/>
+              <w:right w:val="single" w:sz="4" w:space="0" w:color="auto"/>
+            </w:tcBorders>
+            <w:noWrap/>
+            <w:hideMark/>
+          </w:tcPr>
+          <w:p>
+            <w:pPr>
+              <w:jc w:val="center"/>
+            </w:pPr>
+            <w:r>
+              <w:t>33,0</w:t>
+            </w:r>
+          </w:p>
+        </w:tc>
+        <w:tc>
+          <w:tcPr>
+            <w:tcW w:w="960" w:type="dxa"/>
+            <w:tcBorders>
+              <w:top w:val="nil"/>
+              <w:left w:val="nil"/>
+              <w:bottom w:val="nil"/>
+              <w:right w:val="single" w:sz="4" w:space="0" w:color="auto"/>
+            </w:tcBorders>
+            <w:noWrap/>
+            <w:hideMark/>
+          </w:tcPr>
+          <w:p>
+            <w:pPr>
+              <w:jc w:val="center"/>
+            </w:pPr>
+            <w:r>
+              <w:t>-0,33</w:t>
             </w:r>
           </w:p>
         </w:tc>
@@ -5814,82 +5824,78 @@
               <w:bottom w:val="nil"/>
               <w:right w:val="nil"/>
             </w:tcBorders>
-            <w:shd w:val="clear" w:color="auto" w:fill="auto"/>
-            <w:noWrap/>
-            <w:hideMark/>
-          </w:tcPr>
-          <w:p>
-            <w:pPr>
-              <w:jc w:val="center"/>
-            </w:pPr>
-            <w:r>
-              <w:t>93,27</w:t>
-            </w:r>
-          </w:p>
-        </w:tc>
-        <w:tc>
-          <w:tcPr>
-            <w:tcW w:w="960" w:type="dxa"/>
-            <w:tcBorders>
-              <w:top w:val="nil"/>
-              <w:left w:val="single" w:sz="4" w:space="0" w:color="auto"/>
-              <w:bottom w:val="nil"/>
-              <w:right w:val="single" w:sz="4" w:space="0" w:color="auto"/>
-            </w:tcBorders>
-            <w:shd w:val="clear" w:color="auto" w:fill="auto"/>
-            <w:noWrap/>
-            <w:hideMark/>
-          </w:tcPr>
-          <w:p>
-            <w:pPr>
-              <w:jc w:val="center"/>
-            </w:pPr>
-            <w:r>
-              <w:t>16,93</w:t>
-            </w:r>
-          </w:p>
-        </w:tc>
-        <w:tc>
-          <w:tcPr>
-            <w:tcW w:w="960" w:type="dxa"/>
-            <w:tcBorders>
-              <w:top w:val="nil"/>
-              <w:left w:val="nil"/>
-              <w:bottom w:val="nil"/>
-              <w:right w:val="single" w:sz="4" w:space="0" w:color="auto"/>
-            </w:tcBorders>
-            <w:shd w:val="clear" w:color="auto" w:fill="auto"/>
-            <w:noWrap/>
-            <w:hideMark/>
-          </w:tcPr>
-          <w:p>
-            <w:pPr>
-              <w:jc w:val="center"/>
-            </w:pPr>
-            <w:r>
-              <w:t>32,55</w:t>
-            </w:r>
-          </w:p>
-        </w:tc>
-        <w:tc>
-          <w:tcPr>
-            <w:tcW w:w="960" w:type="dxa"/>
-            <w:tcBorders>
-              <w:top w:val="nil"/>
-              <w:left w:val="nil"/>
-              <w:bottom w:val="nil"/>
-              <w:right w:val="single" w:sz="4" w:space="0" w:color="auto"/>
-            </w:tcBorders>
-            <w:shd w:val="clear" w:color="auto" w:fill="auto"/>
-            <w:noWrap/>
-            <w:hideMark/>
-          </w:tcPr>
-          <w:p>
-            <w:pPr>
-              <w:jc w:val="center"/>
-            </w:pPr>
-            <w:r>
-              <w:t>-0,46</w:t>
+            <w:noWrap/>
+            <w:hideMark/>
+          </w:tcPr>
+          <w:p>
+            <w:pPr>
+              <w:jc w:val="center"/>
+            </w:pPr>
+            <w:r>
+              <w:t>97,9</w:t>
+            </w:r>
+          </w:p>
+        </w:tc>
+        <w:tc>
+          <w:tcPr>
+            <w:tcW w:w="960" w:type="dxa"/>
+            <w:tcBorders>
+              <w:top w:val="nil"/>
+              <w:left w:val="single" w:sz="4" w:space="0" w:color="auto"/>
+              <w:bottom w:val="nil"/>
+              <w:right w:val="single" w:sz="4" w:space="0" w:color="auto"/>
+            </w:tcBorders>
+            <w:noWrap/>
+            <w:hideMark/>
+          </w:tcPr>
+          <w:p>
+            <w:pPr>
+              <w:jc w:val="center"/>
+            </w:pPr>
+            <w:r>
+              <w:t>16,7</w:t>
+            </w:r>
+          </w:p>
+        </w:tc>
+        <w:tc>
+          <w:tcPr>
+            <w:tcW w:w="960" w:type="dxa"/>
+            <w:tcBorders>
+              <w:top w:val="nil"/>
+              <w:left w:val="nil"/>
+              <w:bottom w:val="nil"/>
+              <w:right w:val="single" w:sz="4" w:space="0" w:color="auto"/>
+            </w:tcBorders>
+            <w:noWrap/>
+            <w:hideMark/>
+          </w:tcPr>
+          <w:p>
+            <w:pPr>
+              <w:jc w:val="center"/>
+            </w:pPr>
+            <w:r>
+              <w:t>35,9</w:t>
+            </w:r>
+          </w:p>
+        </w:tc>
+        <w:tc>
+          <w:tcPr>
+            <w:tcW w:w="960" w:type="dxa"/>
+            <w:tcBorders>
+              <w:top w:val="nil"/>
+              <w:left w:val="nil"/>
+              <w:bottom w:val="nil"/>
+              <w:right w:val="single" w:sz="4" w:space="0" w:color="auto"/>
+            </w:tcBorders>
+            <w:noWrap/>
+            <w:hideMark/>
+          </w:tcPr>
+          <w:p>
+            <w:pPr>
+              <w:jc w:val="center"/>
+            </w:pPr>
+            <w:r>
+              <w:t>0,26</w:t>
             </w:r>
           </w:p>
         </w:tc>
@@ -5908,82 +5914,78 @@
               <w:bottom w:val="nil"/>
               <w:right w:val="nil"/>
             </w:tcBorders>
-            <w:shd w:val="clear" w:color="auto" w:fill="auto"/>
-            <w:noWrap/>
-            <w:hideMark/>
-          </w:tcPr>
-          <w:p>
-            <w:pPr>
-              <w:jc w:val="center"/>
-            </w:pPr>
-            <w:r>
-              <w:t>107,64</w:t>
-            </w:r>
-          </w:p>
-        </w:tc>
-        <w:tc>
-          <w:tcPr>
-            <w:tcW w:w="960" w:type="dxa"/>
-            <w:tcBorders>
-              <w:top w:val="nil"/>
-              <w:left w:val="single" w:sz="4" w:space="0" w:color="auto"/>
-              <w:bottom w:val="nil"/>
-              <w:right w:val="single" w:sz="4" w:space="0" w:color="auto"/>
-            </w:tcBorders>
-            <w:shd w:val="clear" w:color="auto" w:fill="auto"/>
-            <w:noWrap/>
-            <w:hideMark/>
-          </w:tcPr>
-          <w:p>
-            <w:pPr>
-              <w:jc w:val="center"/>
-            </w:pPr>
-            <w:r>
-              <w:t>3,76</w:t>
-            </w:r>
-          </w:p>
-        </w:tc>
-        <w:tc>
-          <w:tcPr>
-            <w:tcW w:w="960" w:type="dxa"/>
-            <w:tcBorders>
-              <w:top w:val="nil"/>
-              <w:left w:val="nil"/>
-              <w:bottom w:val="nil"/>
-              <w:right w:val="single" w:sz="4" w:space="0" w:color="auto"/>
-            </w:tcBorders>
-            <w:shd w:val="clear" w:color="auto" w:fill="auto"/>
-            <w:noWrap/>
-            <w:hideMark/>
-          </w:tcPr>
-          <w:p>
-            <w:pPr>
-              <w:jc w:val="center"/>
-            </w:pPr>
-            <w:r>
-              <w:t>36,60</w:t>
-            </w:r>
-          </w:p>
-        </w:tc>
-        <w:tc>
-          <w:tcPr>
-            <w:tcW w:w="960" w:type="dxa"/>
-            <w:tcBorders>
-              <w:top w:val="nil"/>
-              <w:left w:val="nil"/>
-              <w:bottom w:val="nil"/>
-              <w:right w:val="single" w:sz="4" w:space="0" w:color="auto"/>
-            </w:tcBorders>
-            <w:shd w:val="clear" w:color="auto" w:fill="auto"/>
-            <w:noWrap/>
-            <w:hideMark/>
-          </w:tcPr>
-          <w:p>
-            <w:pPr>
-              <w:jc w:val="center"/>
-            </w:pPr>
-            <w:r>
-              <w:t>0,24</w:t>
+            <w:noWrap/>
+            <w:hideMark/>
+          </w:tcPr>
+          <w:p>
+            <w:pPr>
+              <w:jc w:val="center"/>
+            </w:pPr>
+            <w:r>
+              <w:t>58,7</w:t>
+            </w:r>
+          </w:p>
+        </w:tc>
+        <w:tc>
+          <w:tcPr>
+            <w:tcW w:w="960" w:type="dxa"/>
+            <w:tcBorders>
+              <w:top w:val="nil"/>
+              <w:left w:val="single" w:sz="4" w:space="0" w:color="auto"/>
+              <w:bottom w:val="nil"/>
+              <w:right w:val="single" w:sz="4" w:space="0" w:color="auto"/>
+            </w:tcBorders>
+            <w:noWrap/>
+            <w:hideMark/>
+          </w:tcPr>
+          <w:p>
+            <w:pPr>
+              <w:jc w:val="center"/>
+            </w:pPr>
+            <w:r>
+              <w:t>17,1</w:t>
+            </w:r>
+          </w:p>
+        </w:tc>
+        <w:tc>
+          <w:tcPr>
+            <w:tcW w:w="960" w:type="dxa"/>
+            <w:tcBorders>
+              <w:top w:val="nil"/>
+              <w:left w:val="nil"/>
+              <w:bottom w:val="nil"/>
+              <w:right w:val="single" w:sz="4" w:space="0" w:color="auto"/>
+            </w:tcBorders>
+            <w:noWrap/>
+            <w:hideMark/>
+          </w:tcPr>
+          <w:p>
+            <w:pPr>
+              <w:jc w:val="center"/>
+            </w:pPr>
+            <w:r>
+              <w:t>31,7</w:t>
+            </w:r>
+          </w:p>
+        </w:tc>
+        <w:tc>
+          <w:tcPr>
+            <w:tcW w:w="960" w:type="dxa"/>
+            <w:tcBorders>
+              <w:top w:val="nil"/>
+              <w:left w:val="nil"/>
+              <w:bottom w:val="nil"/>
+              <w:right w:val="single" w:sz="4" w:space="0" w:color="auto"/>
+            </w:tcBorders>
+            <w:noWrap/>
+            <w:hideMark/>
+          </w:tcPr>
+          <w:p>
+            <w:pPr>
+              <w:jc w:val="center"/>
+            </w:pPr>
+            <w:r>
+              <w:t>-0,07</w:t>
             </w:r>
           </w:p>
         </w:tc>
@@ -6002,16 +6004,15 @@
               <w:bottom w:val="single" w:sz="4" w:space="0" w:color="auto"/>
               <w:right w:val="nil"/>
             </w:tcBorders>
-            <w:shd w:val="clear" w:color="auto" w:fill="auto"/>
-            <w:noWrap/>
-            <w:hideMark/>
-          </w:tcPr>
-          <w:p>
-            <w:pPr>
-              <w:jc w:val="center"/>
-            </w:pPr>
-            <w:r>
-              <w:t>99,33</w:t>
+            <w:noWrap/>
+            <w:hideMark/>
+          </w:tcPr>
+          <w:p>
+            <w:pPr>
+              <w:jc w:val="center"/>
+            </w:pPr>
+            <w:r>
+              <w:t>148,4</w:t>
             </w:r>
           </w:p>
         </w:tc>
@@ -6024,16 +6025,15 @@
               <w:bottom w:val="single" w:sz="4" w:space="0" w:color="auto"/>
               <w:right w:val="single" w:sz="4" w:space="0" w:color="auto"/>
             </w:tcBorders>
-            <w:shd w:val="clear" w:color="auto" w:fill="auto"/>
-            <w:noWrap/>
-            <w:hideMark/>
-          </w:tcPr>
-          <w:p>
-            <w:pPr>
-              <w:jc w:val="center"/>
-            </w:pPr>
-            <w:r>
-              <w:t>11,52</w:t>
+            <w:noWrap/>
+            <w:hideMark/>
+          </w:tcPr>
+          <w:p>
+            <w:pPr>
+              <w:jc w:val="center"/>
+            </w:pPr>
+            <w:r>
+              <w:t>9,2</w:t>
             </w:r>
           </w:p>
         </w:tc>
@@ -6046,16 +6046,15 @@
               <w:bottom w:val="single" w:sz="4" w:space="0" w:color="auto"/>
               <w:right w:val="single" w:sz="4" w:space="0" w:color="auto"/>
             </w:tcBorders>
-            <w:shd w:val="clear" w:color="auto" w:fill="auto"/>
-            <w:noWrap/>
-            <w:hideMark/>
-          </w:tcPr>
-          <w:p>
-            <w:pPr>
-              <w:jc w:val="center"/>
-            </w:pPr>
-            <w:r>
-              <w:t>36,80</w:t>
+            <w:noWrap/>
+            <w:hideMark/>
+          </w:tcPr>
+          <w:p>
+            <w:pPr>
+              <w:jc w:val="center"/>
+            </w:pPr>
+            <w:r>
+              <w:t>30,1</w:t>
             </w:r>
           </w:p>
         </w:tc>
@@ -6068,16 +6067,15 @@
               <w:bottom w:val="single" w:sz="4" w:space="0" w:color="auto"/>
               <w:right w:val="single" w:sz="4" w:space="0" w:color="auto"/>
             </w:tcBorders>
-            <w:shd w:val="clear" w:color="auto" w:fill="auto"/>
-            <w:noWrap/>
-            <w:hideMark/>
-          </w:tcPr>
-          <w:p>
-            <w:pPr>
-              <w:jc w:val="center"/>
-            </w:pPr>
-            <w:r>
-              <w:t>-0,92</w:t>
+            <w:noWrap/>
+            <w:hideMark/>
+          </w:tcPr>
+          <w:p>
+            <w:pPr>
+              <w:jc w:val="center"/>
+            </w:pPr>
+            <w:r>
+              <w:t>-0,05</w:t>
             </w:r>
           </w:p>
         </w:tc>
@@ -6086,17 +6084,7 @@
     <w:p>
       <w:pPr>
         <w:pStyle w:val="Corpodetexto2"/>
-        <w:tabs>
-          <w:tab w:val="num" w:pos="644"/>
-        </w:tabs>
         <w:spacing w:after="240"/>
-      </w:pPr>
-    </w:p>
-    <w:p>
-      <w:pPr>
-        <w:pStyle w:val="Corpodetexto2"/>
-        <w:spacing w:after="240"/>
-        <w:ind w:left="284"/>
       </w:pPr>
     </w:p>
     <w:sectPr>
